--- a/docs/phase_2/AgriContract_01_PhanTichThiTruong_final.docx
+++ b/docs/phase_2/AgriContract_01_PhanTichThiTruong_final.docx
@@ -1,6 +1,6 @@
 
 <file path=word/document.xml><?xml version="1.0" encoding="utf-8"?>
-<w:document xmlns:o="urn:schemas-microsoft-com:office:office" xmlns:r="http://schemas.openxmlformats.org/officeDocument/2006/relationships" xmlns:v="urn:schemas-microsoft-com:vml" xmlns:w="http://schemas.openxmlformats.org/wordprocessingml/2006/main" xmlns:w10="urn:schemas-microsoft-com:office:word" xmlns:wp="http://schemas.openxmlformats.org/drawingml/2006/wordprocessingDrawing" xmlns:wps="http://schemas.microsoft.com/office/word/2010/wordprocessingShape" xmlns:wpg="http://schemas.microsoft.com/office/word/2010/wordprocessingGroup" xmlns:mc="http://schemas.openxmlformats.org/markup-compatibility/2006" xmlns:wp14="http://schemas.microsoft.com/office/word/2010/wordprocessingDrawing" xmlns:w14="http://schemas.microsoft.com/office/word/2010/wordml" xmlns:w15="http://schemas.microsoft.com/office/word/2012/wordml" mc:Ignorable="w14 wp14 w15">
+<w:document xmlns:o="urn:schemas-microsoft-com:office:office" xmlns:r="http://schemas.openxmlformats.org/officeDocument/2006/relationships" xmlns:v="urn:schemas-microsoft-com:vml" xmlns:w="http://schemas.openxmlformats.org/wordprocessingml/2006/main" xmlns:w10="urn:schemas-microsoft-com:office:word" xmlns:wp="http://schemas.openxmlformats.org/drawingml/2006/wordprocessingDrawing" xmlns:pic="http://schemas.openxmlformats.org/drawingml/2006/picture" xmlns:wps="http://schemas.microsoft.com/office/word/2010/wordprocessingShape" xmlns:wpg="http://schemas.microsoft.com/office/word/2010/wordprocessingGroup" xmlns:mc="http://schemas.openxmlformats.org/markup-compatibility/2006" xmlns:wp14="http://schemas.microsoft.com/office/word/2010/wordprocessingDrawing" xmlns:w14="http://schemas.microsoft.com/office/word/2010/wordml" xmlns:w15="http://schemas.microsoft.com/office/word/2012/wordml" mc:Ignorable="w14 wp14 w15">
   <w:body>
     <w:p>
       <w:pPr>
@@ -155,7 +155,7 @@
             </w:rPr>
             <w:fldChar w:fldCharType="separate"/>
           </w:r>
-          <w:hyperlink w:anchor="__RefHeading___Toc718_AgriContract">
+          <w:hyperlink w:anchor="__RefHeading___Toc737_AgriContract" w:tooltip="Tóm tắt điều hành">
             <w:r>
               <w:rPr>
                 <w:rStyle w:val="IndexLink"/>
@@ -175,7 +175,7 @@
             </w:tabs>
             <w:rPr/>
           </w:pPr>
-          <w:hyperlink w:anchor="__RefHeading___Toc720_AgriContract">
+          <w:hyperlink w:anchor="__RefHeading___Toc739_AgriContract" w:tooltip="1. Quy mô thị trường">
             <w:r>
               <w:rPr>
                 <w:rStyle w:val="IndexLink"/>
@@ -195,12 +195,12 @@
             </w:tabs>
             <w:rPr/>
           </w:pPr>
-          <w:hyperlink w:anchor="__RefHeading___Toc722_AgriContract">
+          <w:hyperlink w:anchor="__RefHeading___Toc741_AgriContract" w:tooltip="1.1 Cà phê — Siêu chu kỳ giá và hệ quả chuỗi cung ứng">
             <w:r>
               <w:rPr>
                 <w:rStyle w:val="IndexLink"/>
               </w:rPr>
-              <w:t>1.1 Cà phê — Biến động giá mạnh và hệ quả chuỗi cung ứng</w:t>
+              <w:t>1.1 Cà phê — Siêu chu kỳ giá và hệ quả chuỗi cung ứng</w:t>
               <w:tab/>
               <w:t>3</w:t>
             </w:r>
@@ -215,12 +215,12 @@
             </w:tabs>
             <w:rPr/>
           </w:pPr>
-          <w:hyperlink w:anchor="__RefHeading___Toc724_AgriContract">
+          <w:hyperlink w:anchor="__RefHeading___Toc743_AgriContract" w:tooltip="1.2 Lúa gạo — Bằng chứng so sánh ngoài phạm vi đồ án">
             <w:r>
               <w:rPr>
                 <w:rStyle w:val="IndexLink"/>
               </w:rPr>
-              <w:t>1.2 Lúa gạo — Quy mô nội địa lớn và bất đối xứng thu mua</w:t>
+              <w:t>1.2 Lúa gạo — Bằng chứng so sánh ngoài phạm vi đồ án</w:t>
               <w:tab/>
               <w:t>3</w:t>
             </w:r>
@@ -235,12 +235,12 @@
             </w:tabs>
             <w:rPr/>
           </w:pPr>
-          <w:hyperlink w:anchor="__RefHeading___Toc726_AgriContract">
+          <w:hyperlink w:anchor="__RefHeading___Toc745_AgriContract" w:tooltip="1.3 Cao su — Bằng chứng so sánh ngoài phạm vi đồ án">
             <w:r>
               <w:rPr>
                 <w:rStyle w:val="IndexLink"/>
               </w:rPr>
-              <w:t>1.3 Cao su — Tăng trưởng giá trị</w:t>
+              <w:t>1.3 Cao su — Bằng chứng so sánh ngoài phạm vi đồ án</w:t>
               <w:tab/>
               <w:t>4</w:t>
             </w:r>
@@ -255,12 +255,12 @@
             </w:tabs>
             <w:rPr/>
           </w:pPr>
-          <w:hyperlink w:anchor="__RefHeading___Toc728_AgriContract">
+          <w:hyperlink w:anchor="__RefHeading___Toc747_AgriContract" w:tooltip="1.4 Điều — Bằng chứng so sánh ngoài phạm vi đồ án">
             <w:r>
               <w:rPr>
                 <w:rStyle w:val="IndexLink"/>
               </w:rPr>
-              <w:t>1.4 Điều — Dẫn đầu xuất khẩu, phụ thuộc nguyên liệu nhập khẩu</w:t>
+              <w:t>1.4 Điều — Bằng chứng so sánh ngoài phạm vi đồ án</w:t>
               <w:tab/>
               <w:t>4</w:t>
             </w:r>
@@ -275,7 +275,7 @@
             </w:tabs>
             <w:rPr/>
           </w:pPr>
-          <w:hyperlink w:anchor="__RefHeading___Toc730_AgriContract">
+          <w:hyperlink w:anchor="__RefHeading___Toc749_AgriContract" w:tooltip="1.5 Kỷ luật định lượng TAM/SAM/SOM — không đồng nhất kim ngạch với thị trường phần mềm">
             <w:r>
               <w:rPr>
                 <w:rStyle w:val="IndexLink"/>
@@ -295,7 +295,7 @@
             </w:tabs>
             <w:rPr/>
           </w:pPr>
-          <w:hyperlink w:anchor="__RefHeading___Toc732_AgriContract">
+          <w:hyperlink w:anchor="__RefHeading___Toc751_AgriContract" w:tooltip="2. Ba đặc thù cấu trúc tạo ra nhu cầu">
             <w:r>
               <w:rPr>
                 <w:rStyle w:val="IndexLink"/>
@@ -315,12 +315,12 @@
             </w:tabs>
             <w:rPr/>
           </w:pPr>
-          <w:hyperlink w:anchor="__RefHeading___Toc734_AgriContract">
+          <w:hyperlink w:anchor="__RefHeading___Toc753_AgriContract" w:tooltip="2.1 Tính mùa vụ — phá vỡ hợp đồng là quyết định kinh tế hợp lý">
             <w:r>
               <w:rPr>
                 <w:rStyle w:val="IndexLink"/>
               </w:rPr>
-              <w:t>2.1 Tính mùa vụ — chênh lệch giá làm tăng động cơ không thực hiện hợp đồng</w:t>
+              <w:t>2.1 Tính mùa vụ — phá vỡ hợp đồng là quyết định kinh tế hợp lý</w:t>
               <w:tab/>
               <w:t>4</w:t>
             </w:r>
@@ -335,12 +335,12 @@
             </w:tabs>
             <w:rPr/>
           </w:pPr>
-          <w:hyperlink w:anchor="__RefHeading___Toc736_AgriContract">
+          <w:hyperlink w:anchor="__RefHeading___Toc755_AgriContract" w:tooltip="2.2 Hàng dễ hỏng — mỗi ngày tranh chấp là thiệt hại không thu hồi được">
             <w:r>
               <w:rPr>
                 <w:rStyle w:val="IndexLink"/>
               </w:rPr>
-              <w:t>2.2 Hàng dễ hỏng — trì hoãn tranh chấp làm tăng chi phí tuỳ commodity</w:t>
+              <w:t>2.2 Hàng dễ hỏng — mỗi ngày tranh chấp là thiệt hại không thu hồi được</w:t>
               <w:tab/>
               <w:t>5</w:t>
             </w:r>
@@ -355,12 +355,12 @@
             </w:tabs>
             <w:rPr/>
           </w:pPr>
-          <w:hyperlink w:anchor="__RefHeading___Toc738_AgriContract">
+          <w:hyperlink w:anchor="__RefHeading___Toc757_AgriContract" w:tooltip="2.3 Bất đối xứng quyền lực — HTX không có công cụ tự bảo vệ">
             <w:r>
               <w:rPr>
                 <w:rStyle w:val="IndexLink"/>
               </w:rPr>
-              <w:t>2.3 Bất đối xứng quyền lực — HTX nhỏ thường thiếu công cụ chuẩn hoá bằng chứng</w:t>
+              <w:t>2.3 Bất đối xứng quyền lực — HTX không có công cụ tự bảo vệ</w:t>
               <w:tab/>
               <w:t>5</w:t>
             </w:r>
@@ -375,7 +375,7 @@
             </w:tabs>
             <w:rPr/>
           </w:pPr>
-          <w:hyperlink w:anchor="__RefHeading___Toc740_AgriContract">
+          <w:hyperlink w:anchor="__RefHeading___Toc759_AgriContract" w:tooltip="3. Ba yếu tố thúc đẩy đồng thời">
             <w:r>
               <w:rPr>
                 <w:rStyle w:val="IndexLink"/>
@@ -395,7 +395,7 @@
             </w:tabs>
             <w:rPr/>
           </w:pPr>
-          <w:hyperlink w:anchor="__RefHeading___Toc742_AgriContract">
+          <w:hyperlink w:anchor="__RefHeading___Toc761_AgriContract" w:tooltip="3.1 EUDR — Áp lực tuân thủ cứng từ thị trường EU">
             <w:r>
               <w:rPr>
                 <w:rStyle w:val="IndexLink"/>
@@ -415,7 +415,7 @@
             </w:tabs>
             <w:rPr/>
           </w:pPr>
-          <w:hyperlink w:anchor="__RefHeading___Toc744_AgriContract">
+          <w:hyperlink w:anchor="__RefHeading___Toc763_AgriContract" w:tooltip="3.2 Quy mô xuất khẩu và áp lực chuẩn hoá">
             <w:r>
               <w:rPr>
                 <w:rStyle w:val="IndexLink"/>
@@ -435,7 +435,7 @@
             </w:tabs>
             <w:rPr/>
           </w:pPr>
-          <w:hyperlink w:anchor="__RefHeading___Toc746_AgriContract">
+          <w:hyperlink w:anchor="__RefHeading___Toc765_AgriContract" w:tooltip="3.3 Chính sách số hoá nông nghiệp">
             <w:r>
               <w:rPr>
                 <w:rStyle w:val="IndexLink"/>
@@ -455,7 +455,7 @@
             </w:tabs>
             <w:rPr/>
           </w:pPr>
-          <w:hyperlink w:anchor="__RefHeading___Toc748_AgriContract">
+          <w:hyperlink w:anchor="__RefHeading___Toc767_AgriContract" w:tooltip="4. Khoảng trống thị trường">
             <w:r>
               <w:rPr>
                 <w:rStyle w:val="IndexLink"/>
@@ -475,7 +475,7 @@
             </w:tabs>
             <w:rPr/>
           </w:pPr>
-          <w:hyperlink w:anchor="__RefHeading___Toc750_AgriContract">
+          <w:hyperlink w:anchor="__RefHeading___Toc769_AgriContract" w:tooltip="4.1 Các giải pháp hiện có và giới hạn của chúng">
             <w:r>
               <w:rPr>
                 <w:rStyle w:val="IndexLink"/>
@@ -495,7 +495,7 @@
             </w:tabs>
             <w:rPr/>
           </w:pPr>
-          <w:hyperlink w:anchor="__RefHeading___Toc752_AgriContract">
+          <w:hyperlink w:anchor="__RefHeading___Toc771_AgriContract" w:tooltip="4.2 Vì sao khoảng trống contract layer vẫn còn tồn tại">
             <w:r>
               <w:rPr>
                 <w:rStyle w:val="IndexLink"/>
@@ -515,12 +515,12 @@
             </w:tabs>
             <w:rPr/>
           </w:pPr>
-          <w:hyperlink w:anchor="__RefHeading___Toc754_AgriContract">
+          <w:hyperlink w:anchor="__RefHeading___Toc773_AgriContract" w:tooltip="4.3 Cà phê-first — một cấu hình triển khai rõ ràng">
             <w:r>
               <w:rPr>
                 <w:rStyle w:val="IndexLink"/>
               </w:rPr>
-              <w:t>4.3 Bốn ngành — bốn cấu hình, một nền tảng</w:t>
+              <w:t>4.3 Cà phê-first — một cấu hình triển khai rõ ràng</w:t>
               <w:tab/>
               <w:t>7</w:t>
             </w:r>
@@ -535,7 +535,7 @@
             </w:tabs>
             <w:rPr/>
           </w:pPr>
-          <w:hyperlink w:anchor="__RefHeading___Toc756_AgriContract">
+          <w:hyperlink w:anchor="__RefHeading___Toc775_AgriContract" w:tooltip="5. Ba pain point hệ thống và ánh xạ giải pháp">
             <w:r>
               <w:rPr>
                 <w:rStyle w:val="IndexLink"/>
@@ -555,14 +555,14 @@
             </w:tabs>
             <w:rPr/>
           </w:pPr>
-          <w:hyperlink w:anchor="__RefHeading___Toc758_AgriContract">
+          <w:hyperlink w:anchor="__RefHeading___Toc777_AgriContract" w:tooltip="6. Tầm nhìn dài hạn — hạ tầng dữ liệu cho tín dụng nông nghiệp">
             <w:r>
               <w:rPr>
                 <w:rStyle w:val="IndexLink"/>
               </w:rPr>
               <w:t>6. Tầm nhìn dài hạn — hạ tầng dữ liệu cho tín dụng nông nghiệp</w:t>
               <w:tab/>
-              <w:t>9</w:t>
+              <w:t>8</w:t>
             </w:r>
           </w:hyperlink>
         </w:p>
@@ -575,12 +575,32 @@
             </w:tabs>
             <w:rPr/>
           </w:pPr>
-          <w:hyperlink w:anchor="__RefHeading___Toc760_AgriContract">
+          <w:hyperlink w:anchor="__RefHeading___Toc779_AgriContract" w:tooltip="7. Khung pháp lý tham chiếu">
             <w:r>
               <w:rPr>
                 <w:rStyle w:val="IndexLink"/>
               </w:rPr>
               <w:t>7. Khung pháp lý tham chiếu</w:t>
+              <w:tab/>
+              <w:t>9</w:t>
+            </w:r>
+          </w:hyperlink>
+        </w:p>
+        <w:p>
+          <w:pPr>
+            <w:pStyle w:val="TOC2"/>
+            <w:tabs>
+              <w:tab w:val="clear" w:pos="9355"/>
+              <w:tab w:val="right" w:pos="9637" w:leader="dot"/>
+            </w:tabs>
+            <w:rPr/>
+          </w:pPr>
+          <w:hyperlink w:anchor="__RefHeading___Toc781_AgriContract" w:tooltip="7.1 Đồng bộ kỹ thuật có ý nghĩa thị trường">
+            <w:r>
+              <w:rPr>
+                <w:rStyle w:val="IndexLink"/>
+              </w:rPr>
+              <w:t>7.1 Đồng bộ kỹ thuật có ý nghĩa thị trường</w:t>
               <w:tab/>
               <w:t>9</w:t>
             </w:r>
@@ -595,14 +615,14 @@
             </w:tabs>
             <w:rPr/>
           </w:pPr>
-          <w:hyperlink w:anchor="__RefHeading___Toc762_AgriContract">
+          <w:hyperlink w:anchor="__RefHeading___Toc783_AgriContract" w:tooltip="8. Current Scope">
             <w:r>
               <w:rPr>
                 <w:rStyle w:val="IndexLink"/>
               </w:rPr>
               <w:t>8. Current Scope</w:t>
               <w:tab/>
-              <w:t>9</w:t>
+              <w:t>10</w:t>
             </w:r>
           </w:hyperlink>
         </w:p>
@@ -615,7 +635,7 @@
             </w:tabs>
             <w:rPr/>
           </w:pPr>
-          <w:hyperlink w:anchor="__RefHeading___Toc764_AgriContract">
+          <w:hyperlink w:anchor="__RefHeading___Toc785_AgriContract" w:tooltip="9. Known Limitations">
             <w:r>
               <w:rPr>
                 <w:rStyle w:val="IndexLink"/>
@@ -635,12 +655,12 @@
             </w:tabs>
             <w:rPr/>
           </w:pPr>
-          <w:hyperlink w:anchor="__RefHeading___Toc766_AgriContract">
+          <w:hyperlink w:anchor="__RefHeading___Toc787_AgriContract" w:tooltip="8.1 Gói validation sơ cấp trước product–market fit">
             <w:r>
               <w:rPr>
                 <w:rStyle w:val="IndexLink"/>
               </w:rPr>
-              <w:t>9.1 Gói validation sơ cấp trước product–market fit</w:t>
+              <w:t>8.1 Gói validation sơ cấp trước product–market fit</w:t>
               <w:tab/>
               <w:t>10</w:t>
             </w:r>
@@ -655,7 +675,7 @@
             </w:tabs>
             <w:rPr/>
           </w:pPr>
-          <w:hyperlink w:anchor="__RefHeading___Toc768_AgriContract">
+          <w:hyperlink w:anchor="__RefHeading___Toc789_AgriContract" w:tooltip="10. Future Work">
             <w:r>
               <w:rPr>
                 <w:rStyle w:val="IndexLink"/>
@@ -675,14 +695,14 @@
             </w:tabs>
             <w:rPr/>
           </w:pPr>
-          <w:hyperlink w:anchor="__RefHeading___Toc770_AgriContract">
+          <w:hyperlink w:anchor="__RefHeading___Toc791_AgriContract" w:tooltip="11. Danh mục nguồn tham khảo">
             <w:r>
               <w:rPr>
                 <w:rStyle w:val="IndexLink"/>
               </w:rPr>
               <w:t>11. Danh mục nguồn tham khảo</w:t>
               <w:tab/>
-              <w:t>10</w:t>
+              <w:t>11</w:t>
             </w:r>
           </w:hyperlink>
           <w:r>
@@ -725,7 +745,7 @@
         <w:spacing w:before="0" w:after="120"/>
         <w:rPr/>
       </w:pPr>
-      <w:bookmarkStart w:id="0" w:name="__RefHeading___Toc718_AgriContract"/>
+      <w:bookmarkStart w:id="0" w:name="__RefHeading___Toc737_AgriContract"/>
       <w:bookmarkEnd w:id="0"/>
       <w:r>
         <w:rPr>
@@ -742,7 +762,7 @@
     <w:p>
       <w:pPr>
         <w:pStyle w:val="Normal"/>
-        <w:spacing w:lineRule="exact" w:line="276" w:before="0" w:after="120"/>
+        <w:spacing w:lineRule="auto" w:line="276" w:before="0" w:after="120"/>
         <w:jc w:val="both"/>
         <w:rPr/>
       </w:pPr>
@@ -783,16 +803,29 @@
           <w:sz w:val="21"/>
           <w:szCs w:val="21"/>
         </w:rPr>
-        <w:t>: chuẩn hoá thoả thuận, ký điện tử, quản lý cọc và tiền milestone qua một đơn vị giữ tiền phù hợp theo mô hình pilot, ghi nhận giao nhận/giám định, phân định trách nhiệm và tạo gói bằng chứng kiểm chứng được. Nền tảng không thay thế logistics, sàn thương mại điện tử, ngân hàng, cơ quan giải quyết tranh chấp hoặc tổ chức chứng nhận EUDR.</w:t>
+        <w:t>: chuẩn hoá thoả thuận, ký điện tử, quản lý cọc và tiền milestone qua một đơn vị giữ tiền hợp pháp, ghi nhận giao nhận/giám định, phân định trách nhiệm và tạo gói bằng chứng kiểm chứng được. Nền tảng không thay thế logistics, sàn thương mại điện tử, ngân hàng, cơ quan giải quyết tranh chấp hoặc tổ chức chứng nhận EUDR.</w:t>
       </w:r>
     </w:p>
     <w:p>
       <w:pPr>
         <w:pStyle w:val="Normal"/>
-        <w:spacing w:lineRule="exact" w:line="276" w:before="0" w:after="120"/>
+        <w:spacing w:lineRule="auto" w:line="276" w:before="0" w:after="120"/>
         <w:jc w:val="both"/>
         <w:rPr/>
       </w:pPr>
+      <w:r>
+        <w:rPr>
+          <w:rFonts w:eastAsia="Calibri" w:cs="Calibri"/>
+          <w:b/>
+          <w:bCs/>
+          <w:i w:val="false"/>
+          <w:iCs w:val="false"/>
+          <w:color w:val="111827"/>
+          <w:sz w:val="21"/>
+          <w:szCs w:val="21"/>
+        </w:rPr>
+        <w:t>Phạm vi đồ án được khóa ở giao dịch cà phê B2B nội địa Việt Nam.</w:t>
+      </w:r>
       <w:r>
         <w:rPr>
           <w:rFonts w:eastAsia="Calibri" w:cs="Calibri"/>
@@ -804,7 +837,28 @@
           <w:sz w:val="21"/>
           <w:szCs w:val="21"/>
         </w:rPr>
-        <w:t xml:space="preserve">Bản thiết kế Phase 2 làm rõ ba điểm ảnh hưởng trực tiếp đến luận điểm thị trường. Thứ nhất, hệ thống không dùng một nút “huỷ và phạt”; rút đề nghị, chấm dứt đồng thuận, thay thế hợp đồng, vi phạm, bất khả kháng và lỗi kích hoạt là các tình huống khác nhau. Thứ hai, người yêu cầu chấm dứt không mặc nhiên là bên vi phạm; hậu quả tiền và uy tín chỉ phát sinh sau </w:t>
+        <w:t xml:space="preserve"> Gạo, cao su và điều chỉ còn là dữ liệu so sánh thị trường/roadmap; chúng không phải commodity được API, UI hoặc mẫu hợp đồng của đồ án chấp nhận.</w:t>
+      </w:r>
+    </w:p>
+    <w:p>
+      <w:pPr>
+        <w:pStyle w:val="Normal"/>
+        <w:spacing w:lineRule="auto" w:line="276" w:before="0" w:after="120"/>
+        <w:jc w:val="both"/>
+        <w:rPr/>
+      </w:pPr>
+      <w:r>
+        <w:rPr>
+          <w:rFonts w:eastAsia="Calibri" w:cs="Calibri"/>
+          <w:b w:val="false"/>
+          <w:bCs w:val="false"/>
+          <w:i w:val="false"/>
+          <w:iCs w:val="false"/>
+          <w:color w:val="111827"/>
+          <w:sz w:val="21"/>
+          <w:szCs w:val="21"/>
+        </w:rPr>
+        <w:t xml:space="preserve">Bản thiết kế của đồ án làm rõ ba điểm ảnh hưởng trực tiếp đến luận điểm thị trường. Thứ nhất, hệ thống không dùng một nút “huỷ và phạt”; rút đề nghị, chấm dứt đồng thuận, thay thế hợp đồng, vi phạm, bất khả kháng và lỗi kích hoạt là các tình huống khác nhau. Thứ hai, người yêu cầu chấm dứt không mặc nhiên là bên vi phạm; hậu quả tiền và uy tín chỉ phát sinh sau </w:t>
       </w:r>
       <w:r>
         <w:rPr>
@@ -836,7 +890,7 @@
     <w:p>
       <w:pPr>
         <w:pStyle w:val="Normal"/>
-        <w:spacing w:lineRule="exact" w:line="276" w:before="0" w:after="120"/>
+        <w:spacing w:lineRule="auto" w:line="276" w:before="0" w:after="120"/>
         <w:jc w:val="both"/>
         <w:rPr/>
       </w:pPr>
@@ -851,7 +905,7 @@
           <w:sz w:val="21"/>
           <w:szCs w:val="21"/>
         </w:rPr>
-        <w:t>Các số liệu TAM/SAM/SOM, willingness-to-pay, mức cọc khởi điểm và tác động giảm “bẻ kèo” vẫn là giả thuyết cần pilot xác nhận. Vì vậy tài liệu trình bày cơ hội thị trường và logic sản phẩm, không tuyên bố AgriContract đã vận hành production, đã tích hợp ngân hàng thật hoặc đã chứng minh hiệu quả nhân quả.</w:t>
+        <w:t>Các số liệu TAM/SAM/SOM, willingness-to-pay, mức cọc khởi điểm và tác động giảm “phá hợp đồng” vẫn là giả thuyết cần pilot xác nhận. Vì vậy tài liệu trình bày cơ hội thị trường và logic sản phẩm, không tuyên bố AgriContract đã vận hành production, đã tích hợp ngân hàng thật hoặc đã chứng minh hiệu quả nhân quả.</w:t>
       </w:r>
     </w:p>
     <w:p>
@@ -863,7 +917,7 @@
         <w:spacing w:before="320" w:after="120"/>
         <w:rPr/>
       </w:pPr>
-      <w:bookmarkStart w:id="1" w:name="__RefHeading___Toc720_AgriContract"/>
+      <w:bookmarkStart w:id="1" w:name="__RefHeading___Toc739_AgriContract"/>
       <w:bookmarkEnd w:id="1"/>
       <w:r>
         <w:rPr>
@@ -880,7 +934,7 @@
     <w:p>
       <w:pPr>
         <w:pStyle w:val="Normal"/>
-        <w:spacing w:lineRule="exact" w:line="276" w:before="0" w:after="120"/>
+        <w:spacing w:lineRule="auto" w:line="276" w:before="0" w:after="120"/>
         <w:jc w:val="both"/>
         <w:rPr/>
       </w:pPr>
@@ -912,10 +966,10 @@
         </w:tblCellMar>
       </w:tblPr>
       <w:tblGrid>
-        <w:gridCol w:w="1943"/>
-        <w:gridCol w:w="2359"/>
-        <w:gridCol w:w="2569"/>
-        <w:gridCol w:w="2766"/>
+        <w:gridCol w:w="1974"/>
+        <w:gridCol w:w="2413"/>
+        <w:gridCol w:w="2411"/>
+        <w:gridCol w:w="2840"/>
       </w:tblGrid>
       <w:tr>
         <w:trPr>
@@ -924,7 +978,7 @@
         </w:trPr>
         <w:tc>
           <w:tcPr>
-            <w:tcW w:w="1943" w:type="dxa"/>
+            <w:tcW w:w="1974" w:type="dxa"/>
             <w:tcBorders>
               <w:top w:val="single" w:sz="4" w:space="0" w:color="D1D5DB"/>
               <w:start w:val="single" w:sz="4" w:space="0" w:color="D1D5DB"/>
@@ -937,7 +991,7 @@
           <w:p>
             <w:pPr>
               <w:pStyle w:val="Normal"/>
-              <w:spacing w:lineRule="exact" w:line="252" w:before="0" w:after="0"/>
+              <w:spacing w:lineRule="auto" w:line="252" w:before="0" w:after="0"/>
               <w:jc w:val="start"/>
               <w:rPr/>
             </w:pPr>
@@ -958,7 +1012,7 @@
         </w:tc>
         <w:tc>
           <w:tcPr>
-            <w:tcW w:w="2359" w:type="dxa"/>
+            <w:tcW w:w="2413" w:type="dxa"/>
             <w:tcBorders>
               <w:top w:val="single" w:sz="4" w:space="0" w:color="D1D5DB"/>
               <w:start w:val="single" w:sz="4" w:space="0" w:color="D1D5DB"/>
@@ -971,7 +1025,7 @@
           <w:p>
             <w:pPr>
               <w:pStyle w:val="Normal"/>
-              <w:spacing w:lineRule="exact" w:line="252" w:before="0" w:after="0"/>
+              <w:spacing w:lineRule="auto" w:line="252" w:before="0" w:after="0"/>
               <w:jc w:val="start"/>
               <w:rPr/>
             </w:pPr>
@@ -992,7 +1046,7 @@
         </w:tc>
         <w:tc>
           <w:tcPr>
-            <w:tcW w:w="2569" w:type="dxa"/>
+            <w:tcW w:w="2411" w:type="dxa"/>
             <w:tcBorders>
               <w:top w:val="single" w:sz="4" w:space="0" w:color="D1D5DB"/>
               <w:start w:val="single" w:sz="4" w:space="0" w:color="D1D5DB"/>
@@ -1005,7 +1059,7 @@
           <w:p>
             <w:pPr>
               <w:pStyle w:val="Normal"/>
-              <w:spacing w:lineRule="exact" w:line="252" w:before="0" w:after="0"/>
+              <w:spacing w:lineRule="auto" w:line="252" w:before="0" w:after="0"/>
               <w:jc w:val="start"/>
               <w:rPr/>
             </w:pPr>
@@ -1020,13 +1074,13 @@
                 <w:sz w:val="18"/>
                 <w:szCs w:val="18"/>
               </w:rPr>
-              <w:t>Tăng trưởng YoY</w:t>
-            </w:r>
-          </w:p>
-        </w:tc>
-        <w:tc>
-          <w:tcPr>
-            <w:tcW w:w="2766" w:type="dxa"/>
+              <w:t>Vai trò trong tài liệu</w:t>
+            </w:r>
+          </w:p>
+        </w:tc>
+        <w:tc>
+          <w:tcPr>
+            <w:tcW w:w="2840" w:type="dxa"/>
             <w:tcBorders>
               <w:top w:val="single" w:sz="4" w:space="0" w:color="D1D5DB"/>
               <w:start w:val="single" w:sz="4" w:space="0" w:color="D1D5DB"/>
@@ -1039,7 +1093,7 @@
           <w:p>
             <w:pPr>
               <w:pStyle w:val="Normal"/>
-              <w:spacing w:lineRule="exact" w:line="252" w:before="0" w:after="0"/>
+              <w:spacing w:lineRule="auto" w:line="252" w:before="0" w:after="0"/>
               <w:jc w:val="start"/>
               <w:rPr/>
             </w:pPr>
@@ -1054,7 +1108,7 @@
                 <w:sz w:val="18"/>
                 <w:szCs w:val="18"/>
               </w:rPr>
-              <w:t>Vị thế toàn cầu</w:t>
+              <w:t>Ghi chú</w:t>
             </w:r>
           </w:p>
         </w:tc>
@@ -1065,19 +1119,19 @@
         </w:trPr>
         <w:tc>
           <w:tcPr>
-            <w:tcW w:w="1943" w:type="dxa"/>
-            <w:tcBorders>
-              <w:top w:val="single" w:sz="4" w:space="0" w:color="D1D5DB"/>
-              <w:start w:val="single" w:sz="4" w:space="0" w:color="D1D5DB"/>
-              <w:bottom w:val="single" w:sz="4" w:space="0" w:color="D1D5DB"/>
-              <w:end w:val="single" w:sz="4" w:space="0" w:color="D1D5DB"/>
-            </w:tcBorders>
-            <w:vAlign w:val="center"/>
-          </w:tcPr>
-          <w:p>
-            <w:pPr>
-              <w:pStyle w:val="Normal"/>
-              <w:spacing w:lineRule="exact" w:line="252" w:before="0" w:after="0"/>
+            <w:tcW w:w="1974" w:type="dxa"/>
+            <w:tcBorders>
+              <w:top w:val="single" w:sz="4" w:space="0" w:color="D1D5DB"/>
+              <w:start w:val="single" w:sz="4" w:space="0" w:color="D1D5DB"/>
+              <w:bottom w:val="single" w:sz="4" w:space="0" w:color="D1D5DB"/>
+              <w:end w:val="single" w:sz="4" w:space="0" w:color="D1D5DB"/>
+            </w:tcBorders>
+            <w:vAlign w:val="center"/>
+          </w:tcPr>
+          <w:p>
+            <w:pPr>
+              <w:pStyle w:val="Normal"/>
+              <w:spacing w:lineRule="auto" w:line="252" w:before="0" w:after="0"/>
               <w:jc w:val="start"/>
               <w:rPr/>
             </w:pPr>
@@ -1098,19 +1152,19 @@
         </w:tc>
         <w:tc>
           <w:tcPr>
-            <w:tcW w:w="2359" w:type="dxa"/>
-            <w:tcBorders>
-              <w:top w:val="single" w:sz="4" w:space="0" w:color="D1D5DB"/>
-              <w:start w:val="single" w:sz="4" w:space="0" w:color="D1D5DB"/>
-              <w:bottom w:val="single" w:sz="4" w:space="0" w:color="D1D5DB"/>
-              <w:end w:val="single" w:sz="4" w:space="0" w:color="D1D5DB"/>
-            </w:tcBorders>
-            <w:vAlign w:val="center"/>
-          </w:tcPr>
-          <w:p>
-            <w:pPr>
-              <w:pStyle w:val="Normal"/>
-              <w:spacing w:lineRule="exact" w:line="252" w:before="0" w:after="0"/>
+            <w:tcW w:w="2413" w:type="dxa"/>
+            <w:tcBorders>
+              <w:top w:val="single" w:sz="4" w:space="0" w:color="D1D5DB"/>
+              <w:start w:val="single" w:sz="4" w:space="0" w:color="D1D5DB"/>
+              <w:bottom w:val="single" w:sz="4" w:space="0" w:color="D1D5DB"/>
+              <w:end w:val="single" w:sz="4" w:space="0" w:color="D1D5DB"/>
+            </w:tcBorders>
+            <w:vAlign w:val="center"/>
+          </w:tcPr>
+          <w:p>
+            <w:pPr>
+              <w:pStyle w:val="Normal"/>
+              <w:spacing w:lineRule="auto" w:line="252" w:before="0" w:after="0"/>
               <w:jc w:val="start"/>
               <w:rPr/>
             </w:pPr>
@@ -1131,19 +1185,19 @@
         </w:tc>
         <w:tc>
           <w:tcPr>
-            <w:tcW w:w="2569" w:type="dxa"/>
-            <w:tcBorders>
-              <w:top w:val="single" w:sz="4" w:space="0" w:color="D1D5DB"/>
-              <w:start w:val="single" w:sz="4" w:space="0" w:color="D1D5DB"/>
-              <w:bottom w:val="single" w:sz="4" w:space="0" w:color="D1D5DB"/>
-              <w:end w:val="single" w:sz="4" w:space="0" w:color="D1D5DB"/>
-            </w:tcBorders>
-            <w:vAlign w:val="center"/>
-          </w:tcPr>
-          <w:p>
-            <w:pPr>
-              <w:pStyle w:val="Normal"/>
-              <w:spacing w:lineRule="exact" w:line="252" w:before="0" w:after="0"/>
+            <w:tcW w:w="2411" w:type="dxa"/>
+            <w:tcBorders>
+              <w:top w:val="single" w:sz="4" w:space="0" w:color="D1D5DB"/>
+              <w:start w:val="single" w:sz="4" w:space="0" w:color="D1D5DB"/>
+              <w:bottom w:val="single" w:sz="4" w:space="0" w:color="D1D5DB"/>
+              <w:end w:val="single" w:sz="4" w:space="0" w:color="D1D5DB"/>
+            </w:tcBorders>
+            <w:vAlign w:val="center"/>
+          </w:tcPr>
+          <w:p>
+            <w:pPr>
+              <w:pStyle w:val="Normal"/>
+              <w:spacing w:lineRule="auto" w:line="252" w:before="0" w:after="0"/>
               <w:jc w:val="start"/>
               <w:rPr/>
             </w:pPr>
@@ -1158,25 +1212,25 @@
                 <w:sz w:val="18"/>
                 <w:szCs w:val="18"/>
               </w:rPr>
-              <w:t>Số liệu Chính phủ công bố cho năm 2025</w:t>
-            </w:r>
-          </w:p>
-        </w:tc>
-        <w:tc>
-          <w:tcPr>
-            <w:tcW w:w="2766" w:type="dxa"/>
-            <w:tcBorders>
-              <w:top w:val="single" w:sz="4" w:space="0" w:color="D1D5DB"/>
-              <w:start w:val="single" w:sz="4" w:space="0" w:color="D1D5DB"/>
-              <w:bottom w:val="single" w:sz="4" w:space="0" w:color="D1D5DB"/>
-              <w:end w:val="single" w:sz="4" w:space="0" w:color="D1D5DB"/>
-            </w:tcBorders>
-            <w:vAlign w:val="center"/>
-          </w:tcPr>
-          <w:p>
-            <w:pPr>
-              <w:pStyle w:val="Normal"/>
-              <w:spacing w:lineRule="exact" w:line="252" w:before="0" w:after="0"/>
+              <w:t>Phạm vi triển khai đồ án</w:t>
+            </w:r>
+          </w:p>
+        </w:tc>
+        <w:tc>
+          <w:tcPr>
+            <w:tcW w:w="2840" w:type="dxa"/>
+            <w:tcBorders>
+              <w:top w:val="single" w:sz="4" w:space="0" w:color="D1D5DB"/>
+              <w:start w:val="single" w:sz="4" w:space="0" w:color="D1D5DB"/>
+              <w:bottom w:val="single" w:sz="4" w:space="0" w:color="D1D5DB"/>
+              <w:end w:val="single" w:sz="4" w:space="0" w:color="D1D5DB"/>
+            </w:tcBorders>
+            <w:vAlign w:val="center"/>
+          </w:tcPr>
+          <w:p>
+            <w:pPr>
+              <w:pStyle w:val="Normal"/>
+              <w:spacing w:lineRule="auto" w:line="252" w:before="0" w:after="0"/>
               <w:jc w:val="start"/>
               <w:rPr/>
             </w:pPr>
@@ -1202,7 +1256,7 @@
         </w:trPr>
         <w:tc>
           <w:tcPr>
-            <w:tcW w:w="1943" w:type="dxa"/>
+            <w:tcW w:w="1974" w:type="dxa"/>
             <w:tcBorders>
               <w:top w:val="single" w:sz="4" w:space="0" w:color="D1D5DB"/>
               <w:start w:val="single" w:sz="4" w:space="0" w:color="D1D5DB"/>
@@ -1215,7 +1269,7 @@
           <w:p>
             <w:pPr>
               <w:pStyle w:val="Normal"/>
-              <w:spacing w:lineRule="exact" w:line="252" w:before="0" w:after="0"/>
+              <w:spacing w:lineRule="auto" w:line="252" w:before="0" w:after="0"/>
               <w:jc w:val="start"/>
               <w:rPr/>
             </w:pPr>
@@ -1236,7 +1290,7 @@
         </w:tc>
         <w:tc>
           <w:tcPr>
-            <w:tcW w:w="2359" w:type="dxa"/>
+            <w:tcW w:w="2413" w:type="dxa"/>
             <w:tcBorders>
               <w:top w:val="single" w:sz="4" w:space="0" w:color="D1D5DB"/>
               <w:start w:val="single" w:sz="4" w:space="0" w:color="D1D5DB"/>
@@ -1249,7 +1303,7 @@
           <w:p>
             <w:pPr>
               <w:pStyle w:val="Normal"/>
-              <w:spacing w:lineRule="exact" w:line="252" w:before="0" w:after="0"/>
+              <w:spacing w:lineRule="auto" w:line="252" w:before="0" w:after="0"/>
               <w:jc w:val="start"/>
               <w:rPr/>
             </w:pPr>
@@ -1270,7 +1324,7 @@
         </w:tc>
         <w:tc>
           <w:tcPr>
-            <w:tcW w:w="2569" w:type="dxa"/>
+            <w:tcW w:w="2411" w:type="dxa"/>
             <w:tcBorders>
               <w:top w:val="single" w:sz="4" w:space="0" w:color="D1D5DB"/>
               <w:start w:val="single" w:sz="4" w:space="0" w:color="D1D5DB"/>
@@ -1283,7 +1337,7 @@
           <w:p>
             <w:pPr>
               <w:pStyle w:val="Normal"/>
-              <w:spacing w:lineRule="exact" w:line="252" w:before="0" w:after="0"/>
+              <w:spacing w:lineRule="auto" w:line="252" w:before="0" w:after="0"/>
               <w:jc w:val="start"/>
               <w:rPr/>
             </w:pPr>
@@ -1298,13 +1352,13 @@
                 <w:sz w:val="18"/>
                 <w:szCs w:val="18"/>
               </w:rPr>
-              <w:t>Số liệu Chính phủ công bố cho năm 2025</w:t>
-            </w:r>
-          </w:p>
-        </w:tc>
-        <w:tc>
-          <w:tcPr>
-            <w:tcW w:w="2766" w:type="dxa"/>
+              <w:t>So sánh thị trường/roadmap</w:t>
+            </w:r>
+          </w:p>
+        </w:tc>
+        <w:tc>
+          <w:tcPr>
+            <w:tcW w:w="2840" w:type="dxa"/>
             <w:tcBorders>
               <w:top w:val="single" w:sz="4" w:space="0" w:color="D1D5DB"/>
               <w:start w:val="single" w:sz="4" w:space="0" w:color="D1D5DB"/>
@@ -1317,7 +1371,7 @@
           <w:p>
             <w:pPr>
               <w:pStyle w:val="Normal"/>
-              <w:spacing w:lineRule="exact" w:line="252" w:before="0" w:after="0"/>
+              <w:spacing w:lineRule="auto" w:line="252" w:before="0" w:after="0"/>
               <w:jc w:val="start"/>
               <w:rPr/>
             </w:pPr>
@@ -1332,7 +1386,7 @@
                 <w:sz w:val="18"/>
                 <w:szCs w:val="18"/>
               </w:rPr>
-              <w:t>Số liệu được dùng nhất quán trong bộ tài liệu [24]</w:t>
+              <w:t>Không phải executable scope [24]</w:t>
             </w:r>
           </w:p>
         </w:tc>
@@ -1343,19 +1397,19 @@
         </w:trPr>
         <w:tc>
           <w:tcPr>
-            <w:tcW w:w="1943" w:type="dxa"/>
-            <w:tcBorders>
-              <w:top w:val="single" w:sz="4" w:space="0" w:color="D1D5DB"/>
-              <w:start w:val="single" w:sz="4" w:space="0" w:color="D1D5DB"/>
-              <w:bottom w:val="single" w:sz="4" w:space="0" w:color="D1D5DB"/>
-              <w:end w:val="single" w:sz="4" w:space="0" w:color="D1D5DB"/>
-            </w:tcBorders>
-            <w:vAlign w:val="center"/>
-          </w:tcPr>
-          <w:p>
-            <w:pPr>
-              <w:pStyle w:val="Normal"/>
-              <w:spacing w:lineRule="exact" w:line="252" w:before="0" w:after="0"/>
+            <w:tcW w:w="1974" w:type="dxa"/>
+            <w:tcBorders>
+              <w:top w:val="single" w:sz="4" w:space="0" w:color="D1D5DB"/>
+              <w:start w:val="single" w:sz="4" w:space="0" w:color="D1D5DB"/>
+              <w:bottom w:val="single" w:sz="4" w:space="0" w:color="D1D5DB"/>
+              <w:end w:val="single" w:sz="4" w:space="0" w:color="D1D5DB"/>
+            </w:tcBorders>
+            <w:vAlign w:val="center"/>
+          </w:tcPr>
+          <w:p>
+            <w:pPr>
+              <w:pStyle w:val="Normal"/>
+              <w:spacing w:lineRule="auto" w:line="252" w:before="0" w:after="0"/>
               <w:jc w:val="start"/>
               <w:rPr/>
             </w:pPr>
@@ -1376,19 +1430,19 @@
         </w:tc>
         <w:tc>
           <w:tcPr>
-            <w:tcW w:w="2359" w:type="dxa"/>
-            <w:tcBorders>
-              <w:top w:val="single" w:sz="4" w:space="0" w:color="D1D5DB"/>
-              <w:start w:val="single" w:sz="4" w:space="0" w:color="D1D5DB"/>
-              <w:bottom w:val="single" w:sz="4" w:space="0" w:color="D1D5DB"/>
-              <w:end w:val="single" w:sz="4" w:space="0" w:color="D1D5DB"/>
-            </w:tcBorders>
-            <w:vAlign w:val="center"/>
-          </w:tcPr>
-          <w:p>
-            <w:pPr>
-              <w:pStyle w:val="Normal"/>
-              <w:spacing w:lineRule="exact" w:line="252" w:before="0" w:after="0"/>
+            <w:tcW w:w="2413" w:type="dxa"/>
+            <w:tcBorders>
+              <w:top w:val="single" w:sz="4" w:space="0" w:color="D1D5DB"/>
+              <w:start w:val="single" w:sz="4" w:space="0" w:color="D1D5DB"/>
+              <w:bottom w:val="single" w:sz="4" w:space="0" w:color="D1D5DB"/>
+              <w:end w:val="single" w:sz="4" w:space="0" w:color="D1D5DB"/>
+            </w:tcBorders>
+            <w:vAlign w:val="center"/>
+          </w:tcPr>
+          <w:p>
+            <w:pPr>
+              <w:pStyle w:val="Normal"/>
+              <w:spacing w:lineRule="auto" w:line="252" w:before="0" w:after="0"/>
               <w:jc w:val="start"/>
               <w:rPr/>
             </w:pPr>
@@ -1409,19 +1463,19 @@
         </w:tc>
         <w:tc>
           <w:tcPr>
-            <w:tcW w:w="2569" w:type="dxa"/>
-            <w:tcBorders>
-              <w:top w:val="single" w:sz="4" w:space="0" w:color="D1D5DB"/>
-              <w:start w:val="single" w:sz="4" w:space="0" w:color="D1D5DB"/>
-              <w:bottom w:val="single" w:sz="4" w:space="0" w:color="D1D5DB"/>
-              <w:end w:val="single" w:sz="4" w:space="0" w:color="D1D5DB"/>
-            </w:tcBorders>
-            <w:vAlign w:val="center"/>
-          </w:tcPr>
-          <w:p>
-            <w:pPr>
-              <w:pStyle w:val="Normal"/>
-              <w:spacing w:lineRule="exact" w:line="252" w:before="0" w:after="0"/>
+            <w:tcW w:w="2411" w:type="dxa"/>
+            <w:tcBorders>
+              <w:top w:val="single" w:sz="4" w:space="0" w:color="D1D5DB"/>
+              <w:start w:val="single" w:sz="4" w:space="0" w:color="D1D5DB"/>
+              <w:bottom w:val="single" w:sz="4" w:space="0" w:color="D1D5DB"/>
+              <w:end w:val="single" w:sz="4" w:space="0" w:color="D1D5DB"/>
+            </w:tcBorders>
+            <w:vAlign w:val="center"/>
+          </w:tcPr>
+          <w:p>
+            <w:pPr>
+              <w:pStyle w:val="Normal"/>
+              <w:spacing w:lineRule="auto" w:line="252" w:before="0" w:after="0"/>
               <w:jc w:val="start"/>
               <w:rPr/>
             </w:pPr>
@@ -1436,25 +1490,25 @@
                 <w:sz w:val="18"/>
                 <w:szCs w:val="18"/>
               </w:rPr>
-              <w:t>Giữ trong phạm vi sản phẩm</w:t>
-            </w:r>
-          </w:p>
-        </w:tc>
-        <w:tc>
-          <w:tcPr>
-            <w:tcW w:w="2766" w:type="dxa"/>
-            <w:tcBorders>
-              <w:top w:val="single" w:sz="4" w:space="0" w:color="D1D5DB"/>
-              <w:start w:val="single" w:sz="4" w:space="0" w:color="D1D5DB"/>
-              <w:bottom w:val="single" w:sz="4" w:space="0" w:color="D1D5DB"/>
-              <w:end w:val="single" w:sz="4" w:space="0" w:color="D1D5DB"/>
-            </w:tcBorders>
-            <w:vAlign w:val="center"/>
-          </w:tcPr>
-          <w:p>
-            <w:pPr>
-              <w:pStyle w:val="Normal"/>
-              <w:spacing w:lineRule="exact" w:line="252" w:before="0" w:after="0"/>
+              <w:t>So sánh nghiên cứu/roadmap</w:t>
+            </w:r>
+          </w:p>
+        </w:tc>
+        <w:tc>
+          <w:tcPr>
+            <w:tcW w:w="2840" w:type="dxa"/>
+            <w:tcBorders>
+              <w:top w:val="single" w:sz="4" w:space="0" w:color="D1D5DB"/>
+              <w:start w:val="single" w:sz="4" w:space="0" w:color="D1D5DB"/>
+              <w:bottom w:val="single" w:sz="4" w:space="0" w:color="D1D5DB"/>
+              <w:end w:val="single" w:sz="4" w:space="0" w:color="D1D5DB"/>
+            </w:tcBorders>
+            <w:vAlign w:val="center"/>
+          </w:tcPr>
+          <w:p>
+            <w:pPr>
+              <w:pStyle w:val="Normal"/>
+              <w:spacing w:lineRule="auto" w:line="252" w:before="0" w:after="0"/>
               <w:jc w:val="start"/>
               <w:rPr/>
             </w:pPr>
@@ -1480,7 +1534,7 @@
         </w:trPr>
         <w:tc>
           <w:tcPr>
-            <w:tcW w:w="1943" w:type="dxa"/>
+            <w:tcW w:w="1974" w:type="dxa"/>
             <w:tcBorders>
               <w:top w:val="single" w:sz="4" w:space="0" w:color="D1D5DB"/>
               <w:start w:val="single" w:sz="4" w:space="0" w:color="D1D5DB"/>
@@ -1493,7 +1547,7 @@
           <w:p>
             <w:pPr>
               <w:pStyle w:val="Normal"/>
-              <w:spacing w:lineRule="exact" w:line="252" w:before="0" w:after="0"/>
+              <w:spacing w:lineRule="auto" w:line="252" w:before="0" w:after="0"/>
               <w:jc w:val="start"/>
               <w:rPr/>
             </w:pPr>
@@ -1514,7 +1568,7 @@
         </w:tc>
         <w:tc>
           <w:tcPr>
-            <w:tcW w:w="2359" w:type="dxa"/>
+            <w:tcW w:w="2413" w:type="dxa"/>
             <w:tcBorders>
               <w:top w:val="single" w:sz="4" w:space="0" w:color="D1D5DB"/>
               <w:start w:val="single" w:sz="4" w:space="0" w:color="D1D5DB"/>
@@ -1527,7 +1581,7 @@
           <w:p>
             <w:pPr>
               <w:pStyle w:val="Normal"/>
-              <w:spacing w:lineRule="exact" w:line="252" w:before="0" w:after="0"/>
+              <w:spacing w:lineRule="auto" w:line="252" w:before="0" w:after="0"/>
               <w:jc w:val="start"/>
               <w:rPr/>
             </w:pPr>
@@ -1548,7 +1602,7 @@
         </w:tc>
         <w:tc>
           <w:tcPr>
-            <w:tcW w:w="2569" w:type="dxa"/>
+            <w:tcW w:w="2411" w:type="dxa"/>
             <w:tcBorders>
               <w:top w:val="single" w:sz="4" w:space="0" w:color="D1D5DB"/>
               <w:start w:val="single" w:sz="4" w:space="0" w:color="D1D5DB"/>
@@ -1561,7 +1615,7 @@
           <w:p>
             <w:pPr>
               <w:pStyle w:val="Normal"/>
-              <w:spacing w:lineRule="exact" w:line="252" w:before="0" w:after="0"/>
+              <w:spacing w:lineRule="auto" w:line="252" w:before="0" w:after="0"/>
               <w:jc w:val="start"/>
               <w:rPr/>
             </w:pPr>
@@ -1576,13 +1630,13 @@
                 <w:sz w:val="18"/>
                 <w:szCs w:val="18"/>
               </w:rPr>
-              <w:t>Thuộc nhóm hàng EUDR</w:t>
-            </w:r>
-          </w:p>
-        </w:tc>
-        <w:tc>
-          <w:tcPr>
-            <w:tcW w:w="2766" w:type="dxa"/>
+              <w:t>So sánh EUDR/roadmap</w:t>
+            </w:r>
+          </w:p>
+        </w:tc>
+        <w:tc>
+          <w:tcPr>
+            <w:tcW w:w="2840" w:type="dxa"/>
             <w:tcBorders>
               <w:top w:val="single" w:sz="4" w:space="0" w:color="D1D5DB"/>
               <w:start w:val="single" w:sz="4" w:space="0" w:color="D1D5DB"/>
@@ -1595,7 +1649,7 @@
           <w:p>
             <w:pPr>
               <w:pStyle w:val="Normal"/>
-              <w:spacing w:lineRule="exact" w:line="252" w:before="0" w:after="0"/>
+              <w:spacing w:lineRule="auto" w:line="252" w:before="0" w:after="0"/>
               <w:jc w:val="start"/>
               <w:rPr/>
             </w:pPr>
@@ -1619,7 +1673,7 @@
     <w:p>
       <w:pPr>
         <w:pStyle w:val="Normal"/>
-        <w:spacing w:lineRule="exact" w:line="276" w:before="0" w:after="120"/>
+        <w:spacing w:lineRule="auto" w:line="276" w:before="0" w:after="120"/>
         <w:jc w:val="both"/>
         <w:rPr/>
       </w:pPr>
@@ -1634,33 +1688,7 @@
           <w:sz w:val="21"/>
           <w:szCs w:val="21"/>
         </w:rPr>
-        <w:t xml:space="preserve">Bốn ngành hàng nằm trong phạm vi phục vụ trực tiếp của nền tảng — </w:t>
-      </w:r>
-      <w:r>
-        <w:rPr>
-          <w:rFonts w:eastAsia="Calibri" w:cs="Calibri"/>
-          <w:b/>
-          <w:bCs/>
-          <w:i w:val="false"/>
-          <w:iCs w:val="false"/>
-          <w:color w:val="111827"/>
-          <w:sz w:val="21"/>
-          <w:szCs w:val="21"/>
-        </w:rPr>
-        <w:t>cà phê, lúa gạo, cao su, điều</w:t>
-      </w:r>
-      <w:r>
-        <w:rPr>
-          <w:rFonts w:eastAsia="Calibri" w:cs="Calibri"/>
-          <w:b w:val="false"/>
-          <w:bCs w:val="false"/>
-          <w:i w:val="false"/>
-          <w:iCs w:val="false"/>
-          <w:color w:val="111827"/>
-          <w:sz w:val="21"/>
-          <w:szCs w:val="21"/>
-        </w:rPr>
-        <w:t xml:space="preserve"> — được chọn vì chúng hội tụ đủ hai điều kiện: giá trị giao dịch cao và quy trình thu mua từ HTX còn phụ thuộc nặng vào niềm tin cá nhân. Cà phê và cao su thuộc phạm vi điều chỉnh của EUDR; lúa gạo và điều không thuộc EUDR nhưng chịu đúng ba đặc thù cấu trúc mô tả ở Mục 2.</w:t>
+        <w:t>Cà phê được chọn làm phạm vi phục vụ trực tiếp vì hội tụ giá trị giao dịch cao, biến động giá, quy trình thu mua từ HTX và yêu cầu dữ liệu nguồn gốc. Ba ngành còn lại được giữ để kiểm tra khả năng khái quát của bài toán, không được dùng để tuyên bố đồ án đã hỗ trợ đa hàng hoá.</w:t>
       </w:r>
     </w:p>
     <w:p>
@@ -1669,7 +1697,7 @@
         <w:spacing w:before="240" w:after="80"/>
         <w:rPr/>
       </w:pPr>
-      <w:bookmarkStart w:id="2" w:name="__RefHeading___Toc722_AgriContract"/>
+      <w:bookmarkStart w:id="2" w:name="__RefHeading___Toc741_AgriContract"/>
       <w:bookmarkEnd w:id="2"/>
       <w:r>
         <w:rPr>
@@ -1680,13 +1708,13 @@
           <w:sz w:val="25"/>
           <w:szCs w:val="25"/>
         </w:rPr>
-        <w:t>1.1 Cà phê — Biến động giá mạnh và hệ quả chuỗi cung ứng</w:t>
+        <w:t>1.1 Cà phê — Siêu chu kỳ giá và hệ quả chuỗi cung ứng</w:t>
       </w:r>
     </w:p>
     <w:p>
       <w:pPr>
         <w:pStyle w:val="Normal"/>
-        <w:spacing w:lineRule="exact" w:line="276" w:before="0" w:after="120"/>
+        <w:spacing w:lineRule="auto" w:line="276" w:before="0" w:after="120"/>
         <w:jc w:val="both"/>
         <w:rPr/>
       </w:pPr>
@@ -1707,7 +1735,7 @@
     <w:p>
       <w:pPr>
         <w:pStyle w:val="Normal"/>
-        <w:spacing w:lineRule="exact" w:line="276" w:before="0" w:after="120"/>
+        <w:spacing w:lineRule="auto" w:line="276" w:before="0" w:after="120"/>
         <w:jc w:val="both"/>
         <w:rPr/>
       </w:pPr>
@@ -1731,7 +1759,7 @@
         <w:spacing w:before="240" w:after="80"/>
         <w:rPr/>
       </w:pPr>
-      <w:bookmarkStart w:id="3" w:name="__RefHeading___Toc724_AgriContract"/>
+      <w:bookmarkStart w:id="3" w:name="__RefHeading___Toc743_AgriContract"/>
       <w:bookmarkEnd w:id="3"/>
       <w:r>
         <w:rPr>
@@ -1742,13 +1770,13 @@
           <w:sz w:val="25"/>
           <w:szCs w:val="25"/>
         </w:rPr>
-        <w:t>1.2 Lúa gạo — Quy mô nội địa lớn và bất đối xứng thu mua</w:t>
+        <w:t>1.2 Lúa gạo — Bằng chứng so sánh ngoài phạm vi đồ án</w:t>
       </w:r>
     </w:p>
     <w:p>
       <w:pPr>
         <w:pStyle w:val="Normal"/>
-        <w:spacing w:lineRule="exact" w:line="276" w:before="0" w:after="120"/>
+        <w:spacing w:lineRule="auto" w:line="276" w:before="0" w:after="120"/>
         <w:jc w:val="both"/>
         <w:rPr/>
       </w:pPr>
@@ -1769,7 +1797,7 @@
     <w:p>
       <w:pPr>
         <w:pStyle w:val="Normal"/>
-        <w:spacing w:lineRule="exact" w:line="276" w:before="0" w:after="120"/>
+        <w:spacing w:lineRule="auto" w:line="276" w:before="0" w:after="120"/>
         <w:jc w:val="both"/>
         <w:rPr/>
       </w:pPr>
@@ -1784,7 +1812,7 @@
           <w:sz w:val="21"/>
           <w:szCs w:val="21"/>
         </w:rPr>
-        <w:t>Với lúa gạo, giá trị cốt lõi của nền tảng nằm ở cơ chế ký quỹ, giải quyết tranh chấp và tích luỹ uy tín — không phải ở compliance EUDR.</w:t>
+        <w:t>Kết quả này chỉ hỗ trợ phân tích cơ chế bất đối xứng; đồ án không triển khai luồng hợp đồng lúa gạo.</w:t>
       </w:r>
     </w:p>
     <w:p>
@@ -1793,7 +1821,7 @@
         <w:spacing w:before="240" w:after="80"/>
         <w:rPr/>
       </w:pPr>
-      <w:bookmarkStart w:id="4" w:name="__RefHeading___Toc726_AgriContract"/>
+      <w:bookmarkStart w:id="4" w:name="__RefHeading___Toc745_AgriContract"/>
       <w:bookmarkEnd w:id="4"/>
       <w:r>
         <w:rPr>
@@ -1804,13 +1832,13 @@
           <w:sz w:val="25"/>
           <w:szCs w:val="25"/>
         </w:rPr>
-        <w:t>1.3 Cao su — Tăng trưởng giá trị</w:t>
+        <w:t>1.3 Cao su — Bằng chứng so sánh ngoài phạm vi đồ án</w:t>
       </w:r>
     </w:p>
     <w:p>
       <w:pPr>
         <w:pStyle w:val="Normal"/>
-        <w:spacing w:lineRule="exact" w:line="276" w:before="0" w:after="120"/>
+        <w:spacing w:lineRule="auto" w:line="276" w:before="0" w:after="120"/>
         <w:jc w:val="both"/>
         <w:rPr/>
       </w:pPr>
@@ -1834,7 +1862,7 @@
         <w:spacing w:before="240" w:after="80"/>
         <w:rPr/>
       </w:pPr>
-      <w:bookmarkStart w:id="5" w:name="__RefHeading___Toc728_AgriContract"/>
+      <w:bookmarkStart w:id="5" w:name="__RefHeading___Toc747_AgriContract"/>
       <w:bookmarkEnd w:id="5"/>
       <w:r>
         <w:rPr>
@@ -1845,13 +1873,13 @@
           <w:sz w:val="25"/>
           <w:szCs w:val="25"/>
         </w:rPr>
-        <w:t>1.4 Điều — Dẫn đầu xuất khẩu, phụ thuộc nguyên liệu nhập khẩu</w:t>
+        <w:t>1.4 Điều — Bằng chứng so sánh ngoài phạm vi đồ án</w:t>
       </w:r>
     </w:p>
     <w:p>
       <w:pPr>
         <w:pStyle w:val="Normal"/>
-        <w:spacing w:lineRule="exact" w:line="276" w:before="0" w:after="120"/>
+        <w:spacing w:lineRule="auto" w:line="276" w:before="0" w:after="120"/>
         <w:jc w:val="both"/>
         <w:rPr/>
       </w:pPr>
@@ -1875,7 +1903,7 @@
         <w:spacing w:before="240" w:after="80"/>
         <w:rPr/>
       </w:pPr>
-      <w:bookmarkStart w:id="6" w:name="__RefHeading___Toc730_AgriContract"/>
+      <w:bookmarkStart w:id="6" w:name="__RefHeading___Toc749_AgriContract"/>
       <w:bookmarkEnd w:id="6"/>
       <w:r>
         <w:rPr>
@@ -1892,7 +1920,7 @@
     <w:p>
       <w:pPr>
         <w:pStyle w:val="Normal"/>
-        <w:spacing w:lineRule="exact" w:line="276" w:before="0" w:after="120"/>
+        <w:spacing w:lineRule="auto" w:line="276" w:before="0" w:after="120"/>
         <w:jc w:val="both"/>
         <w:rPr/>
       </w:pPr>
@@ -1907,7 +1935,7 @@
           <w:sz w:val="21"/>
           <w:szCs w:val="21"/>
         </w:rPr>
-        <w:t>Kim ngạch xuất khẩu 70,09 tỷ USD cho thấy quy mô và mức độ quan trọng của chuỗi nông sản, nhưng không phải TAM của AgriContract. Quy mô thị trường phần mềm phải được dựng bottom-up từ số tổ chức có khả năng mua, số hợp đồng phù hợp hoặc GMV thực sự đi qua nền tảng.</w:t>
+        <w:t>Kim ngạch xuất khẩu 70,09 tỷ USD chứng minh quy mô và mức độ quan trọng của chuỗi nông sản, nhưng không phải TAM của AgriContract. Quy mô thị trường phần mềm phải được dựng bottom-up từ số tổ chức có khả năng mua, số hợp đồng phù hợp hoặc GMV thực sự đi qua nền tảng.</w:t>
       </w:r>
     </w:p>
     <w:tbl>
@@ -1927,7 +1955,7 @@
         <w:gridCol w:w="1682"/>
         <w:gridCol w:w="2749"/>
         <w:gridCol w:w="2750"/>
-        <w:gridCol w:w="2456"/>
+        <w:gridCol w:w="2457"/>
       </w:tblGrid>
       <w:tr>
         <w:trPr>
@@ -1949,7 +1977,7 @@
           <w:p>
             <w:pPr>
               <w:pStyle w:val="Normal"/>
-              <w:spacing w:lineRule="exact" w:line="252" w:before="0" w:after="0"/>
+              <w:spacing w:lineRule="auto" w:line="252" w:before="0" w:after="0"/>
               <w:jc w:val="start"/>
               <w:rPr/>
             </w:pPr>
@@ -1983,7 +2011,7 @@
           <w:p>
             <w:pPr>
               <w:pStyle w:val="Normal"/>
-              <w:spacing w:lineRule="exact" w:line="252" w:before="0" w:after="0"/>
+              <w:spacing w:lineRule="auto" w:line="252" w:before="0" w:after="0"/>
               <w:jc w:val="start"/>
               <w:rPr/>
             </w:pPr>
@@ -2017,7 +2045,7 @@
           <w:p>
             <w:pPr>
               <w:pStyle w:val="Normal"/>
-              <w:spacing w:lineRule="exact" w:line="252" w:before="0" w:after="0"/>
+              <w:spacing w:lineRule="auto" w:line="252" w:before="0" w:after="0"/>
               <w:jc w:val="start"/>
               <w:rPr/>
             </w:pPr>
@@ -2038,7 +2066,7 @@
         </w:tc>
         <w:tc>
           <w:tcPr>
-            <w:tcW w:w="2456" w:type="dxa"/>
+            <w:tcW w:w="2457" w:type="dxa"/>
             <w:tcBorders>
               <w:top w:val="single" w:sz="4" w:space="0" w:color="D1D5DB"/>
               <w:start w:val="single" w:sz="4" w:space="0" w:color="D1D5DB"/>
@@ -2051,7 +2079,7 @@
           <w:p>
             <w:pPr>
               <w:pStyle w:val="Normal"/>
-              <w:spacing w:lineRule="exact" w:line="252" w:before="0" w:after="0"/>
+              <w:spacing w:lineRule="auto" w:line="252" w:before="0" w:after="0"/>
               <w:jc w:val="start"/>
               <w:rPr/>
             </w:pPr>
@@ -2089,7 +2117,7 @@
           <w:p>
             <w:pPr>
               <w:pStyle w:val="Normal"/>
-              <w:spacing w:lineRule="exact" w:line="252" w:before="0" w:after="0"/>
+              <w:spacing w:lineRule="auto" w:line="252" w:before="0" w:after="0"/>
               <w:jc w:val="start"/>
               <w:rPr/>
             </w:pPr>
@@ -2122,7 +2150,7 @@
           <w:p>
             <w:pPr>
               <w:pStyle w:val="Normal"/>
-              <w:spacing w:lineRule="exact" w:line="252" w:before="0" w:after="0"/>
+              <w:spacing w:lineRule="auto" w:line="252" w:before="0" w:after="0"/>
               <w:jc w:val="start"/>
               <w:rPr/>
             </w:pPr>
@@ -2137,7 +2165,7 @@
                 <w:sz w:val="18"/>
                 <w:szCs w:val="18"/>
               </w:rPr>
-              <w:t>Toàn bộ doanh nghiệp/HTX pháp nhân trong bốn ngành có nhu cầu quản trị hợp đồng B2B</w:t>
+              <w:t>Toàn bộ doanh nghiệp/HTX pháp nhân trong chuỗi cà phê Việt Nam có nhu cầu quản trị hợp đồng B2B</w:t>
             </w:r>
           </w:p>
         </w:tc>
@@ -2155,7 +2183,7 @@
           <w:p>
             <w:pPr>
               <w:pStyle w:val="Normal"/>
-              <w:spacing w:lineRule="exact" w:line="252" w:before="0" w:after="0"/>
+              <w:spacing w:lineRule="auto" w:line="252" w:before="0" w:after="0"/>
               <w:jc w:val="start"/>
               <w:rPr/>
             </w:pPr>
@@ -2170,25 +2198,25 @@
                 <w:sz w:val="18"/>
                 <w:szCs w:val="18"/>
               </w:rPr>
-              <w:t>N tổ chức mục tiêu × phí trung bình năm; hoặc GMV hợp đồng phù hợp × take rate</w:t>
-            </w:r>
-          </w:p>
-        </w:tc>
-        <w:tc>
-          <w:tcPr>
-            <w:tcW w:w="2456" w:type="dxa"/>
-            <w:tcBorders>
-              <w:top w:val="single" w:sz="4" w:space="0" w:color="D1D5DB"/>
-              <w:start w:val="single" w:sz="4" w:space="0" w:color="D1D5DB"/>
-              <w:bottom w:val="single" w:sz="4" w:space="0" w:color="D1D5DB"/>
-              <w:end w:val="single" w:sz="4" w:space="0" w:color="D1D5DB"/>
-            </w:tcBorders>
-            <w:vAlign w:val="center"/>
-          </w:tcPr>
-          <w:p>
-            <w:pPr>
-              <w:pStyle w:val="Normal"/>
-              <w:spacing w:lineRule="exact" w:line="252" w:before="0" w:after="0"/>
+              <w:t>N tổ chức mục tiêu × phí trung bình năm; hoặc GMV hợp đồng cà phê phù hợp × take rate</w:t>
+            </w:r>
+          </w:p>
+        </w:tc>
+        <w:tc>
+          <w:tcPr>
+            <w:tcW w:w="2457" w:type="dxa"/>
+            <w:tcBorders>
+              <w:top w:val="single" w:sz="4" w:space="0" w:color="D1D5DB"/>
+              <w:start w:val="single" w:sz="4" w:space="0" w:color="D1D5DB"/>
+              <w:bottom w:val="single" w:sz="4" w:space="0" w:color="D1D5DB"/>
+              <w:end w:val="single" w:sz="4" w:space="0" w:color="D1D5DB"/>
+            </w:tcBorders>
+            <w:vAlign w:val="center"/>
+          </w:tcPr>
+          <w:p>
+            <w:pPr>
+              <w:pStyle w:val="Normal"/>
+              <w:spacing w:lineRule="auto" w:line="252" w:before="0" w:after="0"/>
               <w:jc w:val="start"/>
               <w:rPr/>
             </w:pPr>
@@ -2227,7 +2255,7 @@
           <w:p>
             <w:pPr>
               <w:pStyle w:val="Normal"/>
-              <w:spacing w:lineRule="exact" w:line="252" w:before="0" w:after="0"/>
+              <w:spacing w:lineRule="auto" w:line="252" w:before="0" w:after="0"/>
               <w:jc w:val="start"/>
               <w:rPr/>
             </w:pPr>
@@ -2261,7 +2289,7 @@
           <w:p>
             <w:pPr>
               <w:pStyle w:val="Normal"/>
-              <w:spacing w:lineRule="exact" w:line="252" w:before="0" w:after="0"/>
+              <w:spacing w:lineRule="auto" w:line="252" w:before="0" w:after="0"/>
               <w:jc w:val="start"/>
               <w:rPr/>
             </w:pPr>
@@ -2295,7 +2323,7 @@
           <w:p>
             <w:pPr>
               <w:pStyle w:val="Normal"/>
-              <w:spacing w:lineRule="exact" w:line="252" w:before="0" w:after="0"/>
+              <w:spacing w:lineRule="auto" w:line="252" w:before="0" w:after="0"/>
               <w:jc w:val="start"/>
               <w:rPr/>
             </w:pPr>
@@ -2316,7 +2344,7 @@
         </w:tc>
         <w:tc>
           <w:tcPr>
-            <w:tcW w:w="2456" w:type="dxa"/>
+            <w:tcW w:w="2457" w:type="dxa"/>
             <w:tcBorders>
               <w:top w:val="single" w:sz="4" w:space="0" w:color="D1D5DB"/>
               <w:start w:val="single" w:sz="4" w:space="0" w:color="D1D5DB"/>
@@ -2329,7 +2357,7 @@
           <w:p>
             <w:pPr>
               <w:pStyle w:val="Normal"/>
-              <w:spacing w:lineRule="exact" w:line="252" w:before="0" w:after="0"/>
+              <w:spacing w:lineRule="auto" w:line="252" w:before="0" w:after="0"/>
               <w:jc w:val="start"/>
               <w:rPr/>
             </w:pPr>
@@ -2367,7 +2395,7 @@
           <w:p>
             <w:pPr>
               <w:pStyle w:val="Normal"/>
-              <w:spacing w:lineRule="exact" w:line="252" w:before="0" w:after="0"/>
+              <w:spacing w:lineRule="auto" w:line="252" w:before="0" w:after="0"/>
               <w:jc w:val="start"/>
               <w:rPr/>
             </w:pPr>
@@ -2400,7 +2428,7 @@
           <w:p>
             <w:pPr>
               <w:pStyle w:val="Normal"/>
-              <w:spacing w:lineRule="exact" w:line="252" w:before="0" w:after="0"/>
+              <w:spacing w:lineRule="auto" w:line="252" w:before="0" w:after="0"/>
               <w:jc w:val="start"/>
               <w:rPr/>
             </w:pPr>
@@ -2433,7 +2461,7 @@
           <w:p>
             <w:pPr>
               <w:pStyle w:val="Normal"/>
-              <w:spacing w:lineRule="exact" w:line="252" w:before="0" w:after="0"/>
+              <w:spacing w:lineRule="auto" w:line="252" w:before="0" w:after="0"/>
               <w:jc w:val="start"/>
               <w:rPr/>
             </w:pPr>
@@ -2454,19 +2482,19 @@
         </w:tc>
         <w:tc>
           <w:tcPr>
-            <w:tcW w:w="2456" w:type="dxa"/>
-            <w:tcBorders>
-              <w:top w:val="single" w:sz="4" w:space="0" w:color="D1D5DB"/>
-              <w:start w:val="single" w:sz="4" w:space="0" w:color="D1D5DB"/>
-              <w:bottom w:val="single" w:sz="4" w:space="0" w:color="D1D5DB"/>
-              <w:end w:val="single" w:sz="4" w:space="0" w:color="D1D5DB"/>
-            </w:tcBorders>
-            <w:vAlign w:val="center"/>
-          </w:tcPr>
-          <w:p>
-            <w:pPr>
-              <w:pStyle w:val="Normal"/>
-              <w:spacing w:lineRule="exact" w:line="252" w:before="0" w:after="0"/>
+            <w:tcW w:w="2457" w:type="dxa"/>
+            <w:tcBorders>
+              <w:top w:val="single" w:sz="4" w:space="0" w:color="D1D5DB"/>
+              <w:start w:val="single" w:sz="4" w:space="0" w:color="D1D5DB"/>
+              <w:bottom w:val="single" w:sz="4" w:space="0" w:color="D1D5DB"/>
+              <w:end w:val="single" w:sz="4" w:space="0" w:color="D1D5DB"/>
+            </w:tcBorders>
+            <w:vAlign w:val="center"/>
+          </w:tcPr>
+          <w:p>
+            <w:pPr>
+              <w:pStyle w:val="Normal"/>
+              <w:spacing w:lineRule="auto" w:line="252" w:before="0" w:after="0"/>
               <w:jc w:val="start"/>
               <w:rPr/>
             </w:pPr>
@@ -2490,7 +2518,7 @@
     <w:p>
       <w:pPr>
         <w:pStyle w:val="Normal"/>
-        <w:spacing w:lineRule="exact" w:line="276" w:before="0" w:after="120"/>
+        <w:spacing w:lineRule="auto" w:line="276" w:before="0" w:after="120"/>
         <w:jc w:val="both"/>
         <w:rPr/>
       </w:pPr>
@@ -2530,7 +2558,7 @@
         <w:spacing w:before="320" w:after="120"/>
         <w:rPr/>
       </w:pPr>
-      <w:bookmarkStart w:id="7" w:name="__RefHeading___Toc732_AgriContract"/>
+      <w:bookmarkStart w:id="7" w:name="__RefHeading___Toc751_AgriContract"/>
       <w:bookmarkEnd w:id="7"/>
       <w:r>
         <w:rPr>
@@ -2547,7 +2575,7 @@
     <w:p>
       <w:pPr>
         <w:pStyle w:val="Normal"/>
-        <w:spacing w:lineRule="exact" w:line="276" w:before="0" w:after="120"/>
+        <w:spacing w:lineRule="auto" w:line="276" w:before="0" w:after="120"/>
         <w:jc w:val="both"/>
         <w:rPr/>
       </w:pPr>
@@ -2562,7 +2590,7 @@
           <w:sz w:val="21"/>
           <w:szCs w:val="21"/>
         </w:rPr>
-        <w:t>Các nghiên cứu cho thấy contract farming có thể tạo lợi ích nhưng kết quả không đồng nhất; side-selling/default có liên hệ với incentive, chênh lệch giá, chậm thanh toán và quyền định giá. Mức độ của các cơ chế này trong bốn ngành hàng tại Việt Nam cần được đo riêng. [1], [4], [6]–[8]</w:t>
+        <w:t>Các nghiên cứu cho thấy contract farming có thể tạo lợi ích nhưng kết quả không đồng nhất; side-selling/default có liên hệ với incentive, chênh lệch giá, chậm thanh toán và quyền định giá. Các nghiên cứu ngoài ngành cà phê chỉ là benchmark cơ chế; mức độ trong chuỗi cà phê Việt Nam phải được đo riêng. [1], [4], [6]–[8]</w:t>
       </w:r>
     </w:p>
     <w:p>
@@ -2571,7 +2599,7 @@
         <w:spacing w:before="240" w:after="80"/>
         <w:rPr/>
       </w:pPr>
-      <w:bookmarkStart w:id="8" w:name="__RefHeading___Toc734_AgriContract"/>
+      <w:bookmarkStart w:id="8" w:name="__RefHeading___Toc753_AgriContract"/>
       <w:bookmarkEnd w:id="8"/>
       <w:r>
         <w:rPr>
@@ -2582,13 +2610,13 @@
           <w:sz w:val="25"/>
           <w:szCs w:val="25"/>
         </w:rPr>
-        <w:t>2.1 Tính mùa vụ — chênh lệch giá làm tăng động cơ không thực hiện hợp đồng</w:t>
+        <w:t>2.1 Tính mùa vụ — phá vỡ hợp đồng là quyết định kinh tế hợp lý</w:t>
       </w:r>
     </w:p>
     <w:p>
       <w:pPr>
         <w:pStyle w:val="Normal"/>
-        <w:spacing w:lineRule="exact" w:line="276" w:before="0" w:after="120"/>
+        <w:spacing w:lineRule="auto" w:line="276" w:before="0" w:after="120"/>
         <w:jc w:val="both"/>
         <w:rPr/>
       </w:pPr>
@@ -2609,7 +2637,7 @@
     <w:p>
       <w:pPr>
         <w:pStyle w:val="Normal"/>
-        <w:spacing w:lineRule="exact" w:line="276" w:before="0" w:after="120"/>
+        <w:spacing w:lineRule="auto" w:line="276" w:before="0" w:after="120"/>
         <w:jc w:val="both"/>
         <w:rPr/>
       </w:pPr>
@@ -2630,7 +2658,7 @@
     <w:p>
       <w:pPr>
         <w:pStyle w:val="Normal"/>
-        <w:spacing w:lineRule="exact" w:line="276" w:before="0" w:after="120"/>
+        <w:spacing w:lineRule="auto" w:line="276" w:before="0" w:after="120"/>
         <w:jc w:val="both"/>
         <w:rPr/>
       </w:pPr>
@@ -2664,7 +2692,7 @@
     <w:p>
       <w:pPr>
         <w:pStyle w:val="Normal"/>
-        <w:spacing w:lineRule="exact" w:line="276" w:before="0" w:after="120"/>
+        <w:spacing w:lineRule="auto" w:line="276" w:before="0" w:after="120"/>
         <w:jc w:val="both"/>
         <w:rPr/>
       </w:pPr>
@@ -2705,7 +2733,7 @@
           <w:right w:val="single" w:sz="2" w:space="6" w:color="D1D5DB"/>
         </w:pBdr>
         <w:shd w:val="clear" w:color="auto" w:fill="F3F4F6"/>
-        <w:spacing w:lineRule="exact" w:line="264" w:before="120" w:after="140"/>
+        <w:spacing w:lineRule="auto" w:line="264" w:before="120" w:after="140"/>
         <w:ind w:start="60" w:end="60"/>
         <w:rPr/>
       </w:pPr>
@@ -2736,7 +2764,7 @@
         <w:spacing w:before="240" w:after="80"/>
         <w:rPr/>
       </w:pPr>
-      <w:bookmarkStart w:id="9" w:name="__RefHeading___Toc736_AgriContract"/>
+      <w:bookmarkStart w:id="9" w:name="__RefHeading___Toc755_AgriContract"/>
       <w:bookmarkEnd w:id="9"/>
       <w:r>
         <w:rPr>
@@ -2747,13 +2775,13 @@
           <w:sz w:val="25"/>
           <w:szCs w:val="25"/>
         </w:rPr>
-        <w:t>2.2 Hàng dễ hỏng — trì hoãn tranh chấp làm tăng chi phí tuỳ commodity</w:t>
+        <w:t>2.2 Hàng dễ hỏng — mỗi ngày tranh chấp là thiệt hại không thu hồi được</w:t>
       </w:r>
     </w:p>
     <w:p>
       <w:pPr>
         <w:pStyle w:val="Normal"/>
-        <w:spacing w:lineRule="exact" w:line="276" w:before="0" w:after="120"/>
+        <w:spacing w:lineRule="auto" w:line="276" w:before="0" w:after="120"/>
         <w:jc w:val="both"/>
         <w:rPr/>
       </w:pPr>
@@ -2768,7 +2796,7 @@
           <w:sz w:val="21"/>
           <w:szCs w:val="21"/>
         </w:rPr>
-        <w:t>Tính dễ hỏng làm tăng chi phí của trì hoãn trong các tranh chấp về vận chuyển, chất lượng và thanh toán; mức độ cụ thể phụ thuộc commodity và cần được đo trong pilot. Corpus chưa có thống kê chính thức đủ mạnh về thời lượng xử lý tại tòa án. VIAC công bố nhận 478 yêu cầu và thụ lý 475 vụ năm 2024, trong đó tranh chấp mua bán hàng hoá chiếm 25%; đây không phải tổng số tranh chấp của Việt Nam hoặc riêng nông nghiệp. [25]</w:t>
+        <w:t>Tính dễ hỏng làm tăng chi phí của trì hoãn trong các tranh chấp về vận chuyển, chất lượng và thanh toán; mức độ cụ thể phụ thuộc commodity và cần được đo trong pilot. Corpus chưa có thống kê chính thức đủ mạnh về thời lượng xử lý tại tòa án. VIAC ghi nhận 475 vụ trong caseload năm 2024 và tranh chấp mua bán hàng hoá chiếm 25%; đây không phải tổng số tranh chấp của Việt Nam hoặc riêng nông nghiệp. [25], [42]</w:t>
       </w:r>
     </w:p>
     <w:p>
@@ -2781,7 +2809,7 @@
           <w:right w:val="single" w:sz="2" w:space="6" w:color="D1D5DB"/>
         </w:pBdr>
         <w:shd w:val="clear" w:color="auto" w:fill="F3F4F6"/>
-        <w:spacing w:lineRule="exact" w:line="264" w:before="120" w:after="140"/>
+        <w:spacing w:lineRule="auto" w:line="264" w:before="120" w:after="140"/>
         <w:ind w:start="60" w:end="60"/>
         <w:rPr/>
       </w:pPr>
@@ -2803,7 +2831,7 @@
           <w:sz w:val="20"/>
           <w:szCs w:val="20"/>
         </w:rPr>
-        <w:t>Các bên có quyền thoả thuận chọn trọng tài làm phương thức giải quyết tranh chấp trước hoặc sau khi tranh chấp phát sinh. Phán quyết trọng tài là chung thẩm, không bị kháng cáo (Điều 68 vẫn có căn cứ huỷ trong phạm vi hẹp); tính chung thẩm này phù hợp với đặc thù hàng hoá dễ hỏng, dù thời gian và chi phí thực tế phụ thuộc quy tắc và từng vụ việc.</w:t>
+        <w:t>Các bên có quyền thoả thuận chọn trọng tài làm phương thức giải quyết tranh chấp trước hoặc sau khi tranh chấp phát sinh. Phán quyết trọng tài là chung thẩm, không bị kháng cáo — nhanh hơn toà án và phù hợp với đặc thù hàng hoá dễ hỏng.</w:t>
       </w:r>
     </w:p>
     <w:p>
@@ -2812,7 +2840,7 @@
         <w:spacing w:before="240" w:after="80"/>
         <w:rPr/>
       </w:pPr>
-      <w:bookmarkStart w:id="10" w:name="__RefHeading___Toc738_AgriContract"/>
+      <w:bookmarkStart w:id="10" w:name="__RefHeading___Toc757_AgriContract"/>
       <w:bookmarkEnd w:id="10"/>
       <w:r>
         <w:rPr>
@@ -2823,13 +2851,13 @@
           <w:sz w:val="25"/>
           <w:szCs w:val="25"/>
         </w:rPr>
-        <w:t>2.3 Bất đối xứng quyền lực — HTX nhỏ thường thiếu công cụ chuẩn hoá bằng chứng</w:t>
+        <w:t>2.3 Bất đối xứng quyền lực — HTX không có công cụ tự bảo vệ</w:t>
       </w:r>
     </w:p>
     <w:p>
       <w:pPr>
         <w:pStyle w:val="Normal"/>
-        <w:spacing w:lineRule="exact" w:line="276" w:before="0" w:after="120"/>
+        <w:spacing w:lineRule="auto" w:line="276" w:before="0" w:after="120"/>
         <w:jc w:val="both"/>
         <w:rPr/>
       </w:pPr>
@@ -2854,7 +2882,7 @@
           <w:ilvl w:val="0"/>
           <w:numId w:val="3"/>
         </w:numPr>
-        <w:spacing w:lineRule="exact" w:line="276" w:before="0" w:after="60"/>
+        <w:spacing w:lineRule="auto" w:line="276" w:before="0" w:after="60"/>
         <w:rPr/>
       </w:pPr>
       <w:r>
@@ -2878,7 +2906,7 @@
           <w:ilvl w:val="0"/>
           <w:numId w:val="1"/>
         </w:numPr>
-        <w:spacing w:lineRule="exact" w:line="276" w:before="0" w:after="60"/>
+        <w:spacing w:lineRule="auto" w:line="276" w:before="0" w:after="60"/>
         <w:rPr/>
       </w:pPr>
       <w:r>
@@ -2892,7 +2920,7 @@
           <w:sz w:val="21"/>
           <w:szCs w:val="21"/>
         </w:rPr>
-        <w:t>Dư nợ tín dụng nông nghiệp nông thôn khoảng 4,2 triệu tỷ đồng (đầu 2026), chiếm hơn 22% tổng dư nợ nền kinh tế — quy mô lớn nhưng dòng vốn tới doanh nghiệp còn hạn chế, trong đó phụ thuộc tài sản thế chấp là một rào cản được ghi nhận.</w:t>
+        <w:t>Dư nợ tín dụng nông nghiệp nông thôn khoảng 4,2 triệu tỷ đồng (đầu 2026), chiếm hơn 22% tổng dư nợ nền kinh tế — quy mô lớn nhưng dòng vốn chưa chạm được doanh nghiệp vì phụ thuộc tài sản thế chấp.</w:t>
       </w:r>
     </w:p>
     <w:p>
@@ -2902,7 +2930,7 @@
           <w:ilvl w:val="0"/>
           <w:numId w:val="1"/>
         </w:numPr>
-        <w:spacing w:lineRule="exact" w:line="276" w:before="0" w:after="60"/>
+        <w:spacing w:lineRule="auto" w:line="276" w:before="0" w:after="60"/>
         <w:rPr/>
       </w:pPr>
       <w:r>
@@ -2928,7 +2956,7 @@
         <w:spacing w:before="320" w:after="120"/>
         <w:rPr/>
       </w:pPr>
-      <w:bookmarkStart w:id="11" w:name="__RefHeading___Toc740_AgriContract"/>
+      <w:bookmarkStart w:id="11" w:name="__RefHeading___Toc759_AgriContract"/>
       <w:bookmarkEnd w:id="11"/>
       <w:r>
         <w:rPr>
@@ -2945,7 +2973,7 @@
     <w:p>
       <w:pPr>
         <w:pStyle w:val="Normal"/>
-        <w:spacing w:lineRule="exact" w:line="276" w:before="0" w:after="120"/>
+        <w:spacing w:lineRule="auto" w:line="276" w:before="0" w:after="120"/>
         <w:jc w:val="both"/>
         <w:rPr/>
       </w:pPr>
@@ -2969,7 +2997,7 @@
         <w:spacing w:before="240" w:after="80"/>
         <w:rPr/>
       </w:pPr>
-      <w:bookmarkStart w:id="12" w:name="__RefHeading___Toc742_AgriContract"/>
+      <w:bookmarkStart w:id="12" w:name="__RefHeading___Toc761_AgriContract"/>
       <w:bookmarkEnd w:id="12"/>
       <w:r>
         <w:rPr>
@@ -2986,7 +3014,7 @@
     <w:p>
       <w:pPr>
         <w:pStyle w:val="Normal"/>
-        <w:spacing w:lineRule="exact" w:line="276" w:before="0" w:after="120"/>
+        <w:spacing w:lineRule="auto" w:line="276" w:before="0" w:after="120"/>
         <w:jc w:val="both"/>
         <w:rPr/>
       </w:pPr>
@@ -3042,7 +3070,7 @@
           <w:p>
             <w:pPr>
               <w:pStyle w:val="Normal"/>
-              <w:spacing w:lineRule="exact" w:line="252" w:before="0" w:after="0"/>
+              <w:spacing w:lineRule="auto" w:line="252" w:before="0" w:after="0"/>
               <w:jc w:val="start"/>
               <w:rPr/>
             </w:pPr>
@@ -3076,7 +3104,7 @@
           <w:p>
             <w:pPr>
               <w:pStyle w:val="Normal"/>
-              <w:spacing w:lineRule="exact" w:line="252" w:before="0" w:after="0"/>
+              <w:spacing w:lineRule="auto" w:line="252" w:before="0" w:after="0"/>
               <w:jc w:val="start"/>
               <w:rPr/>
             </w:pPr>
@@ -3110,7 +3138,7 @@
           <w:p>
             <w:pPr>
               <w:pStyle w:val="Normal"/>
-              <w:spacing w:lineRule="exact" w:line="252" w:before="0" w:after="0"/>
+              <w:spacing w:lineRule="auto" w:line="252" w:before="0" w:after="0"/>
               <w:jc w:val="start"/>
               <w:rPr/>
             </w:pPr>
@@ -3148,7 +3176,7 @@
           <w:p>
             <w:pPr>
               <w:pStyle w:val="Normal"/>
-              <w:spacing w:lineRule="exact" w:line="252" w:before="0" w:after="0"/>
+              <w:spacing w:lineRule="auto" w:line="252" w:before="0" w:after="0"/>
               <w:jc w:val="start"/>
               <w:rPr/>
             </w:pPr>
@@ -3181,7 +3209,7 @@
           <w:p>
             <w:pPr>
               <w:pStyle w:val="Normal"/>
-              <w:spacing w:lineRule="exact" w:line="252" w:before="0" w:after="0"/>
+              <w:spacing w:lineRule="auto" w:line="252" w:before="0" w:after="0"/>
               <w:jc w:val="start"/>
               <w:rPr/>
             </w:pPr>
@@ -3214,7 +3242,7 @@
           <w:p>
             <w:pPr>
               <w:pStyle w:val="Normal"/>
-              <w:spacing w:lineRule="exact" w:line="252" w:before="0" w:after="0"/>
+              <w:spacing w:lineRule="auto" w:line="252" w:before="0" w:after="0"/>
               <w:jc w:val="start"/>
               <w:rPr/>
             </w:pPr>
@@ -3253,7 +3281,7 @@
           <w:p>
             <w:pPr>
               <w:pStyle w:val="Normal"/>
-              <w:spacing w:lineRule="exact" w:line="252" w:before="0" w:after="0"/>
+              <w:spacing w:lineRule="auto" w:line="252" w:before="0" w:after="0"/>
               <w:jc w:val="start"/>
               <w:rPr/>
             </w:pPr>
@@ -3287,7 +3315,7 @@
           <w:p>
             <w:pPr>
               <w:pStyle w:val="Normal"/>
-              <w:spacing w:lineRule="exact" w:line="252" w:before="0" w:after="0"/>
+              <w:spacing w:lineRule="auto" w:line="252" w:before="0" w:after="0"/>
               <w:jc w:val="start"/>
               <w:rPr/>
             </w:pPr>
@@ -3321,7 +3349,7 @@
           <w:p>
             <w:pPr>
               <w:pStyle w:val="Normal"/>
-              <w:spacing w:lineRule="exact" w:line="252" w:before="0" w:after="0"/>
+              <w:spacing w:lineRule="auto" w:line="252" w:before="0" w:after="0"/>
               <w:jc w:val="start"/>
               <w:rPr/>
             </w:pPr>
@@ -3345,7 +3373,7 @@
     <w:p>
       <w:pPr>
         <w:pStyle w:val="Normal"/>
-        <w:spacing w:lineRule="exact" w:line="276" w:before="0" w:after="120"/>
+        <w:spacing w:lineRule="auto" w:line="276" w:before="0" w:after="120"/>
         <w:jc w:val="both"/>
         <w:rPr/>
       </w:pPr>
@@ -3392,7 +3420,7 @@
     <w:p>
       <w:pPr>
         <w:pStyle w:val="Normal"/>
-        <w:spacing w:lineRule="exact" w:line="276" w:before="0" w:after="120"/>
+        <w:spacing w:lineRule="auto" w:line="276" w:before="0" w:after="120"/>
         <w:jc w:val="both"/>
         <w:rPr/>
       </w:pPr>
@@ -3416,7 +3444,7 @@
         <w:spacing w:before="240" w:after="80"/>
         <w:rPr/>
       </w:pPr>
-      <w:bookmarkStart w:id="13" w:name="__RefHeading___Toc744_AgriContract"/>
+      <w:bookmarkStart w:id="13" w:name="__RefHeading___Toc763_AgriContract"/>
       <w:bookmarkEnd w:id="13"/>
       <w:r>
         <w:rPr>
@@ -3433,7 +3461,7 @@
     <w:p>
       <w:pPr>
         <w:pStyle w:val="Normal"/>
-        <w:spacing w:lineRule="exact" w:line="276" w:before="0" w:after="120"/>
+        <w:spacing w:lineRule="auto" w:line="276" w:before="0" w:after="120"/>
         <w:jc w:val="both"/>
         <w:rPr/>
       </w:pPr>
@@ -3457,7 +3485,7 @@
         <w:spacing w:before="240" w:after="80"/>
         <w:rPr/>
       </w:pPr>
-      <w:bookmarkStart w:id="14" w:name="__RefHeading___Toc746_AgriContract"/>
+      <w:bookmarkStart w:id="14" w:name="__RefHeading___Toc765_AgriContract"/>
       <w:bookmarkEnd w:id="14"/>
       <w:r>
         <w:rPr>
@@ -3474,7 +3502,7 @@
     <w:p>
       <w:pPr>
         <w:pStyle w:val="Normal"/>
-        <w:spacing w:lineRule="exact" w:line="276" w:before="0" w:after="120"/>
+        <w:spacing w:lineRule="auto" w:line="276" w:before="0" w:after="120"/>
         <w:jc w:val="both"/>
         <w:rPr/>
       </w:pPr>
@@ -3501,7 +3529,7 @@
         <w:spacing w:before="320" w:after="120"/>
         <w:rPr/>
       </w:pPr>
-      <w:bookmarkStart w:id="15" w:name="__RefHeading___Toc748_AgriContract"/>
+      <w:bookmarkStart w:id="15" w:name="__RefHeading___Toc767_AgriContract"/>
       <w:bookmarkEnd w:id="15"/>
       <w:r>
         <w:rPr>
@@ -3521,7 +3549,7 @@
         <w:spacing w:before="240" w:after="80"/>
         <w:rPr/>
       </w:pPr>
-      <w:bookmarkStart w:id="16" w:name="__RefHeading___Toc750_AgriContract"/>
+      <w:bookmarkStart w:id="16" w:name="__RefHeading___Toc769_AgriContract"/>
       <w:bookmarkEnd w:id="16"/>
       <w:r>
         <w:rPr>
@@ -3552,7 +3580,7 @@
         <w:gridCol w:w="2076"/>
         <w:gridCol w:w="2549"/>
         <w:gridCol w:w="2547"/>
-        <w:gridCol w:w="2465"/>
+        <w:gridCol w:w="2466"/>
       </w:tblGrid>
       <w:tr>
         <w:trPr>
@@ -3574,7 +3602,7 @@
           <w:p>
             <w:pPr>
               <w:pStyle w:val="Normal"/>
-              <w:spacing w:lineRule="exact" w:line="252" w:before="0" w:after="0"/>
+              <w:spacing w:lineRule="auto" w:line="252" w:before="0" w:after="0"/>
               <w:jc w:val="start"/>
               <w:rPr/>
             </w:pPr>
@@ -3608,7 +3636,7 @@
           <w:p>
             <w:pPr>
               <w:pStyle w:val="Normal"/>
-              <w:spacing w:lineRule="exact" w:line="252" w:before="0" w:after="0"/>
+              <w:spacing w:lineRule="auto" w:line="252" w:before="0" w:after="0"/>
               <w:jc w:val="start"/>
               <w:rPr/>
             </w:pPr>
@@ -3642,7 +3670,7 @@
           <w:p>
             <w:pPr>
               <w:pStyle w:val="Normal"/>
-              <w:spacing w:lineRule="exact" w:line="252" w:before="0" w:after="0"/>
+              <w:spacing w:lineRule="auto" w:line="252" w:before="0" w:after="0"/>
               <w:jc w:val="start"/>
               <w:rPr/>
             </w:pPr>
@@ -3663,7 +3691,7 @@
         </w:tc>
         <w:tc>
           <w:tcPr>
-            <w:tcW w:w="2465" w:type="dxa"/>
+            <w:tcW w:w="2466" w:type="dxa"/>
             <w:tcBorders>
               <w:top w:val="single" w:sz="4" w:space="0" w:color="D1D5DB"/>
               <w:start w:val="single" w:sz="4" w:space="0" w:color="D1D5DB"/>
@@ -3676,7 +3704,7 @@
           <w:p>
             <w:pPr>
               <w:pStyle w:val="Normal"/>
-              <w:spacing w:lineRule="exact" w:line="252" w:before="0" w:after="0"/>
+              <w:spacing w:lineRule="auto" w:line="252" w:before="0" w:after="0"/>
               <w:jc w:val="start"/>
               <w:rPr/>
             </w:pPr>
@@ -3714,7 +3742,7 @@
           <w:p>
             <w:pPr>
               <w:pStyle w:val="Normal"/>
-              <w:spacing w:lineRule="exact" w:line="252" w:before="0" w:after="0"/>
+              <w:spacing w:lineRule="auto" w:line="252" w:before="0" w:after="0"/>
               <w:jc w:val="start"/>
               <w:rPr/>
             </w:pPr>
@@ -3747,7 +3775,7 @@
           <w:p>
             <w:pPr>
               <w:pStyle w:val="Normal"/>
-              <w:spacing w:lineRule="exact" w:line="252" w:before="0" w:after="0"/>
+              <w:spacing w:lineRule="auto" w:line="252" w:before="0" w:after="0"/>
               <w:jc w:val="start"/>
               <w:rPr/>
             </w:pPr>
@@ -3780,7 +3808,7 @@
           <w:p>
             <w:pPr>
               <w:pStyle w:val="Normal"/>
-              <w:spacing w:lineRule="exact" w:line="252" w:before="0" w:after="0"/>
+              <w:spacing w:lineRule="auto" w:line="252" w:before="0" w:after="0"/>
               <w:jc w:val="start"/>
               <w:rPr/>
             </w:pPr>
@@ -3801,19 +3829,19 @@
         </w:tc>
         <w:tc>
           <w:tcPr>
-            <w:tcW w:w="2465" w:type="dxa"/>
-            <w:tcBorders>
-              <w:top w:val="single" w:sz="4" w:space="0" w:color="D1D5DB"/>
-              <w:start w:val="single" w:sz="4" w:space="0" w:color="D1D5DB"/>
-              <w:bottom w:val="single" w:sz="4" w:space="0" w:color="D1D5DB"/>
-              <w:end w:val="single" w:sz="4" w:space="0" w:color="D1D5DB"/>
-            </w:tcBorders>
-            <w:vAlign w:val="center"/>
-          </w:tcPr>
-          <w:p>
-            <w:pPr>
-              <w:pStyle w:val="Normal"/>
-              <w:spacing w:lineRule="exact" w:line="252" w:before="0" w:after="0"/>
+            <w:tcW w:w="2466" w:type="dxa"/>
+            <w:tcBorders>
+              <w:top w:val="single" w:sz="4" w:space="0" w:color="D1D5DB"/>
+              <w:start w:val="single" w:sz="4" w:space="0" w:color="D1D5DB"/>
+              <w:bottom w:val="single" w:sz="4" w:space="0" w:color="D1D5DB"/>
+              <w:end w:val="single" w:sz="4" w:space="0" w:color="D1D5DB"/>
+            </w:tcBorders>
+            <w:vAlign w:val="center"/>
+          </w:tcPr>
+          <w:p>
+            <w:pPr>
+              <w:pStyle w:val="Normal"/>
+              <w:spacing w:lineRule="auto" w:line="252" w:before="0" w:after="0"/>
               <w:jc w:val="start"/>
               <w:rPr/>
             </w:pPr>
@@ -3852,7 +3880,7 @@
           <w:p>
             <w:pPr>
               <w:pStyle w:val="Normal"/>
-              <w:spacing w:lineRule="exact" w:line="252" w:before="0" w:after="0"/>
+              <w:spacing w:lineRule="auto" w:line="252" w:before="0" w:after="0"/>
               <w:jc w:val="start"/>
               <w:rPr/>
             </w:pPr>
@@ -3886,7 +3914,7 @@
           <w:p>
             <w:pPr>
               <w:pStyle w:val="Normal"/>
-              <w:spacing w:lineRule="exact" w:line="252" w:before="0" w:after="0"/>
+              <w:spacing w:lineRule="auto" w:line="252" w:before="0" w:after="0"/>
               <w:jc w:val="start"/>
               <w:rPr/>
             </w:pPr>
@@ -3920,7 +3948,7 @@
           <w:p>
             <w:pPr>
               <w:pStyle w:val="Normal"/>
-              <w:spacing w:lineRule="exact" w:line="252" w:before="0" w:after="0"/>
+              <w:spacing w:lineRule="auto" w:line="252" w:before="0" w:after="0"/>
               <w:jc w:val="start"/>
               <w:rPr/>
             </w:pPr>
@@ -3941,7 +3969,7 @@
         </w:tc>
         <w:tc>
           <w:tcPr>
-            <w:tcW w:w="2465" w:type="dxa"/>
+            <w:tcW w:w="2466" w:type="dxa"/>
             <w:tcBorders>
               <w:top w:val="single" w:sz="4" w:space="0" w:color="D1D5DB"/>
               <w:start w:val="single" w:sz="4" w:space="0" w:color="D1D5DB"/>
@@ -3954,7 +3982,7 @@
           <w:p>
             <w:pPr>
               <w:pStyle w:val="Normal"/>
-              <w:spacing w:lineRule="exact" w:line="252" w:before="0" w:after="0"/>
+              <w:spacing w:lineRule="auto" w:line="252" w:before="0" w:after="0"/>
               <w:jc w:val="start"/>
               <w:rPr/>
             </w:pPr>
@@ -3992,7 +4020,7 @@
           <w:p>
             <w:pPr>
               <w:pStyle w:val="Normal"/>
-              <w:spacing w:lineRule="exact" w:line="252" w:before="0" w:after="0"/>
+              <w:spacing w:lineRule="auto" w:line="252" w:before="0" w:after="0"/>
               <w:jc w:val="start"/>
               <w:rPr/>
             </w:pPr>
@@ -4025,7 +4053,7 @@
           <w:p>
             <w:pPr>
               <w:pStyle w:val="Normal"/>
-              <w:spacing w:lineRule="exact" w:line="252" w:before="0" w:after="0"/>
+              <w:spacing w:lineRule="auto" w:line="252" w:before="0" w:after="0"/>
               <w:jc w:val="start"/>
               <w:rPr/>
             </w:pPr>
@@ -4058,7 +4086,7 @@
           <w:p>
             <w:pPr>
               <w:pStyle w:val="Normal"/>
-              <w:spacing w:lineRule="exact" w:line="252" w:before="0" w:after="0"/>
+              <w:spacing w:lineRule="auto" w:line="252" w:before="0" w:after="0"/>
               <w:jc w:val="start"/>
               <w:rPr/>
             </w:pPr>
@@ -4079,19 +4107,19 @@
         </w:tc>
         <w:tc>
           <w:tcPr>
-            <w:tcW w:w="2465" w:type="dxa"/>
-            <w:tcBorders>
-              <w:top w:val="single" w:sz="4" w:space="0" w:color="D1D5DB"/>
-              <w:start w:val="single" w:sz="4" w:space="0" w:color="D1D5DB"/>
-              <w:bottom w:val="single" w:sz="4" w:space="0" w:color="D1D5DB"/>
-              <w:end w:val="single" w:sz="4" w:space="0" w:color="D1D5DB"/>
-            </w:tcBorders>
-            <w:vAlign w:val="center"/>
-          </w:tcPr>
-          <w:p>
-            <w:pPr>
-              <w:pStyle w:val="Normal"/>
-              <w:spacing w:lineRule="exact" w:line="252" w:before="0" w:after="0"/>
+            <w:tcW w:w="2466" w:type="dxa"/>
+            <w:tcBorders>
+              <w:top w:val="single" w:sz="4" w:space="0" w:color="D1D5DB"/>
+              <w:start w:val="single" w:sz="4" w:space="0" w:color="D1D5DB"/>
+              <w:bottom w:val="single" w:sz="4" w:space="0" w:color="D1D5DB"/>
+              <w:end w:val="single" w:sz="4" w:space="0" w:color="D1D5DB"/>
+            </w:tcBorders>
+            <w:vAlign w:val="center"/>
+          </w:tcPr>
+          <w:p>
+            <w:pPr>
+              <w:pStyle w:val="Normal"/>
+              <w:spacing w:lineRule="auto" w:line="252" w:before="0" w:after="0"/>
               <w:jc w:val="start"/>
               <w:rPr/>
             </w:pPr>
@@ -4130,7 +4158,7 @@
           <w:p>
             <w:pPr>
               <w:pStyle w:val="Normal"/>
-              <w:spacing w:lineRule="exact" w:line="252" w:before="0" w:after="0"/>
+              <w:spacing w:lineRule="auto" w:line="252" w:before="0" w:after="0"/>
               <w:jc w:val="start"/>
               <w:rPr/>
             </w:pPr>
@@ -4164,7 +4192,7 @@
           <w:p>
             <w:pPr>
               <w:pStyle w:val="Normal"/>
-              <w:spacing w:lineRule="exact" w:line="252" w:before="0" w:after="0"/>
+              <w:spacing w:lineRule="auto" w:line="252" w:before="0" w:after="0"/>
               <w:jc w:val="start"/>
               <w:rPr/>
             </w:pPr>
@@ -4198,7 +4226,7 @@
           <w:p>
             <w:pPr>
               <w:pStyle w:val="Normal"/>
-              <w:spacing w:lineRule="exact" w:line="252" w:before="0" w:after="0"/>
+              <w:spacing w:lineRule="auto" w:line="252" w:before="0" w:after="0"/>
               <w:jc w:val="start"/>
               <w:rPr/>
             </w:pPr>
@@ -4219,7 +4247,7 @@
         </w:tc>
         <w:tc>
           <w:tcPr>
-            <w:tcW w:w="2465" w:type="dxa"/>
+            <w:tcW w:w="2466" w:type="dxa"/>
             <w:tcBorders>
               <w:top w:val="single" w:sz="4" w:space="0" w:color="D1D5DB"/>
               <w:start w:val="single" w:sz="4" w:space="0" w:color="D1D5DB"/>
@@ -4232,7 +4260,7 @@
           <w:p>
             <w:pPr>
               <w:pStyle w:val="Normal"/>
-              <w:spacing w:lineRule="exact" w:line="252" w:before="0" w:after="0"/>
+              <w:spacing w:lineRule="auto" w:line="252" w:before="0" w:after="0"/>
               <w:jc w:val="start"/>
               <w:rPr/>
             </w:pPr>
@@ -4270,7 +4298,7 @@
           <w:p>
             <w:pPr>
               <w:pStyle w:val="Normal"/>
-              <w:spacing w:lineRule="exact" w:line="252" w:before="0" w:after="0"/>
+              <w:spacing w:lineRule="auto" w:line="252" w:before="0" w:after="0"/>
               <w:jc w:val="start"/>
               <w:rPr/>
             </w:pPr>
@@ -4303,7 +4331,7 @@
           <w:p>
             <w:pPr>
               <w:pStyle w:val="Normal"/>
-              <w:spacing w:lineRule="exact" w:line="252" w:before="0" w:after="0"/>
+              <w:spacing w:lineRule="auto" w:line="252" w:before="0" w:after="0"/>
               <w:jc w:val="start"/>
               <w:rPr/>
             </w:pPr>
@@ -4336,7 +4364,7 @@
           <w:p>
             <w:pPr>
               <w:pStyle w:val="Normal"/>
-              <w:spacing w:lineRule="exact" w:line="252" w:before="0" w:after="0"/>
+              <w:spacing w:lineRule="auto" w:line="252" w:before="0" w:after="0"/>
               <w:jc w:val="start"/>
               <w:rPr/>
             </w:pPr>
@@ -4357,19 +4385,19 @@
         </w:tc>
         <w:tc>
           <w:tcPr>
-            <w:tcW w:w="2465" w:type="dxa"/>
-            <w:tcBorders>
-              <w:top w:val="single" w:sz="4" w:space="0" w:color="D1D5DB"/>
-              <w:start w:val="single" w:sz="4" w:space="0" w:color="D1D5DB"/>
-              <w:bottom w:val="single" w:sz="4" w:space="0" w:color="D1D5DB"/>
-              <w:end w:val="single" w:sz="4" w:space="0" w:color="D1D5DB"/>
-            </w:tcBorders>
-            <w:vAlign w:val="center"/>
-          </w:tcPr>
-          <w:p>
-            <w:pPr>
-              <w:pStyle w:val="Normal"/>
-              <w:spacing w:lineRule="exact" w:line="252" w:before="0" w:after="0"/>
+            <w:tcW w:w="2466" w:type="dxa"/>
+            <w:tcBorders>
+              <w:top w:val="single" w:sz="4" w:space="0" w:color="D1D5DB"/>
+              <w:start w:val="single" w:sz="4" w:space="0" w:color="D1D5DB"/>
+              <w:bottom w:val="single" w:sz="4" w:space="0" w:color="D1D5DB"/>
+              <w:end w:val="single" w:sz="4" w:space="0" w:color="D1D5DB"/>
+            </w:tcBorders>
+            <w:vAlign w:val="center"/>
+          </w:tcPr>
+          <w:p>
+            <w:pPr>
+              <w:pStyle w:val="Normal"/>
+              <w:spacing w:lineRule="auto" w:line="252" w:before="0" w:after="0"/>
               <w:jc w:val="start"/>
               <w:rPr/>
             </w:pPr>
@@ -4408,7 +4436,7 @@
           <w:p>
             <w:pPr>
               <w:pStyle w:val="Normal"/>
-              <w:spacing w:lineRule="exact" w:line="252" w:before="0" w:after="0"/>
+              <w:spacing w:lineRule="auto" w:line="252" w:before="0" w:after="0"/>
               <w:jc w:val="start"/>
               <w:rPr/>
             </w:pPr>
@@ -4442,7 +4470,7 @@
           <w:p>
             <w:pPr>
               <w:pStyle w:val="Normal"/>
-              <w:spacing w:lineRule="exact" w:line="252" w:before="0" w:after="0"/>
+              <w:spacing w:lineRule="auto" w:line="252" w:before="0" w:after="0"/>
               <w:jc w:val="start"/>
               <w:rPr/>
             </w:pPr>
@@ -4476,7 +4504,7 @@
           <w:p>
             <w:pPr>
               <w:pStyle w:val="Normal"/>
-              <w:spacing w:lineRule="exact" w:line="252" w:before="0" w:after="0"/>
+              <w:spacing w:lineRule="auto" w:line="252" w:before="0" w:after="0"/>
               <w:jc w:val="start"/>
               <w:rPr/>
             </w:pPr>
@@ -4497,7 +4525,7 @@
         </w:tc>
         <w:tc>
           <w:tcPr>
-            <w:tcW w:w="2465" w:type="dxa"/>
+            <w:tcW w:w="2466" w:type="dxa"/>
             <w:tcBorders>
               <w:top w:val="single" w:sz="4" w:space="0" w:color="D1D5DB"/>
               <w:start w:val="single" w:sz="4" w:space="0" w:color="D1D5DB"/>
@@ -4510,7 +4538,7 @@
           <w:p>
             <w:pPr>
               <w:pStyle w:val="Normal"/>
-              <w:spacing w:lineRule="exact" w:line="252" w:before="0" w:after="0"/>
+              <w:spacing w:lineRule="auto" w:line="252" w:before="0" w:after="0"/>
               <w:jc w:val="start"/>
               <w:rPr/>
             </w:pPr>
@@ -4525,7 +4553,7 @@
                 <w:sz w:val="18"/>
                 <w:szCs w:val="18"/>
               </w:rPr>
-              <w:t>Phase 2 ở trạng thái thiết kế; chưa production</w:t>
+              <w:t>Đồ án ở trạng thái thiết kế; chưa production</w:t>
             </w:r>
           </w:p>
         </w:tc>
@@ -4534,7 +4562,7 @@
     <w:p>
       <w:pPr>
         <w:pStyle w:val="Normal"/>
-        <w:spacing w:lineRule="exact" w:line="240" w:before="0" w:after="140"/>
+        <w:spacing w:lineRule="auto" w:line="240" w:before="0" w:after="140"/>
         <w:rPr/>
       </w:pPr>
       <w:r>
@@ -4552,7 +4580,7 @@
     <w:p>
       <w:pPr>
         <w:pStyle w:val="Normal"/>
-        <w:spacing w:lineRule="exact" w:line="276" w:before="0" w:after="120"/>
+        <w:spacing w:lineRule="auto" w:line="276" w:before="0" w:after="120"/>
         <w:jc w:val="both"/>
         <w:rPr/>
       </w:pPr>
@@ -4584,11 +4612,11 @@
         </w:tblCellMar>
       </w:tblPr>
       <w:tblGrid>
-        <w:gridCol w:w="2003"/>
-        <w:gridCol w:w="2005"/>
-        <w:gridCol w:w="1689"/>
-        <w:gridCol w:w="1917"/>
-        <w:gridCol w:w="2024"/>
+        <w:gridCol w:w="2040"/>
+        <w:gridCol w:w="2039"/>
+        <w:gridCol w:w="1714"/>
+        <w:gridCol w:w="1951"/>
+        <w:gridCol w:w="1894"/>
       </w:tblGrid>
       <w:tr>
         <w:trPr>
@@ -4597,7 +4625,7 @@
         </w:trPr>
         <w:tc>
           <w:tcPr>
-            <w:tcW w:w="2003" w:type="dxa"/>
+            <w:tcW w:w="2040" w:type="dxa"/>
             <w:tcBorders>
               <w:top w:val="single" w:sz="4" w:space="0" w:color="D1D5DB"/>
               <w:start w:val="single" w:sz="4" w:space="0" w:color="D1D5DB"/>
@@ -4610,7 +4638,7 @@
           <w:p>
             <w:pPr>
               <w:pStyle w:val="Normal"/>
-              <w:spacing w:lineRule="exact" w:line="252" w:before="0" w:after="0"/>
+              <w:spacing w:lineRule="auto" w:line="252" w:before="0" w:after="0"/>
               <w:jc w:val="start"/>
               <w:rPr/>
             </w:pPr>
@@ -4631,7 +4659,7 @@
         </w:tc>
         <w:tc>
           <w:tcPr>
-            <w:tcW w:w="2005" w:type="dxa"/>
+            <w:tcW w:w="2039" w:type="dxa"/>
             <w:tcBorders>
               <w:top w:val="single" w:sz="4" w:space="0" w:color="D1D5DB"/>
               <w:start w:val="single" w:sz="4" w:space="0" w:color="D1D5DB"/>
@@ -4644,7 +4672,7 @@
           <w:p>
             <w:pPr>
               <w:pStyle w:val="Normal"/>
-              <w:spacing w:lineRule="exact" w:line="252" w:before="0" w:after="0"/>
+              <w:spacing w:lineRule="auto" w:line="252" w:before="0" w:after="0"/>
               <w:jc w:val="start"/>
               <w:rPr/>
             </w:pPr>
@@ -4665,7 +4693,7 @@
         </w:tc>
         <w:tc>
           <w:tcPr>
-            <w:tcW w:w="1689" w:type="dxa"/>
+            <w:tcW w:w="1714" w:type="dxa"/>
             <w:tcBorders>
               <w:top w:val="single" w:sz="4" w:space="0" w:color="D1D5DB"/>
               <w:start w:val="single" w:sz="4" w:space="0" w:color="D1D5DB"/>
@@ -4678,7 +4706,7 @@
           <w:p>
             <w:pPr>
               <w:pStyle w:val="Normal"/>
-              <w:spacing w:lineRule="exact" w:line="252" w:before="0" w:after="0"/>
+              <w:spacing w:lineRule="auto" w:line="252" w:before="0" w:after="0"/>
               <w:jc w:val="start"/>
               <w:rPr/>
             </w:pPr>
@@ -4699,7 +4727,7 @@
         </w:tc>
         <w:tc>
           <w:tcPr>
-            <w:tcW w:w="1917" w:type="dxa"/>
+            <w:tcW w:w="1951" w:type="dxa"/>
             <w:tcBorders>
               <w:top w:val="single" w:sz="4" w:space="0" w:color="D1D5DB"/>
               <w:start w:val="single" w:sz="4" w:space="0" w:color="D1D5DB"/>
@@ -4712,7 +4740,7 @@
           <w:p>
             <w:pPr>
               <w:pStyle w:val="Normal"/>
-              <w:spacing w:lineRule="exact" w:line="252" w:before="0" w:after="0"/>
+              <w:spacing w:lineRule="auto" w:line="252" w:before="0" w:after="0"/>
               <w:jc w:val="start"/>
               <w:rPr/>
             </w:pPr>
@@ -4733,7 +4761,7 @@
         </w:tc>
         <w:tc>
           <w:tcPr>
-            <w:tcW w:w="2024" w:type="dxa"/>
+            <w:tcW w:w="1894" w:type="dxa"/>
             <w:tcBorders>
               <w:top w:val="single" w:sz="4" w:space="0" w:color="D1D5DB"/>
               <w:start w:val="single" w:sz="4" w:space="0" w:color="D1D5DB"/>
@@ -4746,7 +4774,7 @@
           <w:p>
             <w:pPr>
               <w:pStyle w:val="Normal"/>
-              <w:spacing w:lineRule="exact" w:line="252" w:before="0" w:after="0"/>
+              <w:spacing w:lineRule="auto" w:line="252" w:before="0" w:after="0"/>
               <w:jc w:val="start"/>
               <w:rPr/>
             </w:pPr>
@@ -4772,19 +4800,19 @@
         </w:trPr>
         <w:tc>
           <w:tcPr>
-            <w:tcW w:w="2003" w:type="dxa"/>
-            <w:tcBorders>
-              <w:top w:val="single" w:sz="4" w:space="0" w:color="D1D5DB"/>
-              <w:start w:val="single" w:sz="4" w:space="0" w:color="D1D5DB"/>
-              <w:bottom w:val="single" w:sz="4" w:space="0" w:color="D1D5DB"/>
-              <w:end w:val="single" w:sz="4" w:space="0" w:color="D1D5DB"/>
-            </w:tcBorders>
-            <w:vAlign w:val="center"/>
-          </w:tcPr>
-          <w:p>
-            <w:pPr>
-              <w:pStyle w:val="Normal"/>
-              <w:spacing w:lineRule="exact" w:line="252" w:before="0" w:after="0"/>
+            <w:tcW w:w="2040" w:type="dxa"/>
+            <w:tcBorders>
+              <w:top w:val="single" w:sz="4" w:space="0" w:color="D1D5DB"/>
+              <w:start w:val="single" w:sz="4" w:space="0" w:color="D1D5DB"/>
+              <w:bottom w:val="single" w:sz="4" w:space="0" w:color="D1D5DB"/>
+              <w:end w:val="single" w:sz="4" w:space="0" w:color="D1D5DB"/>
+            </w:tcBorders>
+            <w:vAlign w:val="center"/>
+          </w:tcPr>
+          <w:p>
+            <w:pPr>
+              <w:pStyle w:val="Normal"/>
+              <w:spacing w:lineRule="auto" w:line="252" w:before="0" w:after="0"/>
               <w:jc w:val="start"/>
               <w:rPr/>
             </w:pPr>
@@ -4805,19 +4833,19 @@
         </w:tc>
         <w:tc>
           <w:tcPr>
-            <w:tcW w:w="2005" w:type="dxa"/>
-            <w:tcBorders>
-              <w:top w:val="single" w:sz="4" w:space="0" w:color="D1D5DB"/>
-              <w:start w:val="single" w:sz="4" w:space="0" w:color="D1D5DB"/>
-              <w:bottom w:val="single" w:sz="4" w:space="0" w:color="D1D5DB"/>
-              <w:end w:val="single" w:sz="4" w:space="0" w:color="D1D5DB"/>
-            </w:tcBorders>
-            <w:vAlign w:val="center"/>
-          </w:tcPr>
-          <w:p>
-            <w:pPr>
-              <w:pStyle w:val="Normal"/>
-              <w:spacing w:lineRule="exact" w:line="252" w:before="0" w:after="0"/>
+            <w:tcW w:w="2039" w:type="dxa"/>
+            <w:tcBorders>
+              <w:top w:val="single" w:sz="4" w:space="0" w:color="D1D5DB"/>
+              <w:start w:val="single" w:sz="4" w:space="0" w:color="D1D5DB"/>
+              <w:bottom w:val="single" w:sz="4" w:space="0" w:color="D1D5DB"/>
+              <w:end w:val="single" w:sz="4" w:space="0" w:color="D1D5DB"/>
+            </w:tcBorders>
+            <w:vAlign w:val="center"/>
+          </w:tcPr>
+          <w:p>
+            <w:pPr>
+              <w:pStyle w:val="Normal"/>
+              <w:spacing w:lineRule="auto" w:line="252" w:before="0" w:after="0"/>
               <w:jc w:val="start"/>
               <w:rPr/>
             </w:pPr>
@@ -4838,19 +4866,19 @@
         </w:tc>
         <w:tc>
           <w:tcPr>
-            <w:tcW w:w="1689" w:type="dxa"/>
-            <w:tcBorders>
-              <w:top w:val="single" w:sz="4" w:space="0" w:color="D1D5DB"/>
-              <w:start w:val="single" w:sz="4" w:space="0" w:color="D1D5DB"/>
-              <w:bottom w:val="single" w:sz="4" w:space="0" w:color="D1D5DB"/>
-              <w:end w:val="single" w:sz="4" w:space="0" w:color="D1D5DB"/>
-            </w:tcBorders>
-            <w:vAlign w:val="center"/>
-          </w:tcPr>
-          <w:p>
-            <w:pPr>
-              <w:pStyle w:val="Normal"/>
-              <w:spacing w:lineRule="exact" w:line="252" w:before="0" w:after="0"/>
+            <w:tcW w:w="1714" w:type="dxa"/>
+            <w:tcBorders>
+              <w:top w:val="single" w:sz="4" w:space="0" w:color="D1D5DB"/>
+              <w:start w:val="single" w:sz="4" w:space="0" w:color="D1D5DB"/>
+              <w:bottom w:val="single" w:sz="4" w:space="0" w:color="D1D5DB"/>
+              <w:end w:val="single" w:sz="4" w:space="0" w:color="D1D5DB"/>
+            </w:tcBorders>
+            <w:vAlign w:val="center"/>
+          </w:tcPr>
+          <w:p>
+            <w:pPr>
+              <w:pStyle w:val="Normal"/>
+              <w:spacing w:lineRule="auto" w:line="252" w:before="0" w:after="0"/>
               <w:jc w:val="start"/>
               <w:rPr/>
             </w:pPr>
@@ -4871,19 +4899,19 @@
         </w:tc>
         <w:tc>
           <w:tcPr>
-            <w:tcW w:w="1917" w:type="dxa"/>
-            <w:tcBorders>
-              <w:top w:val="single" w:sz="4" w:space="0" w:color="D1D5DB"/>
-              <w:start w:val="single" w:sz="4" w:space="0" w:color="D1D5DB"/>
-              <w:bottom w:val="single" w:sz="4" w:space="0" w:color="D1D5DB"/>
-              <w:end w:val="single" w:sz="4" w:space="0" w:color="D1D5DB"/>
-            </w:tcBorders>
-            <w:vAlign w:val="center"/>
-          </w:tcPr>
-          <w:p>
-            <w:pPr>
-              <w:pStyle w:val="Normal"/>
-              <w:spacing w:lineRule="exact" w:line="252" w:before="0" w:after="0"/>
+            <w:tcW w:w="1951" w:type="dxa"/>
+            <w:tcBorders>
+              <w:top w:val="single" w:sz="4" w:space="0" w:color="D1D5DB"/>
+              <w:start w:val="single" w:sz="4" w:space="0" w:color="D1D5DB"/>
+              <w:bottom w:val="single" w:sz="4" w:space="0" w:color="D1D5DB"/>
+              <w:end w:val="single" w:sz="4" w:space="0" w:color="D1D5DB"/>
+            </w:tcBorders>
+            <w:vAlign w:val="center"/>
+          </w:tcPr>
+          <w:p>
+            <w:pPr>
+              <w:pStyle w:val="Normal"/>
+              <w:spacing w:lineRule="auto" w:line="252" w:before="0" w:after="0"/>
               <w:jc w:val="start"/>
               <w:rPr/>
             </w:pPr>
@@ -4904,19 +4932,19 @@
         </w:tc>
         <w:tc>
           <w:tcPr>
-            <w:tcW w:w="2024" w:type="dxa"/>
-            <w:tcBorders>
-              <w:top w:val="single" w:sz="4" w:space="0" w:color="D1D5DB"/>
-              <w:start w:val="single" w:sz="4" w:space="0" w:color="D1D5DB"/>
-              <w:bottom w:val="single" w:sz="4" w:space="0" w:color="D1D5DB"/>
-              <w:end w:val="single" w:sz="4" w:space="0" w:color="D1D5DB"/>
-            </w:tcBorders>
-            <w:vAlign w:val="center"/>
-          </w:tcPr>
-          <w:p>
-            <w:pPr>
-              <w:pStyle w:val="Normal"/>
-              <w:spacing w:lineRule="exact" w:line="252" w:before="0" w:after="0"/>
+            <w:tcW w:w="1894" w:type="dxa"/>
+            <w:tcBorders>
+              <w:top w:val="single" w:sz="4" w:space="0" w:color="D1D5DB"/>
+              <w:start w:val="single" w:sz="4" w:space="0" w:color="D1D5DB"/>
+              <w:bottom w:val="single" w:sz="4" w:space="0" w:color="D1D5DB"/>
+              <w:end w:val="single" w:sz="4" w:space="0" w:color="D1D5DB"/>
+            </w:tcBorders>
+            <w:vAlign w:val="center"/>
+          </w:tcPr>
+          <w:p>
+            <w:pPr>
+              <w:pStyle w:val="Normal"/>
+              <w:spacing w:lineRule="auto" w:line="252" w:before="0" w:after="0"/>
               <w:jc w:val="start"/>
               <w:rPr/>
             </w:pPr>
@@ -4942,7 +4970,7 @@
         </w:trPr>
         <w:tc>
           <w:tcPr>
-            <w:tcW w:w="2003" w:type="dxa"/>
+            <w:tcW w:w="2040" w:type="dxa"/>
             <w:tcBorders>
               <w:top w:val="single" w:sz="4" w:space="0" w:color="D1D5DB"/>
               <w:start w:val="single" w:sz="4" w:space="0" w:color="D1D5DB"/>
@@ -4955,7 +4983,7 @@
           <w:p>
             <w:pPr>
               <w:pStyle w:val="Normal"/>
-              <w:spacing w:lineRule="exact" w:line="252" w:before="0" w:after="0"/>
+              <w:spacing w:lineRule="auto" w:line="252" w:before="0" w:after="0"/>
               <w:jc w:val="start"/>
               <w:rPr/>
             </w:pPr>
@@ -4976,7 +5004,7 @@
         </w:tc>
         <w:tc>
           <w:tcPr>
-            <w:tcW w:w="2005" w:type="dxa"/>
+            <w:tcW w:w="2039" w:type="dxa"/>
             <w:tcBorders>
               <w:top w:val="single" w:sz="4" w:space="0" w:color="D1D5DB"/>
               <w:start w:val="single" w:sz="4" w:space="0" w:color="D1D5DB"/>
@@ -4989,7 +5017,7 @@
           <w:p>
             <w:pPr>
               <w:pStyle w:val="Normal"/>
-              <w:spacing w:lineRule="exact" w:line="252" w:before="0" w:after="0"/>
+              <w:spacing w:lineRule="auto" w:line="252" w:before="0" w:after="0"/>
               <w:jc w:val="start"/>
               <w:rPr/>
             </w:pPr>
@@ -5010,7 +5038,7 @@
         </w:tc>
         <w:tc>
           <w:tcPr>
-            <w:tcW w:w="1689" w:type="dxa"/>
+            <w:tcW w:w="1714" w:type="dxa"/>
             <w:tcBorders>
               <w:top w:val="single" w:sz="4" w:space="0" w:color="D1D5DB"/>
               <w:start w:val="single" w:sz="4" w:space="0" w:color="D1D5DB"/>
@@ -5023,7 +5051,7 @@
           <w:p>
             <w:pPr>
               <w:pStyle w:val="Normal"/>
-              <w:spacing w:lineRule="exact" w:line="252" w:before="0" w:after="0"/>
+              <w:spacing w:lineRule="auto" w:line="252" w:before="0" w:after="0"/>
               <w:jc w:val="start"/>
               <w:rPr/>
             </w:pPr>
@@ -5044,7 +5072,7 @@
         </w:tc>
         <w:tc>
           <w:tcPr>
-            <w:tcW w:w="1917" w:type="dxa"/>
+            <w:tcW w:w="1951" w:type="dxa"/>
             <w:tcBorders>
               <w:top w:val="single" w:sz="4" w:space="0" w:color="D1D5DB"/>
               <w:start w:val="single" w:sz="4" w:space="0" w:color="D1D5DB"/>
@@ -5057,7 +5085,7 @@
           <w:p>
             <w:pPr>
               <w:pStyle w:val="Normal"/>
-              <w:spacing w:lineRule="exact" w:line="252" w:before="0" w:after="0"/>
+              <w:spacing w:lineRule="auto" w:line="252" w:before="0" w:after="0"/>
               <w:jc w:val="start"/>
               <w:rPr/>
             </w:pPr>
@@ -5078,7 +5106,7 @@
         </w:tc>
         <w:tc>
           <w:tcPr>
-            <w:tcW w:w="2024" w:type="dxa"/>
+            <w:tcW w:w="1894" w:type="dxa"/>
             <w:tcBorders>
               <w:top w:val="single" w:sz="4" w:space="0" w:color="D1D5DB"/>
               <w:start w:val="single" w:sz="4" w:space="0" w:color="D1D5DB"/>
@@ -5091,7 +5119,7 @@
           <w:p>
             <w:pPr>
               <w:pStyle w:val="Normal"/>
-              <w:spacing w:lineRule="exact" w:line="252" w:before="0" w:after="0"/>
+              <w:spacing w:lineRule="auto" w:line="252" w:before="0" w:after="0"/>
               <w:jc w:val="start"/>
               <w:rPr/>
             </w:pPr>
@@ -5117,19 +5145,19 @@
         </w:trPr>
         <w:tc>
           <w:tcPr>
-            <w:tcW w:w="2003" w:type="dxa"/>
-            <w:tcBorders>
-              <w:top w:val="single" w:sz="4" w:space="0" w:color="D1D5DB"/>
-              <w:start w:val="single" w:sz="4" w:space="0" w:color="D1D5DB"/>
-              <w:bottom w:val="single" w:sz="4" w:space="0" w:color="D1D5DB"/>
-              <w:end w:val="single" w:sz="4" w:space="0" w:color="D1D5DB"/>
-            </w:tcBorders>
-            <w:vAlign w:val="center"/>
-          </w:tcPr>
-          <w:p>
-            <w:pPr>
-              <w:pStyle w:val="Normal"/>
-              <w:spacing w:lineRule="exact" w:line="252" w:before="0" w:after="0"/>
+            <w:tcW w:w="2040" w:type="dxa"/>
+            <w:tcBorders>
+              <w:top w:val="single" w:sz="4" w:space="0" w:color="D1D5DB"/>
+              <w:start w:val="single" w:sz="4" w:space="0" w:color="D1D5DB"/>
+              <w:bottom w:val="single" w:sz="4" w:space="0" w:color="D1D5DB"/>
+              <w:end w:val="single" w:sz="4" w:space="0" w:color="D1D5DB"/>
+            </w:tcBorders>
+            <w:vAlign w:val="center"/>
+          </w:tcPr>
+          <w:p>
+            <w:pPr>
+              <w:pStyle w:val="Normal"/>
+              <w:spacing w:lineRule="auto" w:line="252" w:before="0" w:after="0"/>
               <w:jc w:val="start"/>
               <w:rPr/>
             </w:pPr>
@@ -5150,19 +5178,19 @@
         </w:tc>
         <w:tc>
           <w:tcPr>
-            <w:tcW w:w="2005" w:type="dxa"/>
-            <w:tcBorders>
-              <w:top w:val="single" w:sz="4" w:space="0" w:color="D1D5DB"/>
-              <w:start w:val="single" w:sz="4" w:space="0" w:color="D1D5DB"/>
-              <w:bottom w:val="single" w:sz="4" w:space="0" w:color="D1D5DB"/>
-              <w:end w:val="single" w:sz="4" w:space="0" w:color="D1D5DB"/>
-            </w:tcBorders>
-            <w:vAlign w:val="center"/>
-          </w:tcPr>
-          <w:p>
-            <w:pPr>
-              <w:pStyle w:val="Normal"/>
-              <w:spacing w:lineRule="exact" w:line="252" w:before="0" w:after="0"/>
+            <w:tcW w:w="2039" w:type="dxa"/>
+            <w:tcBorders>
+              <w:top w:val="single" w:sz="4" w:space="0" w:color="D1D5DB"/>
+              <w:start w:val="single" w:sz="4" w:space="0" w:color="D1D5DB"/>
+              <w:bottom w:val="single" w:sz="4" w:space="0" w:color="D1D5DB"/>
+              <w:end w:val="single" w:sz="4" w:space="0" w:color="D1D5DB"/>
+            </w:tcBorders>
+            <w:vAlign w:val="center"/>
+          </w:tcPr>
+          <w:p>
+            <w:pPr>
+              <w:pStyle w:val="Normal"/>
+              <w:spacing w:lineRule="auto" w:line="252" w:before="0" w:after="0"/>
               <w:jc w:val="start"/>
               <w:rPr/>
             </w:pPr>
@@ -5183,19 +5211,19 @@
         </w:tc>
         <w:tc>
           <w:tcPr>
-            <w:tcW w:w="1689" w:type="dxa"/>
-            <w:tcBorders>
-              <w:top w:val="single" w:sz="4" w:space="0" w:color="D1D5DB"/>
-              <w:start w:val="single" w:sz="4" w:space="0" w:color="D1D5DB"/>
-              <w:bottom w:val="single" w:sz="4" w:space="0" w:color="D1D5DB"/>
-              <w:end w:val="single" w:sz="4" w:space="0" w:color="D1D5DB"/>
-            </w:tcBorders>
-            <w:vAlign w:val="center"/>
-          </w:tcPr>
-          <w:p>
-            <w:pPr>
-              <w:pStyle w:val="Normal"/>
-              <w:spacing w:lineRule="exact" w:line="252" w:before="0" w:after="0"/>
+            <w:tcW w:w="1714" w:type="dxa"/>
+            <w:tcBorders>
+              <w:top w:val="single" w:sz="4" w:space="0" w:color="D1D5DB"/>
+              <w:start w:val="single" w:sz="4" w:space="0" w:color="D1D5DB"/>
+              <w:bottom w:val="single" w:sz="4" w:space="0" w:color="D1D5DB"/>
+              <w:end w:val="single" w:sz="4" w:space="0" w:color="D1D5DB"/>
+            </w:tcBorders>
+            <w:vAlign w:val="center"/>
+          </w:tcPr>
+          <w:p>
+            <w:pPr>
+              <w:pStyle w:val="Normal"/>
+              <w:spacing w:lineRule="auto" w:line="252" w:before="0" w:after="0"/>
               <w:jc w:val="start"/>
               <w:rPr/>
             </w:pPr>
@@ -5216,19 +5244,19 @@
         </w:tc>
         <w:tc>
           <w:tcPr>
-            <w:tcW w:w="1917" w:type="dxa"/>
-            <w:tcBorders>
-              <w:top w:val="single" w:sz="4" w:space="0" w:color="D1D5DB"/>
-              <w:start w:val="single" w:sz="4" w:space="0" w:color="D1D5DB"/>
-              <w:bottom w:val="single" w:sz="4" w:space="0" w:color="D1D5DB"/>
-              <w:end w:val="single" w:sz="4" w:space="0" w:color="D1D5DB"/>
-            </w:tcBorders>
-            <w:vAlign w:val="center"/>
-          </w:tcPr>
-          <w:p>
-            <w:pPr>
-              <w:pStyle w:val="Normal"/>
-              <w:spacing w:lineRule="exact" w:line="252" w:before="0" w:after="0"/>
+            <w:tcW w:w="1951" w:type="dxa"/>
+            <w:tcBorders>
+              <w:top w:val="single" w:sz="4" w:space="0" w:color="D1D5DB"/>
+              <w:start w:val="single" w:sz="4" w:space="0" w:color="D1D5DB"/>
+              <w:bottom w:val="single" w:sz="4" w:space="0" w:color="D1D5DB"/>
+              <w:end w:val="single" w:sz="4" w:space="0" w:color="D1D5DB"/>
+            </w:tcBorders>
+            <w:vAlign w:val="center"/>
+          </w:tcPr>
+          <w:p>
+            <w:pPr>
+              <w:pStyle w:val="Normal"/>
+              <w:spacing w:lineRule="auto" w:line="252" w:before="0" w:after="0"/>
               <w:jc w:val="start"/>
               <w:rPr/>
             </w:pPr>
@@ -5249,19 +5277,19 @@
         </w:tc>
         <w:tc>
           <w:tcPr>
-            <w:tcW w:w="2024" w:type="dxa"/>
-            <w:tcBorders>
-              <w:top w:val="single" w:sz="4" w:space="0" w:color="D1D5DB"/>
-              <w:start w:val="single" w:sz="4" w:space="0" w:color="D1D5DB"/>
-              <w:bottom w:val="single" w:sz="4" w:space="0" w:color="D1D5DB"/>
-              <w:end w:val="single" w:sz="4" w:space="0" w:color="D1D5DB"/>
-            </w:tcBorders>
-            <w:vAlign w:val="center"/>
-          </w:tcPr>
-          <w:p>
-            <w:pPr>
-              <w:pStyle w:val="Normal"/>
-              <w:spacing w:lineRule="exact" w:line="252" w:before="0" w:after="0"/>
+            <w:tcW w:w="1894" w:type="dxa"/>
+            <w:tcBorders>
+              <w:top w:val="single" w:sz="4" w:space="0" w:color="D1D5DB"/>
+              <w:start w:val="single" w:sz="4" w:space="0" w:color="D1D5DB"/>
+              <w:bottom w:val="single" w:sz="4" w:space="0" w:color="D1D5DB"/>
+              <w:end w:val="single" w:sz="4" w:space="0" w:color="D1D5DB"/>
+            </w:tcBorders>
+            <w:vAlign w:val="center"/>
+          </w:tcPr>
+          <w:p>
+            <w:pPr>
+              <w:pStyle w:val="Normal"/>
+              <w:spacing w:lineRule="auto" w:line="252" w:before="0" w:after="0"/>
               <w:jc w:val="start"/>
               <w:rPr/>
             </w:pPr>
@@ -5287,7 +5315,7 @@
         </w:trPr>
         <w:tc>
           <w:tcPr>
-            <w:tcW w:w="2003" w:type="dxa"/>
+            <w:tcW w:w="2040" w:type="dxa"/>
             <w:tcBorders>
               <w:top w:val="single" w:sz="4" w:space="0" w:color="D1D5DB"/>
               <w:start w:val="single" w:sz="4" w:space="0" w:color="D1D5DB"/>
@@ -5300,7 +5328,7 @@
           <w:p>
             <w:pPr>
               <w:pStyle w:val="Normal"/>
-              <w:spacing w:lineRule="exact" w:line="252" w:before="0" w:after="0"/>
+              <w:spacing w:lineRule="auto" w:line="252" w:before="0" w:after="0"/>
               <w:jc w:val="start"/>
               <w:rPr/>
             </w:pPr>
@@ -5321,7 +5349,7 @@
         </w:tc>
         <w:tc>
           <w:tcPr>
-            <w:tcW w:w="2005" w:type="dxa"/>
+            <w:tcW w:w="2039" w:type="dxa"/>
             <w:tcBorders>
               <w:top w:val="single" w:sz="4" w:space="0" w:color="D1D5DB"/>
               <w:start w:val="single" w:sz="4" w:space="0" w:color="D1D5DB"/>
@@ -5334,7 +5362,7 @@
           <w:p>
             <w:pPr>
               <w:pStyle w:val="Normal"/>
-              <w:spacing w:lineRule="exact" w:line="252" w:before="0" w:after="0"/>
+              <w:spacing w:lineRule="auto" w:line="252" w:before="0" w:after="0"/>
               <w:jc w:val="start"/>
               <w:rPr/>
             </w:pPr>
@@ -5355,7 +5383,7 @@
         </w:tc>
         <w:tc>
           <w:tcPr>
-            <w:tcW w:w="1689" w:type="dxa"/>
+            <w:tcW w:w="1714" w:type="dxa"/>
             <w:tcBorders>
               <w:top w:val="single" w:sz="4" w:space="0" w:color="D1D5DB"/>
               <w:start w:val="single" w:sz="4" w:space="0" w:color="D1D5DB"/>
@@ -5368,7 +5396,7 @@
           <w:p>
             <w:pPr>
               <w:pStyle w:val="Normal"/>
-              <w:spacing w:lineRule="exact" w:line="252" w:before="0" w:after="0"/>
+              <w:spacing w:lineRule="auto" w:line="252" w:before="0" w:after="0"/>
               <w:jc w:val="start"/>
               <w:rPr/>
             </w:pPr>
@@ -5389,7 +5417,7 @@
         </w:tc>
         <w:tc>
           <w:tcPr>
-            <w:tcW w:w="1917" w:type="dxa"/>
+            <w:tcW w:w="1951" w:type="dxa"/>
             <w:tcBorders>
               <w:top w:val="single" w:sz="4" w:space="0" w:color="D1D5DB"/>
               <w:start w:val="single" w:sz="4" w:space="0" w:color="D1D5DB"/>
@@ -5402,7 +5430,7 @@
           <w:p>
             <w:pPr>
               <w:pStyle w:val="Normal"/>
-              <w:spacing w:lineRule="exact" w:line="252" w:before="0" w:after="0"/>
+              <w:spacing w:lineRule="auto" w:line="252" w:before="0" w:after="0"/>
               <w:jc w:val="start"/>
               <w:rPr/>
             </w:pPr>
@@ -5423,7 +5451,7 @@
         </w:tc>
         <w:tc>
           <w:tcPr>
-            <w:tcW w:w="2024" w:type="dxa"/>
+            <w:tcW w:w="1894" w:type="dxa"/>
             <w:tcBorders>
               <w:top w:val="single" w:sz="4" w:space="0" w:color="D1D5DB"/>
               <w:start w:val="single" w:sz="4" w:space="0" w:color="D1D5DB"/>
@@ -5436,7 +5464,7 @@
           <w:p>
             <w:pPr>
               <w:pStyle w:val="Normal"/>
-              <w:spacing w:lineRule="exact" w:line="252" w:before="0" w:after="0"/>
+              <w:spacing w:lineRule="auto" w:line="252" w:before="0" w:after="0"/>
               <w:jc w:val="start"/>
               <w:rPr/>
             </w:pPr>
@@ -5462,19 +5490,19 @@
         </w:trPr>
         <w:tc>
           <w:tcPr>
-            <w:tcW w:w="2003" w:type="dxa"/>
-            <w:tcBorders>
-              <w:top w:val="single" w:sz="4" w:space="0" w:color="D1D5DB"/>
-              <w:start w:val="single" w:sz="4" w:space="0" w:color="D1D5DB"/>
-              <w:bottom w:val="single" w:sz="4" w:space="0" w:color="D1D5DB"/>
-              <w:end w:val="single" w:sz="4" w:space="0" w:color="D1D5DB"/>
-            </w:tcBorders>
-            <w:vAlign w:val="center"/>
-          </w:tcPr>
-          <w:p>
-            <w:pPr>
-              <w:pStyle w:val="Normal"/>
-              <w:spacing w:lineRule="exact" w:line="252" w:before="0" w:after="0"/>
+            <w:tcW w:w="2040" w:type="dxa"/>
+            <w:tcBorders>
+              <w:top w:val="single" w:sz="4" w:space="0" w:color="D1D5DB"/>
+              <w:start w:val="single" w:sz="4" w:space="0" w:color="D1D5DB"/>
+              <w:bottom w:val="single" w:sz="4" w:space="0" w:color="D1D5DB"/>
+              <w:end w:val="single" w:sz="4" w:space="0" w:color="D1D5DB"/>
+            </w:tcBorders>
+            <w:vAlign w:val="center"/>
+          </w:tcPr>
+          <w:p>
+            <w:pPr>
+              <w:pStyle w:val="Normal"/>
+              <w:spacing w:lineRule="auto" w:line="252" w:before="0" w:after="0"/>
               <w:jc w:val="start"/>
               <w:rPr/>
             </w:pPr>
@@ -5495,19 +5523,19 @@
         </w:tc>
         <w:tc>
           <w:tcPr>
-            <w:tcW w:w="2005" w:type="dxa"/>
-            <w:tcBorders>
-              <w:top w:val="single" w:sz="4" w:space="0" w:color="D1D5DB"/>
-              <w:start w:val="single" w:sz="4" w:space="0" w:color="D1D5DB"/>
-              <w:bottom w:val="single" w:sz="4" w:space="0" w:color="D1D5DB"/>
-              <w:end w:val="single" w:sz="4" w:space="0" w:color="D1D5DB"/>
-            </w:tcBorders>
-            <w:vAlign w:val="center"/>
-          </w:tcPr>
-          <w:p>
-            <w:pPr>
-              <w:pStyle w:val="Normal"/>
-              <w:spacing w:lineRule="exact" w:line="252" w:before="0" w:after="0"/>
+            <w:tcW w:w="2039" w:type="dxa"/>
+            <w:tcBorders>
+              <w:top w:val="single" w:sz="4" w:space="0" w:color="D1D5DB"/>
+              <w:start w:val="single" w:sz="4" w:space="0" w:color="D1D5DB"/>
+              <w:bottom w:val="single" w:sz="4" w:space="0" w:color="D1D5DB"/>
+              <w:end w:val="single" w:sz="4" w:space="0" w:color="D1D5DB"/>
+            </w:tcBorders>
+            <w:vAlign w:val="center"/>
+          </w:tcPr>
+          <w:p>
+            <w:pPr>
+              <w:pStyle w:val="Normal"/>
+              <w:spacing w:lineRule="auto" w:line="252" w:before="0" w:after="0"/>
               <w:jc w:val="start"/>
               <w:rPr/>
             </w:pPr>
@@ -5528,19 +5556,19 @@
         </w:tc>
         <w:tc>
           <w:tcPr>
-            <w:tcW w:w="1689" w:type="dxa"/>
-            <w:tcBorders>
-              <w:top w:val="single" w:sz="4" w:space="0" w:color="D1D5DB"/>
-              <w:start w:val="single" w:sz="4" w:space="0" w:color="D1D5DB"/>
-              <w:bottom w:val="single" w:sz="4" w:space="0" w:color="D1D5DB"/>
-              <w:end w:val="single" w:sz="4" w:space="0" w:color="D1D5DB"/>
-            </w:tcBorders>
-            <w:vAlign w:val="center"/>
-          </w:tcPr>
-          <w:p>
-            <w:pPr>
-              <w:pStyle w:val="Normal"/>
-              <w:spacing w:lineRule="exact" w:line="252" w:before="0" w:after="0"/>
+            <w:tcW w:w="1714" w:type="dxa"/>
+            <w:tcBorders>
+              <w:top w:val="single" w:sz="4" w:space="0" w:color="D1D5DB"/>
+              <w:start w:val="single" w:sz="4" w:space="0" w:color="D1D5DB"/>
+              <w:bottom w:val="single" w:sz="4" w:space="0" w:color="D1D5DB"/>
+              <w:end w:val="single" w:sz="4" w:space="0" w:color="D1D5DB"/>
+            </w:tcBorders>
+            <w:vAlign w:val="center"/>
+          </w:tcPr>
+          <w:p>
+            <w:pPr>
+              <w:pStyle w:val="Normal"/>
+              <w:spacing w:lineRule="auto" w:line="252" w:before="0" w:after="0"/>
               <w:jc w:val="start"/>
               <w:rPr/>
             </w:pPr>
@@ -5561,19 +5589,19 @@
         </w:tc>
         <w:tc>
           <w:tcPr>
-            <w:tcW w:w="1917" w:type="dxa"/>
-            <w:tcBorders>
-              <w:top w:val="single" w:sz="4" w:space="0" w:color="D1D5DB"/>
-              <w:start w:val="single" w:sz="4" w:space="0" w:color="D1D5DB"/>
-              <w:bottom w:val="single" w:sz="4" w:space="0" w:color="D1D5DB"/>
-              <w:end w:val="single" w:sz="4" w:space="0" w:color="D1D5DB"/>
-            </w:tcBorders>
-            <w:vAlign w:val="center"/>
-          </w:tcPr>
-          <w:p>
-            <w:pPr>
-              <w:pStyle w:val="Normal"/>
-              <w:spacing w:lineRule="exact" w:line="252" w:before="0" w:after="0"/>
+            <w:tcW w:w="1951" w:type="dxa"/>
+            <w:tcBorders>
+              <w:top w:val="single" w:sz="4" w:space="0" w:color="D1D5DB"/>
+              <w:start w:val="single" w:sz="4" w:space="0" w:color="D1D5DB"/>
+              <w:bottom w:val="single" w:sz="4" w:space="0" w:color="D1D5DB"/>
+              <w:end w:val="single" w:sz="4" w:space="0" w:color="D1D5DB"/>
+            </w:tcBorders>
+            <w:vAlign w:val="center"/>
+          </w:tcPr>
+          <w:p>
+            <w:pPr>
+              <w:pStyle w:val="Normal"/>
+              <w:spacing w:lineRule="auto" w:line="252" w:before="0" w:after="0"/>
               <w:jc w:val="start"/>
               <w:rPr/>
             </w:pPr>
@@ -5594,19 +5622,19 @@
         </w:tc>
         <w:tc>
           <w:tcPr>
-            <w:tcW w:w="2024" w:type="dxa"/>
-            <w:tcBorders>
-              <w:top w:val="single" w:sz="4" w:space="0" w:color="D1D5DB"/>
-              <w:start w:val="single" w:sz="4" w:space="0" w:color="D1D5DB"/>
-              <w:bottom w:val="single" w:sz="4" w:space="0" w:color="D1D5DB"/>
-              <w:end w:val="single" w:sz="4" w:space="0" w:color="D1D5DB"/>
-            </w:tcBorders>
-            <w:vAlign w:val="center"/>
-          </w:tcPr>
-          <w:p>
-            <w:pPr>
-              <w:pStyle w:val="Normal"/>
-              <w:spacing w:lineRule="exact" w:line="252" w:before="0" w:after="0"/>
+            <w:tcW w:w="1894" w:type="dxa"/>
+            <w:tcBorders>
+              <w:top w:val="single" w:sz="4" w:space="0" w:color="D1D5DB"/>
+              <w:start w:val="single" w:sz="4" w:space="0" w:color="D1D5DB"/>
+              <w:bottom w:val="single" w:sz="4" w:space="0" w:color="D1D5DB"/>
+              <w:end w:val="single" w:sz="4" w:space="0" w:color="D1D5DB"/>
+            </w:tcBorders>
+            <w:vAlign w:val="center"/>
+          </w:tcPr>
+          <w:p>
+            <w:pPr>
+              <w:pStyle w:val="Normal"/>
+              <w:spacing w:lineRule="auto" w:line="252" w:before="0" w:after="0"/>
               <w:jc w:val="start"/>
               <w:rPr/>
             </w:pPr>
@@ -5632,7 +5660,7 @@
         </w:trPr>
         <w:tc>
           <w:tcPr>
-            <w:tcW w:w="2003" w:type="dxa"/>
+            <w:tcW w:w="2040" w:type="dxa"/>
             <w:tcBorders>
               <w:top w:val="single" w:sz="4" w:space="0" w:color="D1D5DB"/>
               <w:start w:val="single" w:sz="4" w:space="0" w:color="D1D5DB"/>
@@ -5645,7 +5673,7 @@
           <w:p>
             <w:pPr>
               <w:pStyle w:val="Normal"/>
-              <w:spacing w:lineRule="exact" w:line="252" w:before="0" w:after="0"/>
+              <w:spacing w:lineRule="auto" w:line="252" w:before="0" w:after="0"/>
               <w:jc w:val="start"/>
               <w:rPr/>
             </w:pPr>
@@ -5666,7 +5694,7 @@
         </w:tc>
         <w:tc>
           <w:tcPr>
-            <w:tcW w:w="2005" w:type="dxa"/>
+            <w:tcW w:w="2039" w:type="dxa"/>
             <w:tcBorders>
               <w:top w:val="single" w:sz="4" w:space="0" w:color="D1D5DB"/>
               <w:start w:val="single" w:sz="4" w:space="0" w:color="D1D5DB"/>
@@ -5679,7 +5707,7 @@
           <w:p>
             <w:pPr>
               <w:pStyle w:val="Normal"/>
-              <w:spacing w:lineRule="exact" w:line="252" w:before="0" w:after="0"/>
+              <w:spacing w:lineRule="auto" w:line="252" w:before="0" w:after="0"/>
               <w:jc w:val="start"/>
               <w:rPr/>
             </w:pPr>
@@ -5700,7 +5728,7 @@
         </w:tc>
         <w:tc>
           <w:tcPr>
-            <w:tcW w:w="1689" w:type="dxa"/>
+            <w:tcW w:w="1714" w:type="dxa"/>
             <w:tcBorders>
               <w:top w:val="single" w:sz="4" w:space="0" w:color="D1D5DB"/>
               <w:start w:val="single" w:sz="4" w:space="0" w:color="D1D5DB"/>
@@ -5713,7 +5741,7 @@
           <w:p>
             <w:pPr>
               <w:pStyle w:val="Normal"/>
-              <w:spacing w:lineRule="exact" w:line="252" w:before="0" w:after="0"/>
+              <w:spacing w:lineRule="auto" w:line="252" w:before="0" w:after="0"/>
               <w:jc w:val="start"/>
               <w:rPr/>
             </w:pPr>
@@ -5728,13 +5756,13 @@
                 <w:sz w:val="17"/>
                 <w:szCs w:val="17"/>
               </w:rPr>
-              <w:t>Có (thiết kế)</w:t>
-            </w:r>
-          </w:p>
-        </w:tc>
-        <w:tc>
-          <w:tcPr>
-            <w:tcW w:w="1917" w:type="dxa"/>
+              <w:t>Có (số hoá)</w:t>
+            </w:r>
+          </w:p>
+        </w:tc>
+        <w:tc>
+          <w:tcPr>
+            <w:tcW w:w="1951" w:type="dxa"/>
             <w:tcBorders>
               <w:top w:val="single" w:sz="4" w:space="0" w:color="D1D5DB"/>
               <w:start w:val="single" w:sz="4" w:space="0" w:color="D1D5DB"/>
@@ -5747,7 +5775,7 @@
           <w:p>
             <w:pPr>
               <w:pStyle w:val="Normal"/>
-              <w:spacing w:lineRule="exact" w:line="252" w:before="0" w:after="0"/>
+              <w:spacing w:lineRule="auto" w:line="252" w:before="0" w:after="0"/>
               <w:jc w:val="start"/>
               <w:rPr/>
             </w:pPr>
@@ -5768,7 +5796,7 @@
         </w:tc>
         <w:tc>
           <w:tcPr>
-            <w:tcW w:w="2024" w:type="dxa"/>
+            <w:tcW w:w="1894" w:type="dxa"/>
             <w:tcBorders>
               <w:top w:val="single" w:sz="4" w:space="0" w:color="D1D5DB"/>
               <w:start w:val="single" w:sz="4" w:space="0" w:color="D1D5DB"/>
@@ -5781,7 +5809,7 @@
           <w:p>
             <w:pPr>
               <w:pStyle w:val="Normal"/>
-              <w:spacing w:lineRule="exact" w:line="252" w:before="0" w:after="0"/>
+              <w:spacing w:lineRule="auto" w:line="252" w:before="0" w:after="0"/>
               <w:jc w:val="start"/>
               <w:rPr/>
             </w:pPr>
@@ -5796,7 +5824,7 @@
                 <w:sz w:val="17"/>
                 <w:szCs w:val="17"/>
               </w:rPr>
-              <w:t>Có (thiết kế INSPECTOR 3-tier)</w:t>
+              <w:t>Có (INSPECTOR 3-tier)</w:t>
             </w:r>
           </w:p>
         </w:tc>
@@ -5805,7 +5833,7 @@
     <w:p>
       <w:pPr>
         <w:pStyle w:val="Normal"/>
-        <w:spacing w:lineRule="exact" w:line="276" w:before="0" w:after="120"/>
+        <w:spacing w:lineRule="auto" w:line="276" w:before="0" w:after="120"/>
         <w:jc w:val="both"/>
         <w:rPr/>
       </w:pPr>
@@ -5839,7 +5867,7 @@
     <w:p>
       <w:pPr>
         <w:pStyle w:val="Normal"/>
-        <w:spacing w:lineRule="exact" w:line="240" w:before="0" w:after="140"/>
+        <w:spacing w:lineRule="auto" w:line="240" w:before="0" w:after="140"/>
         <w:rPr/>
       </w:pPr>
       <w:r>
@@ -5860,7 +5888,7 @@
         <w:spacing w:before="240" w:after="80"/>
         <w:rPr/>
       </w:pPr>
-      <w:bookmarkStart w:id="17" w:name="__RefHeading___Toc752_AgriContract"/>
+      <w:bookmarkStart w:id="17" w:name="__RefHeading___Toc771_AgriContract"/>
       <w:bookmarkEnd w:id="17"/>
       <w:r>
         <w:rPr>
@@ -5877,7 +5905,7 @@
     <w:p>
       <w:pPr>
         <w:pStyle w:val="Normal"/>
-        <w:spacing w:lineRule="exact" w:line="276" w:before="0" w:after="120"/>
+        <w:spacing w:lineRule="auto" w:line="276" w:before="0" w:after="120"/>
         <w:jc w:val="both"/>
         <w:rPr/>
       </w:pPr>
@@ -5911,7 +5939,7 @@
     <w:p>
       <w:pPr>
         <w:pStyle w:val="Normal"/>
-        <w:spacing w:lineRule="exact" w:line="276" w:before="0" w:after="120"/>
+        <w:spacing w:lineRule="auto" w:line="276" w:before="0" w:after="120"/>
         <w:jc w:val="both"/>
         <w:rPr/>
       </w:pPr>
@@ -5952,7 +5980,7 @@
           <w:right w:val="single" w:sz="2" w:space="6" w:color="D1D5DB"/>
         </w:pBdr>
         <w:shd w:val="clear" w:color="auto" w:fill="F3F4F6"/>
-        <w:spacing w:lineRule="exact" w:line="264" w:before="120" w:after="140"/>
+        <w:spacing w:lineRule="auto" w:line="264" w:before="120" w:after="140"/>
         <w:ind w:start="60" w:end="60"/>
         <w:rPr/>
       </w:pPr>
@@ -5980,7 +6008,7 @@
     <w:p>
       <w:pPr>
         <w:pStyle w:val="Normal"/>
-        <w:spacing w:lineRule="exact" w:line="276" w:before="0" w:after="120"/>
+        <w:spacing w:lineRule="auto" w:line="276" w:before="0" w:after="120"/>
         <w:jc w:val="both"/>
         <w:rPr/>
       </w:pPr>
@@ -6008,7 +6036,7 @@
           <w:sz w:val="21"/>
           <w:szCs w:val="21"/>
         </w:rPr>
-        <w:t xml:space="preserve"> Trước khi EUDR có deadline pháp lý cứng, ít có áp lực bên ngoài đủ mạnh và có thời hạn cụ thể buộc doanh nghiệp xuất khẩu phải số hoá tầng thu mua — dù các yêu cầu về chứng nhận, an toàn thực phẩm và truy xuất theo khách hàng đã tồn tại, Excel và hợp đồng giấy vẫn đủ để vận hành. Các mốc 30/12/2026 và 30/6/2027 biến việc chuẩn hoá dữ liệu truy xuất và due diligence đối với hàng thuộc phạm vi EUDR thành nghĩa vụ cấp thiết; việc mua AgriContract vẫn là lựa chọn thương mại cần chứng minh.</w:t>
+        <w:t xml:space="preserve"> Trước khi EUDR có deadline pháp lý cứng, không có áp lực bên ngoài nào buộc doanh nghiệp xuất khẩu phải số hoá tầng thu mua — Excel và hợp đồng giấy vẫn đủ để vận hành. Các mốc 30/12/2026 và 30/6/2027 biến việc chuẩn hoá dữ liệu truy xuất và due diligence đối với hàng thuộc phạm vi EUDR thành nghĩa vụ cấp thiết; việc mua AgriContract vẫn là lựa chọn thương mại cần chứng minh.</w:t>
       </w:r>
     </w:p>
     <w:p>
@@ -6017,7 +6045,7 @@
         <w:spacing w:before="240" w:after="80"/>
         <w:rPr/>
       </w:pPr>
-      <w:bookmarkStart w:id="18" w:name="__RefHeading___Toc754_AgriContract"/>
+      <w:bookmarkStart w:id="18" w:name="__RefHeading___Toc773_AgriContract"/>
       <w:bookmarkEnd w:id="18"/>
       <w:r>
         <w:rPr>
@@ -6028,13 +6056,13 @@
           <w:sz w:val="25"/>
           <w:szCs w:val="25"/>
         </w:rPr>
-        <w:t>4.3 Bốn ngành — bốn cấu hình, một nền tảng</w:t>
+        <w:t>4.3 Cà phê-first — một cấu hình triển khai rõ ràng</w:t>
       </w:r>
     </w:p>
     <w:p>
       <w:pPr>
         <w:pStyle w:val="Normal"/>
-        <w:spacing w:lineRule="exact" w:line="276" w:before="0" w:after="120"/>
+        <w:spacing w:lineRule="auto" w:line="276" w:before="0" w:after="120"/>
         <w:jc w:val="both"/>
         <w:rPr/>
       </w:pPr>
@@ -6049,7 +6077,59 @@
           <w:sz w:val="21"/>
           <w:szCs w:val="21"/>
         </w:rPr>
-        <w:t>Bốn ngành hàng mục tiêu không đồng nhất về yêu cầu: EUDR chỉ áp cà phê và cao su (không áp gạo và điều); nguồn giá tự động chỉ có cho cà phê/gạo (VNSAT); cao su có nguồn quốc tế nhưng Phase 2 vẫn nhập tay để tránh chuẩn hoá đơn vị/tỷ giá ngoài phạm vi; geolocation chỉ bắt buộc cho ngành thuộc EUDR. AgriContract xử lý sự khác biệt này bằng thiết kế module hoá — bật/tắt tầng geolocation và giá tham chiếu theo commodity — thay vì ép một cấu hình chung cho mọi ngành.</w:t>
+        <w:t xml:space="preserve">Đồ án cố ý chọn một cấu hình duy nhất: </w:t>
+      </w:r>
+      <w:r>
+        <w:rPr>
+          <w:rFonts w:eastAsia="Consolas" w:cs="Consolas" w:ascii="Consolas" w:hAnsi="Consolas"/>
+          <w:b w:val="false"/>
+          <w:bCs w:val="false"/>
+          <w:i w:val="false"/>
+          <w:iCs w:val="false"/>
+          <w:color w:val="111827"/>
+          <w:sz w:val="19"/>
+          <w:szCs w:val="19"/>
+        </w:rPr>
+        <w:t>COFFEE</w:t>
+      </w:r>
+      <w:r>
+        <w:rPr>
+          <w:rFonts w:eastAsia="Calibri" w:cs="Calibri"/>
+          <w:b w:val="false"/>
+          <w:bCs w:val="false"/>
+          <w:i w:val="false"/>
+          <w:iCs w:val="false"/>
+          <w:color w:val="111827"/>
+          <w:sz w:val="21"/>
+          <w:szCs w:val="21"/>
+        </w:rPr>
+        <w:t xml:space="preserve">, giao dịch nội địa Việt Nam, plot bắt buộc, giá VNSAT chỉ để tham khảo, chất lượng theo profile cà phê có version và mẫu hợp đồng </w:t>
+      </w:r>
+      <w:r>
+        <w:rPr>
+          <w:rFonts w:eastAsia="Consolas" w:cs="Consolas" w:ascii="Consolas" w:hAnsi="Consolas"/>
+          <w:b w:val="false"/>
+          <w:bCs w:val="false"/>
+          <w:i w:val="false"/>
+          <w:iCs w:val="false"/>
+          <w:color w:val="111827"/>
+          <w:sz w:val="19"/>
+          <w:szCs w:val="19"/>
+        </w:rPr>
+        <w:t>VN_COFFEE_B2B</w:t>
+      </w:r>
+      <w:r>
+        <w:rPr>
+          <w:rFonts w:eastAsia="Calibri" w:cs="Calibri"/>
+          <w:b w:val="false"/>
+          <w:bCs w:val="false"/>
+          <w:i w:val="false"/>
+          <w:iCs w:val="false"/>
+          <w:color w:val="111827"/>
+          <w:sz w:val="21"/>
+          <w:szCs w:val="21"/>
+        </w:rPr>
+        <w:t>. Việc thu hẹp này giúp nhóm kiểm chứng trọn flow hợp đồng–cọc–giao nhận–giám định–tranh chấp thay vì mở enum nhưng thiếu chiều sâu nghiệp vụ.</w:t>
       </w:r>
     </w:p>
     <w:tbl>
@@ -6066,11 +6146,11 @@
         </w:tblCellMar>
       </w:tblPr>
       <w:tblGrid>
-        <w:gridCol w:w="1562"/>
-        <w:gridCol w:w="1831"/>
-        <w:gridCol w:w="2032"/>
-        <w:gridCol w:w="1773"/>
-        <w:gridCol w:w="2440"/>
+        <w:gridCol w:w="1667"/>
+        <w:gridCol w:w="2107"/>
+        <w:gridCol w:w="1950"/>
+        <w:gridCol w:w="2166"/>
+        <w:gridCol w:w="1748"/>
       </w:tblGrid>
       <w:tr>
         <w:trPr>
@@ -6079,7 +6159,7 @@
         </w:trPr>
         <w:tc>
           <w:tcPr>
-            <w:tcW w:w="1562" w:type="dxa"/>
+            <w:tcW w:w="1667" w:type="dxa"/>
             <w:tcBorders>
               <w:top w:val="single" w:sz="4" w:space="0" w:color="D1D5DB"/>
               <w:start w:val="single" w:sz="4" w:space="0" w:color="D1D5DB"/>
@@ -6092,7 +6172,7 @@
           <w:p>
             <w:pPr>
               <w:pStyle w:val="Normal"/>
-              <w:spacing w:lineRule="exact" w:line="252" w:before="0" w:after="0"/>
+              <w:spacing w:lineRule="auto" w:line="252" w:before="0" w:after="0"/>
               <w:jc w:val="start"/>
               <w:rPr/>
             </w:pPr>
@@ -6107,13 +6187,13 @@
                 <w:sz w:val="17"/>
                 <w:szCs w:val="17"/>
               </w:rPr>
-              <w:t>Ngành</w:t>
-            </w:r>
-          </w:p>
-        </w:tc>
-        <w:tc>
-          <w:tcPr>
-            <w:tcW w:w="1831" w:type="dxa"/>
+              <w:t>Phạm vi</w:t>
+            </w:r>
+          </w:p>
+        </w:tc>
+        <w:tc>
+          <w:tcPr>
+            <w:tcW w:w="2107" w:type="dxa"/>
             <w:tcBorders>
               <w:top w:val="single" w:sz="4" w:space="0" w:color="D1D5DB"/>
               <w:start w:val="single" w:sz="4" w:space="0" w:color="D1D5DB"/>
@@ -6126,7 +6206,7 @@
           <w:p>
             <w:pPr>
               <w:pStyle w:val="Normal"/>
-              <w:spacing w:lineRule="exact" w:line="252" w:before="0" w:after="0"/>
+              <w:spacing w:lineRule="auto" w:line="252" w:before="0" w:after="0"/>
               <w:jc w:val="start"/>
               <w:rPr/>
             </w:pPr>
@@ -6141,13 +6221,13 @@
                 <w:sz w:val="17"/>
                 <w:szCs w:val="17"/>
               </w:rPr>
-              <w:t>Thuộc EUDR?</w:t>
-            </w:r>
-          </w:p>
-        </w:tc>
-        <w:tc>
-          <w:tcPr>
-            <w:tcW w:w="2032" w:type="dxa"/>
+              <w:t>EUDR/data nguồn</w:t>
+            </w:r>
+          </w:p>
+        </w:tc>
+        <w:tc>
+          <w:tcPr>
+            <w:tcW w:w="1950" w:type="dxa"/>
             <w:tcBorders>
               <w:top w:val="single" w:sz="4" w:space="0" w:color="D1D5DB"/>
               <w:start w:val="single" w:sz="4" w:space="0" w:color="D1D5DB"/>
@@ -6160,7 +6240,7 @@
           <w:p>
             <w:pPr>
               <w:pStyle w:val="Normal"/>
-              <w:spacing w:lineRule="exact" w:line="252" w:before="0" w:after="0"/>
+              <w:spacing w:lineRule="auto" w:line="252" w:before="0" w:after="0"/>
               <w:jc w:val="start"/>
               <w:rPr/>
             </w:pPr>
@@ -6175,13 +6255,13 @@
                 <w:sz w:val="17"/>
                 <w:szCs w:val="17"/>
               </w:rPr>
-              <w:t>Giá tự động?</w:t>
-            </w:r>
-          </w:p>
-        </w:tc>
-        <w:tc>
-          <w:tcPr>
-            <w:tcW w:w="1773" w:type="dxa"/>
+              <w:t>Giá tham khảo</w:t>
+            </w:r>
+          </w:p>
+        </w:tc>
+        <w:tc>
+          <w:tcPr>
+            <w:tcW w:w="2166" w:type="dxa"/>
             <w:tcBorders>
               <w:top w:val="single" w:sz="4" w:space="0" w:color="D1D5DB"/>
               <w:start w:val="single" w:sz="4" w:space="0" w:color="D1D5DB"/>
@@ -6194,7 +6274,7 @@
           <w:p>
             <w:pPr>
               <w:pStyle w:val="Normal"/>
-              <w:spacing w:lineRule="exact" w:line="252" w:before="0" w:after="0"/>
+              <w:spacing w:lineRule="auto" w:line="252" w:before="0" w:after="0"/>
               <w:jc w:val="start"/>
               <w:rPr/>
             </w:pPr>
@@ -6209,13 +6289,13 @@
                 <w:sz w:val="17"/>
                 <w:szCs w:val="17"/>
               </w:rPr>
-              <w:t>Geolocation?</w:t>
-            </w:r>
-          </w:p>
-        </w:tc>
-        <w:tc>
-          <w:tcPr>
-            <w:tcW w:w="2440" w:type="dxa"/>
+              <w:t>Hợp đồng/chất lượng</w:t>
+            </w:r>
+          </w:p>
+        </w:tc>
+        <w:tc>
+          <w:tcPr>
+            <w:tcW w:w="1748" w:type="dxa"/>
             <w:tcBorders>
               <w:top w:val="single" w:sz="4" w:space="0" w:color="D1D5DB"/>
               <w:start w:val="single" w:sz="4" w:space="0" w:color="D1D5DB"/>
@@ -6228,7 +6308,7 @@
           <w:p>
             <w:pPr>
               <w:pStyle w:val="Normal"/>
-              <w:spacing w:lineRule="exact" w:line="252" w:before="0" w:after="0"/>
+              <w:spacing w:lineRule="auto" w:line="252" w:before="0" w:after="0"/>
               <w:jc w:val="start"/>
               <w:rPr/>
             </w:pPr>
@@ -6243,7 +6323,7 @@
                 <w:sz w:val="17"/>
                 <w:szCs w:val="17"/>
               </w:rPr>
-              <w:t>Động lực chính cho AgriContract</w:t>
+              <w:t>Trạng thái</w:t>
             </w:r>
           </w:p>
         </w:tc>
@@ -6254,19 +6334,19 @@
         </w:trPr>
         <w:tc>
           <w:tcPr>
-            <w:tcW w:w="1562" w:type="dxa"/>
-            <w:tcBorders>
-              <w:top w:val="single" w:sz="4" w:space="0" w:color="D1D5DB"/>
-              <w:start w:val="single" w:sz="4" w:space="0" w:color="D1D5DB"/>
-              <w:bottom w:val="single" w:sz="4" w:space="0" w:color="D1D5DB"/>
-              <w:end w:val="single" w:sz="4" w:space="0" w:color="D1D5DB"/>
-            </w:tcBorders>
-            <w:vAlign w:val="center"/>
-          </w:tcPr>
-          <w:p>
-            <w:pPr>
-              <w:pStyle w:val="Normal"/>
-              <w:spacing w:lineRule="exact" w:line="252" w:before="0" w:after="0"/>
+            <w:tcW w:w="1667" w:type="dxa"/>
+            <w:tcBorders>
+              <w:top w:val="single" w:sz="4" w:space="0" w:color="D1D5DB"/>
+              <w:start w:val="single" w:sz="4" w:space="0" w:color="D1D5DB"/>
+              <w:bottom w:val="single" w:sz="4" w:space="0" w:color="D1D5DB"/>
+              <w:end w:val="single" w:sz="4" w:space="0" w:color="D1D5DB"/>
+            </w:tcBorders>
+            <w:vAlign w:val="center"/>
+          </w:tcPr>
+          <w:p>
+            <w:pPr>
+              <w:pStyle w:val="Normal"/>
+              <w:spacing w:lineRule="auto" w:line="252" w:before="0" w:after="0"/>
               <w:jc w:val="start"/>
               <w:rPr/>
             </w:pPr>
@@ -6281,25 +6361,25 @@
                 <w:sz w:val="17"/>
                 <w:szCs w:val="17"/>
               </w:rPr>
-              <w:t>Cà phê</w:t>
-            </w:r>
-          </w:p>
-        </w:tc>
-        <w:tc>
-          <w:tcPr>
-            <w:tcW w:w="1831" w:type="dxa"/>
-            <w:tcBorders>
-              <w:top w:val="single" w:sz="4" w:space="0" w:color="D1D5DB"/>
-              <w:start w:val="single" w:sz="4" w:space="0" w:color="D1D5DB"/>
-              <w:bottom w:val="single" w:sz="4" w:space="0" w:color="D1D5DB"/>
-              <w:end w:val="single" w:sz="4" w:space="0" w:color="D1D5DB"/>
-            </w:tcBorders>
-            <w:vAlign w:val="center"/>
-          </w:tcPr>
-          <w:p>
-            <w:pPr>
-              <w:pStyle w:val="Normal"/>
-              <w:spacing w:lineRule="exact" w:line="252" w:before="0" w:after="0"/>
+              <w:t>Cà phê Việt Nam</w:t>
+            </w:r>
+          </w:p>
+        </w:tc>
+        <w:tc>
+          <w:tcPr>
+            <w:tcW w:w="2107" w:type="dxa"/>
+            <w:tcBorders>
+              <w:top w:val="single" w:sz="4" w:space="0" w:color="D1D5DB"/>
+              <w:start w:val="single" w:sz="4" w:space="0" w:color="D1D5DB"/>
+              <w:bottom w:val="single" w:sz="4" w:space="0" w:color="D1D5DB"/>
+              <w:end w:val="single" w:sz="4" w:space="0" w:color="D1D5DB"/>
+            </w:tcBorders>
+            <w:vAlign w:val="center"/>
+          </w:tcPr>
+          <w:p>
+            <w:pPr>
+              <w:pStyle w:val="Normal"/>
+              <w:spacing w:lineRule="auto" w:line="252" w:before="0" w:after="0"/>
               <w:jc w:val="start"/>
               <w:rPr/>
             </w:pPr>
@@ -6314,25 +6394,25 @@
                 <w:sz w:val="17"/>
                 <w:szCs w:val="17"/>
               </w:rPr>
-              <w:t>Có — nặng nhất</w:t>
-            </w:r>
-          </w:p>
-        </w:tc>
-        <w:tc>
-          <w:tcPr>
-            <w:tcW w:w="2032" w:type="dxa"/>
-            <w:tcBorders>
-              <w:top w:val="single" w:sz="4" w:space="0" w:color="D1D5DB"/>
-              <w:start w:val="single" w:sz="4" w:space="0" w:color="D1D5DB"/>
-              <w:bottom w:val="single" w:sz="4" w:space="0" w:color="D1D5DB"/>
-              <w:end w:val="single" w:sz="4" w:space="0" w:color="D1D5DB"/>
-            </w:tcBorders>
-            <w:vAlign w:val="center"/>
-          </w:tcPr>
-          <w:p>
-            <w:pPr>
-              <w:pStyle w:val="Normal"/>
-              <w:spacing w:lineRule="exact" w:line="252" w:before="0" w:after="0"/>
+              <w:t>Plot bắt buộc; evidence hỗ trợ due diligence</w:t>
+            </w:r>
+          </w:p>
+        </w:tc>
+        <w:tc>
+          <w:tcPr>
+            <w:tcW w:w="1950" w:type="dxa"/>
+            <w:tcBorders>
+              <w:top w:val="single" w:sz="4" w:space="0" w:color="D1D5DB"/>
+              <w:start w:val="single" w:sz="4" w:space="0" w:color="D1D5DB"/>
+              <w:bottom w:val="single" w:sz="4" w:space="0" w:color="D1D5DB"/>
+              <w:end w:val="single" w:sz="4" w:space="0" w:color="D1D5DB"/>
+            </w:tcBorders>
+            <w:vAlign w:val="center"/>
+          </w:tcPr>
+          <w:p>
+            <w:pPr>
+              <w:pStyle w:val="Normal"/>
+              <w:spacing w:lineRule="auto" w:line="252" w:before="0" w:after="0"/>
               <w:jc w:val="start"/>
               <w:rPr/>
             </w:pPr>
@@ -6347,28 +6427,41 @@
                 <w:sz w:val="17"/>
                 <w:szCs w:val="17"/>
               </w:rPr>
-              <w:t>Có (VNSAT)</w:t>
-            </w:r>
-          </w:p>
-        </w:tc>
-        <w:tc>
-          <w:tcPr>
-            <w:tcW w:w="1773" w:type="dxa"/>
-            <w:tcBorders>
-              <w:top w:val="single" w:sz="4" w:space="0" w:color="D1D5DB"/>
-              <w:start w:val="single" w:sz="4" w:space="0" w:color="D1D5DB"/>
-              <w:bottom w:val="single" w:sz="4" w:space="0" w:color="D1D5DB"/>
-              <w:end w:val="single" w:sz="4" w:space="0" w:color="D1D5DB"/>
-            </w:tcBorders>
-            <w:vAlign w:val="center"/>
-          </w:tcPr>
-          <w:p>
-            <w:pPr>
-              <w:pStyle w:val="Normal"/>
-              <w:spacing w:lineRule="exact" w:line="252" w:before="0" w:after="0"/>
-              <w:jc w:val="start"/>
-              <w:rPr/>
-            </w:pPr>
+              <w:t>VNSAT + manual fallback có audit</w:t>
+            </w:r>
+          </w:p>
+        </w:tc>
+        <w:tc>
+          <w:tcPr>
+            <w:tcW w:w="2166" w:type="dxa"/>
+            <w:tcBorders>
+              <w:top w:val="single" w:sz="4" w:space="0" w:color="D1D5DB"/>
+              <w:start w:val="single" w:sz="4" w:space="0" w:color="D1D5DB"/>
+              <w:bottom w:val="single" w:sz="4" w:space="0" w:color="D1D5DB"/>
+              <w:end w:val="single" w:sz="4" w:space="0" w:color="D1D5DB"/>
+            </w:tcBorders>
+            <w:vAlign w:val="center"/>
+          </w:tcPr>
+          <w:p>
+            <w:pPr>
+              <w:pStyle w:val="Normal"/>
+              <w:spacing w:lineRule="auto" w:line="252" w:before="0" w:after="0"/>
+              <w:jc w:val="start"/>
+              <w:rPr/>
+            </w:pPr>
+            <w:r>
+              <w:rPr>
+                <w:rFonts w:eastAsia="Consolas" w:cs="Consolas" w:ascii="Consolas" w:hAnsi="Consolas"/>
+                <w:b w:val="false"/>
+                <w:bCs w:val="false"/>
+                <w:i w:val="false"/>
+                <w:iCs w:val="false"/>
+                <w:color w:val="111827"/>
+                <w:sz w:val="16"/>
+                <w:szCs w:val="16"/>
+              </w:rPr>
+              <w:t>VN_COFFEE_B2B</w:t>
+            </w:r>
             <w:r>
               <w:rPr>
                 <w:rFonts w:eastAsia="Calibri" w:cs="Calibri"/>
@@ -6380,25 +6473,25 @@
                 <w:sz w:val="17"/>
                 <w:szCs w:val="17"/>
               </w:rPr>
-              <w:t>Bắt buộc</w:t>
-            </w:r>
-          </w:p>
-        </w:tc>
-        <w:tc>
-          <w:tcPr>
-            <w:tcW w:w="2440" w:type="dxa"/>
-            <w:tcBorders>
-              <w:top w:val="single" w:sz="4" w:space="0" w:color="D1D5DB"/>
-              <w:start w:val="single" w:sz="4" w:space="0" w:color="D1D5DB"/>
-              <w:bottom w:val="single" w:sz="4" w:space="0" w:color="D1D5DB"/>
-              <w:end w:val="single" w:sz="4" w:space="0" w:color="D1D5DB"/>
-            </w:tcBorders>
-            <w:vAlign w:val="center"/>
-          </w:tcPr>
-          <w:p>
-            <w:pPr>
-              <w:pStyle w:val="Normal"/>
-              <w:spacing w:lineRule="exact" w:line="252" w:before="0" w:after="0"/>
+              <w:t xml:space="preserve"> + coffee quality profile có version</w:t>
+            </w:r>
+          </w:p>
+        </w:tc>
+        <w:tc>
+          <w:tcPr>
+            <w:tcW w:w="1748" w:type="dxa"/>
+            <w:tcBorders>
+              <w:top w:val="single" w:sz="4" w:space="0" w:color="D1D5DB"/>
+              <w:start w:val="single" w:sz="4" w:space="0" w:color="D1D5DB"/>
+              <w:bottom w:val="single" w:sz="4" w:space="0" w:color="D1D5DB"/>
+              <w:end w:val="single" w:sz="4" w:space="0" w:color="D1D5DB"/>
+            </w:tcBorders>
+            <w:vAlign w:val="center"/>
+          </w:tcPr>
+          <w:p>
+            <w:pPr>
+              <w:pStyle w:val="Normal"/>
+              <w:spacing w:lineRule="auto" w:line="252" w:before="0" w:after="0"/>
               <w:jc w:val="start"/>
               <w:rPr/>
             </w:pPr>
@@ -6413,7 +6506,7 @@
                 <w:sz w:val="17"/>
                 <w:szCs w:val="17"/>
               </w:rPr>
-              <w:t>EUDR + escrow + tranh chấp — cấu hình đầy đủ</w:t>
+              <w:t>Thuộc phạm vi đồ án</w:t>
             </w:r>
           </w:p>
         </w:tc>
@@ -6424,7 +6517,7 @@
         </w:trPr>
         <w:tc>
           <w:tcPr>
-            <w:tcW w:w="1562" w:type="dxa"/>
+            <w:tcW w:w="1667" w:type="dxa"/>
             <w:tcBorders>
               <w:top w:val="single" w:sz="4" w:space="0" w:color="D1D5DB"/>
               <w:start w:val="single" w:sz="4" w:space="0" w:color="D1D5DB"/>
@@ -6437,7 +6530,7 @@
           <w:p>
             <w:pPr>
               <w:pStyle w:val="Normal"/>
-              <w:spacing w:lineRule="exact" w:line="252" w:before="0" w:after="0"/>
+              <w:spacing w:lineRule="auto" w:line="252" w:before="0" w:after="0"/>
               <w:jc w:val="start"/>
               <w:rPr/>
             </w:pPr>
@@ -6452,13 +6545,13 @@
                 <w:sz w:val="17"/>
                 <w:szCs w:val="17"/>
               </w:rPr>
-              <w:t>Gạo</w:t>
-            </w:r>
-          </w:p>
-        </w:tc>
-        <w:tc>
-          <w:tcPr>
-            <w:tcW w:w="1831" w:type="dxa"/>
+              <w:t>Gạo/cao su/điều</w:t>
+            </w:r>
+          </w:p>
+        </w:tc>
+        <w:tc>
+          <w:tcPr>
+            <w:tcW w:w="2107" w:type="dxa"/>
             <w:tcBorders>
               <w:top w:val="single" w:sz="4" w:space="0" w:color="D1D5DB"/>
               <w:start w:val="single" w:sz="4" w:space="0" w:color="D1D5DB"/>
@@ -6471,7 +6564,7 @@
           <w:p>
             <w:pPr>
               <w:pStyle w:val="Normal"/>
-              <w:spacing w:lineRule="exact" w:line="252" w:before="0" w:after="0"/>
+              <w:spacing w:lineRule="auto" w:line="252" w:before="0" w:after="0"/>
               <w:jc w:val="start"/>
               <w:rPr/>
             </w:pPr>
@@ -6486,13 +6579,13 @@
                 <w:sz w:val="17"/>
                 <w:szCs w:val="17"/>
               </w:rPr>
-              <w:t>Không</w:t>
-            </w:r>
-          </w:p>
-        </w:tc>
-        <w:tc>
-          <w:tcPr>
-            <w:tcW w:w="2032" w:type="dxa"/>
+              <w:t>Phải phân tích lại theo từng ngành</w:t>
+            </w:r>
+          </w:p>
+        </w:tc>
+        <w:tc>
+          <w:tcPr>
+            <w:tcW w:w="1950" w:type="dxa"/>
             <w:tcBorders>
               <w:top w:val="single" w:sz="4" w:space="0" w:color="D1D5DB"/>
               <w:start w:val="single" w:sz="4" w:space="0" w:color="D1D5DB"/>
@@ -6505,7 +6598,7 @@
           <w:p>
             <w:pPr>
               <w:pStyle w:val="Normal"/>
-              <w:spacing w:lineRule="exact" w:line="252" w:before="0" w:after="0"/>
+              <w:spacing w:lineRule="auto" w:line="252" w:before="0" w:after="0"/>
               <w:jc w:val="start"/>
               <w:rPr/>
             </w:pPr>
@@ -6520,13 +6613,13 @@
                 <w:sz w:val="17"/>
                 <w:szCs w:val="17"/>
               </w:rPr>
-              <w:t>Có (VNSAT)</w:t>
-            </w:r>
-          </w:p>
-        </w:tc>
-        <w:tc>
-          <w:tcPr>
-            <w:tcW w:w="1773" w:type="dxa"/>
+              <w:t>Chưa triển khai</w:t>
+            </w:r>
+          </w:p>
+        </w:tc>
+        <w:tc>
+          <w:tcPr>
+            <w:tcW w:w="2166" w:type="dxa"/>
             <w:tcBorders>
               <w:top w:val="single" w:sz="4" w:space="0" w:color="D1D5DB"/>
               <w:start w:val="single" w:sz="4" w:space="0" w:color="D1D5DB"/>
@@ -6539,7 +6632,7 @@
           <w:p>
             <w:pPr>
               <w:pStyle w:val="Normal"/>
-              <w:spacing w:lineRule="exact" w:line="252" w:before="0" w:after="0"/>
+              <w:spacing w:lineRule="auto" w:line="252" w:before="0" w:after="0"/>
               <w:jc w:val="start"/>
               <w:rPr/>
             </w:pPr>
@@ -6554,13 +6647,13 @@
                 <w:sz w:val="17"/>
                 <w:szCs w:val="17"/>
               </w:rPr>
-              <w:t>Tuỳ chọn</w:t>
-            </w:r>
-          </w:p>
-        </w:tc>
-        <w:tc>
-          <w:tcPr>
-            <w:tcW w:w="2440" w:type="dxa"/>
+              <w:t>Chưa có template/profile được duyệt</w:t>
+            </w:r>
+          </w:p>
+        </w:tc>
+        <w:tc>
+          <w:tcPr>
+            <w:tcW w:w="1748" w:type="dxa"/>
             <w:tcBorders>
               <w:top w:val="single" w:sz="4" w:space="0" w:color="D1D5DB"/>
               <w:start w:val="single" w:sz="4" w:space="0" w:color="D1D5DB"/>
@@ -6573,7 +6666,7 @@
           <w:p>
             <w:pPr>
               <w:pStyle w:val="Normal"/>
-              <w:spacing w:lineRule="exact" w:line="252" w:before="0" w:after="0"/>
+              <w:spacing w:lineRule="auto" w:line="252" w:before="0" w:after="0"/>
               <w:jc w:val="start"/>
               <w:rPr/>
             </w:pPr>
@@ -6588,352 +6681,7 @@
                 <w:sz w:val="17"/>
                 <w:szCs w:val="17"/>
               </w:rPr>
-              <w:t>Escrow + tranh chấp + Đề án 1 triệu ha</w:t>
-            </w:r>
-          </w:p>
-        </w:tc>
-      </w:tr>
-      <w:tr>
-        <w:trPr>
-          <w:cantSplit w:val="true"/>
-        </w:trPr>
-        <w:tc>
-          <w:tcPr>
-            <w:tcW w:w="1562" w:type="dxa"/>
-            <w:tcBorders>
-              <w:top w:val="single" w:sz="4" w:space="0" w:color="D1D5DB"/>
-              <w:start w:val="single" w:sz="4" w:space="0" w:color="D1D5DB"/>
-              <w:bottom w:val="single" w:sz="4" w:space="0" w:color="D1D5DB"/>
-              <w:end w:val="single" w:sz="4" w:space="0" w:color="D1D5DB"/>
-            </w:tcBorders>
-            <w:vAlign w:val="center"/>
-          </w:tcPr>
-          <w:p>
-            <w:pPr>
-              <w:pStyle w:val="Normal"/>
-              <w:spacing w:lineRule="exact" w:line="252" w:before="0" w:after="0"/>
-              <w:jc w:val="start"/>
-              <w:rPr/>
-            </w:pPr>
-            <w:r>
-              <w:rPr>
-                <w:rFonts w:eastAsia="Calibri" w:cs="Calibri"/>
-                <w:b w:val="false"/>
-                <w:bCs w:val="false"/>
-                <w:i w:val="false"/>
-                <w:iCs w:val="false"/>
-                <w:color w:val="111827"/>
-                <w:sz w:val="17"/>
-                <w:szCs w:val="17"/>
-              </w:rPr>
-              <w:t>Cao su</w:t>
-            </w:r>
-          </w:p>
-        </w:tc>
-        <w:tc>
-          <w:tcPr>
-            <w:tcW w:w="1831" w:type="dxa"/>
-            <w:tcBorders>
-              <w:top w:val="single" w:sz="4" w:space="0" w:color="D1D5DB"/>
-              <w:start w:val="single" w:sz="4" w:space="0" w:color="D1D5DB"/>
-              <w:bottom w:val="single" w:sz="4" w:space="0" w:color="D1D5DB"/>
-              <w:end w:val="single" w:sz="4" w:space="0" w:color="D1D5DB"/>
-            </w:tcBorders>
-            <w:vAlign w:val="center"/>
-          </w:tcPr>
-          <w:p>
-            <w:pPr>
-              <w:pStyle w:val="Normal"/>
-              <w:spacing w:lineRule="exact" w:line="252" w:before="0" w:after="0"/>
-              <w:jc w:val="start"/>
-              <w:rPr/>
-            </w:pPr>
-            <w:r>
-              <w:rPr>
-                <w:rFonts w:eastAsia="Calibri" w:cs="Calibri"/>
-                <w:b w:val="false"/>
-                <w:bCs w:val="false"/>
-                <w:i w:val="false"/>
-                <w:iCs w:val="false"/>
-                <w:color w:val="111827"/>
-                <w:sz w:val="17"/>
-                <w:szCs w:val="17"/>
-              </w:rPr>
-              <w:t>Có</w:t>
-            </w:r>
-          </w:p>
-        </w:tc>
-        <w:tc>
-          <w:tcPr>
-            <w:tcW w:w="2032" w:type="dxa"/>
-            <w:tcBorders>
-              <w:top w:val="single" w:sz="4" w:space="0" w:color="D1D5DB"/>
-              <w:start w:val="single" w:sz="4" w:space="0" w:color="D1D5DB"/>
-              <w:bottom w:val="single" w:sz="4" w:space="0" w:color="D1D5DB"/>
-              <w:end w:val="single" w:sz="4" w:space="0" w:color="D1D5DB"/>
-            </w:tcBorders>
-            <w:vAlign w:val="center"/>
-          </w:tcPr>
-          <w:p>
-            <w:pPr>
-              <w:pStyle w:val="Normal"/>
-              <w:spacing w:lineRule="exact" w:line="252" w:before="0" w:after="0"/>
-              <w:jc w:val="start"/>
-              <w:rPr/>
-            </w:pPr>
-            <w:r>
-              <w:rPr>
-                <w:rFonts w:eastAsia="Calibri" w:cs="Calibri"/>
-                <w:b w:val="false"/>
-                <w:bCs w:val="false"/>
-                <w:i w:val="false"/>
-                <w:iCs w:val="false"/>
-                <w:color w:val="111827"/>
-                <w:sz w:val="17"/>
-                <w:szCs w:val="17"/>
-              </w:rPr>
-              <w:t>Không — Admin nhập tay</w:t>
-            </w:r>
-          </w:p>
-        </w:tc>
-        <w:tc>
-          <w:tcPr>
-            <w:tcW w:w="1773" w:type="dxa"/>
-            <w:tcBorders>
-              <w:top w:val="single" w:sz="4" w:space="0" w:color="D1D5DB"/>
-              <w:start w:val="single" w:sz="4" w:space="0" w:color="D1D5DB"/>
-              <w:bottom w:val="single" w:sz="4" w:space="0" w:color="D1D5DB"/>
-              <w:end w:val="single" w:sz="4" w:space="0" w:color="D1D5DB"/>
-            </w:tcBorders>
-            <w:vAlign w:val="center"/>
-          </w:tcPr>
-          <w:p>
-            <w:pPr>
-              <w:pStyle w:val="Normal"/>
-              <w:spacing w:lineRule="exact" w:line="252" w:before="0" w:after="0"/>
-              <w:jc w:val="start"/>
-              <w:rPr/>
-            </w:pPr>
-            <w:r>
-              <w:rPr>
-                <w:rFonts w:eastAsia="Calibri" w:cs="Calibri"/>
-                <w:b w:val="false"/>
-                <w:bCs w:val="false"/>
-                <w:i w:val="false"/>
-                <w:iCs w:val="false"/>
-                <w:color w:val="111827"/>
-                <w:sz w:val="17"/>
-                <w:szCs w:val="17"/>
-              </w:rPr>
-              <w:t>Bắt buộc</w:t>
-            </w:r>
-          </w:p>
-        </w:tc>
-        <w:tc>
-          <w:tcPr>
-            <w:tcW w:w="2440" w:type="dxa"/>
-            <w:tcBorders>
-              <w:top w:val="single" w:sz="4" w:space="0" w:color="D1D5DB"/>
-              <w:start w:val="single" w:sz="4" w:space="0" w:color="D1D5DB"/>
-              <w:bottom w:val="single" w:sz="4" w:space="0" w:color="D1D5DB"/>
-              <w:end w:val="single" w:sz="4" w:space="0" w:color="D1D5DB"/>
-            </w:tcBorders>
-            <w:vAlign w:val="center"/>
-          </w:tcPr>
-          <w:p>
-            <w:pPr>
-              <w:pStyle w:val="Normal"/>
-              <w:spacing w:lineRule="exact" w:line="252" w:before="0" w:after="0"/>
-              <w:jc w:val="start"/>
-              <w:rPr/>
-            </w:pPr>
-            <w:r>
-              <w:rPr>
-                <w:rFonts w:eastAsia="Calibri" w:cs="Calibri"/>
-                <w:b w:val="false"/>
-                <w:bCs w:val="false"/>
-                <w:i w:val="false"/>
-                <w:iCs w:val="false"/>
-                <w:color w:val="111827"/>
-                <w:sz w:val="17"/>
-                <w:szCs w:val="17"/>
-              </w:rPr>
-              <w:t>EUDR + escrow — có giá tham chiếu quốc tế</w:t>
-            </w:r>
-          </w:p>
-        </w:tc>
-      </w:tr>
-      <w:tr>
-        <w:trPr>
-          <w:cantSplit w:val="true"/>
-        </w:trPr>
-        <w:tc>
-          <w:tcPr>
-            <w:tcW w:w="1562" w:type="dxa"/>
-            <w:tcBorders>
-              <w:top w:val="single" w:sz="4" w:space="0" w:color="D1D5DB"/>
-              <w:start w:val="single" w:sz="4" w:space="0" w:color="D1D5DB"/>
-              <w:bottom w:val="single" w:sz="4" w:space="0" w:color="D1D5DB"/>
-              <w:end w:val="single" w:sz="4" w:space="0" w:color="D1D5DB"/>
-            </w:tcBorders>
-            <w:shd w:color="auto" w:fill="F9FAFB" w:val="clear"/>
-            <w:vAlign w:val="center"/>
-          </w:tcPr>
-          <w:p>
-            <w:pPr>
-              <w:pStyle w:val="Normal"/>
-              <w:spacing w:lineRule="exact" w:line="252" w:before="0" w:after="0"/>
-              <w:jc w:val="start"/>
-              <w:rPr/>
-            </w:pPr>
-            <w:r>
-              <w:rPr>
-                <w:rFonts w:eastAsia="Calibri" w:cs="Calibri"/>
-                <w:b w:val="false"/>
-                <w:bCs w:val="false"/>
-                <w:i w:val="false"/>
-                <w:iCs w:val="false"/>
-                <w:color w:val="111827"/>
-                <w:sz w:val="17"/>
-                <w:szCs w:val="17"/>
-              </w:rPr>
-              <w:t>Điều</w:t>
-            </w:r>
-          </w:p>
-        </w:tc>
-        <w:tc>
-          <w:tcPr>
-            <w:tcW w:w="1831" w:type="dxa"/>
-            <w:tcBorders>
-              <w:top w:val="single" w:sz="4" w:space="0" w:color="D1D5DB"/>
-              <w:start w:val="single" w:sz="4" w:space="0" w:color="D1D5DB"/>
-              <w:bottom w:val="single" w:sz="4" w:space="0" w:color="D1D5DB"/>
-              <w:end w:val="single" w:sz="4" w:space="0" w:color="D1D5DB"/>
-            </w:tcBorders>
-            <w:shd w:color="auto" w:fill="F9FAFB" w:val="clear"/>
-            <w:vAlign w:val="center"/>
-          </w:tcPr>
-          <w:p>
-            <w:pPr>
-              <w:pStyle w:val="Normal"/>
-              <w:spacing w:lineRule="exact" w:line="252" w:before="0" w:after="0"/>
-              <w:jc w:val="start"/>
-              <w:rPr/>
-            </w:pPr>
-            <w:r>
-              <w:rPr>
-                <w:rFonts w:eastAsia="Calibri" w:cs="Calibri"/>
-                <w:b w:val="false"/>
-                <w:bCs w:val="false"/>
-                <w:i w:val="false"/>
-                <w:iCs w:val="false"/>
-                <w:color w:val="111827"/>
-                <w:sz w:val="17"/>
-                <w:szCs w:val="17"/>
-              </w:rPr>
-              <w:t>Không</w:t>
-            </w:r>
-          </w:p>
-        </w:tc>
-        <w:tc>
-          <w:tcPr>
-            <w:tcW w:w="2032" w:type="dxa"/>
-            <w:tcBorders>
-              <w:top w:val="single" w:sz="4" w:space="0" w:color="D1D5DB"/>
-              <w:start w:val="single" w:sz="4" w:space="0" w:color="D1D5DB"/>
-              <w:bottom w:val="single" w:sz="4" w:space="0" w:color="D1D5DB"/>
-              <w:end w:val="single" w:sz="4" w:space="0" w:color="D1D5DB"/>
-            </w:tcBorders>
-            <w:shd w:color="auto" w:fill="F9FAFB" w:val="clear"/>
-            <w:vAlign w:val="center"/>
-          </w:tcPr>
-          <w:p>
-            <w:pPr>
-              <w:pStyle w:val="Normal"/>
-              <w:spacing w:lineRule="exact" w:line="252" w:before="0" w:after="0"/>
-              <w:jc w:val="start"/>
-              <w:rPr/>
-            </w:pPr>
-            <w:r>
-              <w:rPr>
-                <w:rFonts w:eastAsia="Calibri" w:cs="Calibri"/>
-                <w:b w:val="false"/>
-                <w:bCs w:val="false"/>
-                <w:i w:val="false"/>
-                <w:iCs w:val="false"/>
-                <w:color w:val="111827"/>
-                <w:sz w:val="17"/>
-                <w:szCs w:val="17"/>
-              </w:rPr>
-              <w:t>Không (Admin)</w:t>
-            </w:r>
-          </w:p>
-        </w:tc>
-        <w:tc>
-          <w:tcPr>
-            <w:tcW w:w="1773" w:type="dxa"/>
-            <w:tcBorders>
-              <w:top w:val="single" w:sz="4" w:space="0" w:color="D1D5DB"/>
-              <w:start w:val="single" w:sz="4" w:space="0" w:color="D1D5DB"/>
-              <w:bottom w:val="single" w:sz="4" w:space="0" w:color="D1D5DB"/>
-              <w:end w:val="single" w:sz="4" w:space="0" w:color="D1D5DB"/>
-            </w:tcBorders>
-            <w:shd w:color="auto" w:fill="F9FAFB" w:val="clear"/>
-            <w:vAlign w:val="center"/>
-          </w:tcPr>
-          <w:p>
-            <w:pPr>
-              <w:pStyle w:val="Normal"/>
-              <w:spacing w:lineRule="exact" w:line="252" w:before="0" w:after="0"/>
-              <w:jc w:val="start"/>
-              <w:rPr/>
-            </w:pPr>
-            <w:r>
-              <w:rPr>
-                <w:rFonts w:eastAsia="Calibri" w:cs="Calibri"/>
-                <w:b w:val="false"/>
-                <w:bCs w:val="false"/>
-                <w:i w:val="false"/>
-                <w:iCs w:val="false"/>
-                <w:color w:val="111827"/>
-                <w:sz w:val="17"/>
-                <w:szCs w:val="17"/>
-              </w:rPr>
-              <w:t>Không</w:t>
-            </w:r>
-          </w:p>
-        </w:tc>
-        <w:tc>
-          <w:tcPr>
-            <w:tcW w:w="2440" w:type="dxa"/>
-            <w:tcBorders>
-              <w:top w:val="single" w:sz="4" w:space="0" w:color="D1D5DB"/>
-              <w:start w:val="single" w:sz="4" w:space="0" w:color="D1D5DB"/>
-              <w:bottom w:val="single" w:sz="4" w:space="0" w:color="D1D5DB"/>
-              <w:end w:val="single" w:sz="4" w:space="0" w:color="D1D5DB"/>
-            </w:tcBorders>
-            <w:shd w:color="auto" w:fill="F9FAFB" w:val="clear"/>
-            <w:vAlign w:val="center"/>
-          </w:tcPr>
-          <w:p>
-            <w:pPr>
-              <w:pStyle w:val="Normal"/>
-              <w:spacing w:lineRule="exact" w:line="252" w:before="0" w:after="0"/>
-              <w:jc w:val="start"/>
-              <w:rPr/>
-            </w:pPr>
-            <w:r>
-              <w:rPr>
-                <w:rFonts w:eastAsia="Calibri" w:cs="Calibri"/>
-                <w:b w:val="false"/>
-                <w:bCs w:val="false"/>
-                <w:i w:val="false"/>
-                <w:iCs w:val="false"/>
-                <w:color w:val="111827"/>
-                <w:sz w:val="17"/>
-                <w:szCs w:val="17"/>
-              </w:rPr>
-              <w:t>Escrow + tranh chấp — core tối giản</w:t>
+              <w:t>Roadmap</w:t>
             </w:r>
           </w:p>
         </w:tc>
@@ -6942,7 +6690,7 @@
     <w:p>
       <w:pPr>
         <w:pStyle w:val="Normal"/>
-        <w:spacing w:lineRule="exact" w:line="276" w:before="0" w:after="120"/>
+        <w:spacing w:lineRule="auto" w:line="276" w:before="0" w:after="120"/>
         <w:jc w:val="both"/>
         <w:rPr/>
       </w:pPr>
@@ -6970,25 +6718,7 @@
           <w:sz w:val="21"/>
           <w:szCs w:val="21"/>
         </w:rPr>
-        <w:t xml:space="preserve"> bốn ngành cho bốn cấu hình khác nhau minh hoạ geolocation/EUDR là module bật-tắt theo luật, không phải năng lực lõi phổ quát. Điều — không EUDR, không giá tự động — là ví dụ cho thấy giá trị cốt lõi (escrow + tranh chấp + uy tín) vận hành độc lập với EUDR; cà phê là ví dụ đầy đủ tính năng. Đây là câu trả lời sẵn cho câu hỏi “vì sao đầu tư nặng vào geolocation mà chỉ phục vụ 2/4 ngành”.</w:t>
-      </w:r>
-    </w:p>
-    <w:p>
-      <w:pPr>
-        <w:pStyle w:val="Normal"/>
-        <w:spacing w:lineRule="exact" w:line="240" w:before="0" w:after="140"/>
-        <w:rPr/>
-      </w:pPr>
-      <w:r>
-        <w:rPr>
-          <w:rFonts w:eastAsia="Calibri" w:cs="Calibri"/>
-          <w:i/>
-          <w:iCs/>
-          <w:color w:val="6B7280"/>
-          <w:sz w:val="17"/>
-          <w:szCs w:val="17"/>
-        </w:rPr>
-        <w:t>Nguồn: Tổng hợp rà soát bốn ngành hàng — phạm vi EUDR (EU 2023/1115), nguồn giá VNSAT/quốc tế, yêu cầu geolocation theo commodity (2026).</w:t>
+        <w:t xml:space="preserve"> nghiên cứu đa ngành giúp nhận diện phần nào là core và phần nào phụ thuộc commodity, nhưng claim sản phẩm hiện tại chỉ là cà phê. Mở rộng sau này phải bổ sung nguồn giá, quality schema, template pháp lý và verification matrix tương ứng; không chỉ thêm giá trị enum.</w:t>
       </w:r>
     </w:p>
     <w:p>
@@ -7000,7 +6730,7 @@
         <w:spacing w:before="320" w:after="120"/>
         <w:rPr/>
       </w:pPr>
-      <w:bookmarkStart w:id="19" w:name="__RefHeading___Toc756_AgriContract"/>
+      <w:bookmarkStart w:id="19" w:name="__RefHeading___Toc775_AgriContract"/>
       <w:bookmarkEnd w:id="19"/>
       <w:r>
         <w:rPr>
@@ -7031,7 +6761,7 @@
         <w:gridCol w:w="2256"/>
         <w:gridCol w:w="2459"/>
         <w:gridCol w:w="2461"/>
-        <w:gridCol w:w="2461"/>
+        <w:gridCol w:w="2462"/>
       </w:tblGrid>
       <w:tr>
         <w:trPr>
@@ -7053,7 +6783,7 @@
           <w:p>
             <w:pPr>
               <w:pStyle w:val="Normal"/>
-              <w:spacing w:lineRule="exact" w:line="252" w:before="0" w:after="0"/>
+              <w:spacing w:lineRule="auto" w:line="252" w:before="0" w:after="0"/>
               <w:jc w:val="start"/>
               <w:rPr/>
             </w:pPr>
@@ -7087,7 +6817,7 @@
           <w:p>
             <w:pPr>
               <w:pStyle w:val="Normal"/>
-              <w:spacing w:lineRule="exact" w:line="252" w:before="0" w:after="0"/>
+              <w:spacing w:lineRule="auto" w:line="252" w:before="0" w:after="0"/>
               <w:jc w:val="start"/>
               <w:rPr/>
             </w:pPr>
@@ -7121,7 +6851,7 @@
           <w:p>
             <w:pPr>
               <w:pStyle w:val="Normal"/>
-              <w:spacing w:lineRule="exact" w:line="252" w:before="0" w:after="0"/>
+              <w:spacing w:lineRule="auto" w:line="252" w:before="0" w:after="0"/>
               <w:jc w:val="start"/>
               <w:rPr/>
             </w:pPr>
@@ -7136,13 +6866,13 @@
                 <w:sz w:val="18"/>
                 <w:szCs w:val="18"/>
               </w:rPr>
-              <w:t>Cơ chế Phase 2</w:t>
-            </w:r>
-          </w:p>
-        </w:tc>
-        <w:tc>
-          <w:tcPr>
-            <w:tcW w:w="2461" w:type="dxa"/>
+              <w:t>Cơ chế của đồ án</w:t>
+            </w:r>
+          </w:p>
+        </w:tc>
+        <w:tc>
+          <w:tcPr>
+            <w:tcW w:w="2462" w:type="dxa"/>
             <w:tcBorders>
               <w:top w:val="single" w:sz="4" w:space="0" w:color="D1D5DB"/>
               <w:start w:val="single" w:sz="4" w:space="0" w:color="D1D5DB"/>
@@ -7155,7 +6885,7 @@
           <w:p>
             <w:pPr>
               <w:pStyle w:val="Normal"/>
-              <w:spacing w:lineRule="exact" w:line="252" w:before="0" w:after="0"/>
+              <w:spacing w:lineRule="auto" w:line="252" w:before="0" w:after="0"/>
               <w:jc w:val="start"/>
               <w:rPr/>
             </w:pPr>
@@ -7193,7 +6923,7 @@
           <w:p>
             <w:pPr>
               <w:pStyle w:val="Normal"/>
-              <w:spacing w:lineRule="exact" w:line="252" w:before="0" w:after="0"/>
+              <w:spacing w:lineRule="auto" w:line="252" w:before="0" w:after="0"/>
               <w:jc w:val="start"/>
               <w:rPr/>
             </w:pPr>
@@ -7226,7 +6956,7 @@
           <w:p>
             <w:pPr>
               <w:pStyle w:val="Normal"/>
-              <w:spacing w:lineRule="exact" w:line="252" w:before="0" w:after="0"/>
+              <w:spacing w:lineRule="auto" w:line="252" w:before="0" w:after="0"/>
               <w:jc w:val="start"/>
               <w:rPr/>
             </w:pPr>
@@ -7259,10 +6989,23 @@
           <w:p>
             <w:pPr>
               <w:pStyle w:val="Normal"/>
-              <w:spacing w:lineRule="exact" w:line="252" w:before="0" w:after="0"/>
-              <w:jc w:val="start"/>
-              <w:rPr/>
-            </w:pPr>
+              <w:spacing w:lineRule="auto" w:line="252" w:before="0" w:after="0"/>
+              <w:jc w:val="start"/>
+              <w:rPr/>
+            </w:pPr>
+            <w:r>
+              <w:rPr>
+                <w:rFonts w:eastAsia="Calibri" w:cs="Calibri"/>
+                <w:b w:val="false"/>
+                <w:bCs w:val="false"/>
+                <w:i w:val="false"/>
+                <w:iCs w:val="false"/>
+                <w:color w:val="111827"/>
+                <w:sz w:val="18"/>
+                <w:szCs w:val="18"/>
+              </w:rPr>
+              <w:t xml:space="preserve">Mẫu </w:t>
+            </w:r>
             <w:r>
               <w:rPr>
                 <w:rFonts w:eastAsia="Consolas" w:cs="Consolas" w:ascii="Consolas" w:hAnsi="Consolas"/>
@@ -7274,7 +7017,7 @@
                 <w:sz w:val="16"/>
                 <w:szCs w:val="16"/>
               </w:rPr>
-              <w:t>ContractTerms</w:t>
+              <w:t>VN_COFFEE_B2B</w:t>
             </w:r>
             <w:r>
               <w:rPr>
@@ -7287,7 +7030,7 @@
                 <w:sz w:val="18"/>
                 <w:szCs w:val="18"/>
               </w:rPr>
-              <w:t xml:space="preserve"> bất biến sau hai chữ ký cùng </w:t>
+              <w:t xml:space="preserve"> có version/hash; chữ ký đầu đóng băng terms, template và quality profile; checkbox + step-up + OTP tạo </w:t>
             </w:r>
             <w:r>
               <w:rPr>
@@ -7300,7 +7043,7 @@
                 <w:sz w:val="16"/>
                 <w:szCs w:val="16"/>
               </w:rPr>
-              <w:t>signedContentHash</w:t>
+              <w:t>ConsentEvidence</w:t>
             </w:r>
             <w:r>
               <w:rPr>
@@ -7313,28 +7056,21 @@
                 <w:sz w:val="18"/>
                 <w:szCs w:val="18"/>
               </w:rPr>
-              <w:t>; OTP được binding theo user–contract–terms; audit chain append-only và gói bằng chứng</w:t>
-            </w:r>
-          </w:p>
-        </w:tc>
-        <w:tc>
-          <w:tcPr>
-            <w:tcW w:w="2461" w:type="dxa"/>
-            <w:tcBorders>
-              <w:top w:val="single" w:sz="4" w:space="0" w:color="D1D5DB"/>
-              <w:start w:val="single" w:sz="4" w:space="0" w:color="D1D5DB"/>
-              <w:bottom w:val="single" w:sz="4" w:space="0" w:color="D1D5DB"/>
-              <w:end w:val="single" w:sz="4" w:space="0" w:color="D1D5DB"/>
-            </w:tcBorders>
-            <w:vAlign w:val="center"/>
-          </w:tcPr>
-          <w:p>
-            <w:pPr>
-              <w:pStyle w:val="Normal"/>
-              <w:spacing w:lineRule="exact" w:line="252" w:before="0" w:after="0"/>
-              <w:jc w:val="start"/>
-              <w:rPr/>
-            </w:pPr>
+              <w:t xml:space="preserve">; final PDF bất biến gắn </w:t>
+            </w:r>
+            <w:r>
+              <w:rPr>
+                <w:rFonts w:eastAsia="Consolas" w:cs="Consolas" w:ascii="Consolas" w:hAnsi="Consolas"/>
+                <w:b w:val="false"/>
+                <w:bCs w:val="false"/>
+                <w:i w:val="false"/>
+                <w:iCs w:val="false"/>
+                <w:color w:val="111827"/>
+                <w:sz w:val="16"/>
+                <w:szCs w:val="16"/>
+              </w:rPr>
+              <w:t>sourceContentHash</w:t>
+            </w:r>
             <w:r>
               <w:rPr>
                 <w:rFonts w:eastAsia="Calibri" w:cs="Calibri"/>
@@ -7346,7 +7082,66 @@
                 <w:sz w:val="18"/>
                 <w:szCs w:val="18"/>
               </w:rPr>
-              <w:t>Chữ ký nền tảng chưa phải chữ ký số CA; giá trị chứng cứ vẫn do cơ quan có thẩm quyền đánh giá</w:t>
+              <w:t xml:space="preserve"> và </w:t>
+            </w:r>
+            <w:r>
+              <w:rPr>
+                <w:rFonts w:eastAsia="Consolas" w:cs="Consolas" w:ascii="Consolas" w:hAnsi="Consolas"/>
+                <w:b w:val="false"/>
+                <w:bCs w:val="false"/>
+                <w:i w:val="false"/>
+                <w:iCs w:val="false"/>
+                <w:color w:val="111827"/>
+                <w:sz w:val="16"/>
+                <w:szCs w:val="16"/>
+              </w:rPr>
+              <w:t>documentFileHash</w:t>
+            </w:r>
+            <w:r>
+              <w:rPr>
+                <w:rFonts w:eastAsia="Calibri" w:cs="Calibri"/>
+                <w:b w:val="false"/>
+                <w:bCs w:val="false"/>
+                <w:i w:val="false"/>
+                <w:iCs w:val="false"/>
+                <w:color w:val="111827"/>
+                <w:sz w:val="18"/>
+                <w:szCs w:val="18"/>
+              </w:rPr>
+              <w:t>; audit chain append-only</w:t>
+            </w:r>
+          </w:p>
+        </w:tc>
+        <w:tc>
+          <w:tcPr>
+            <w:tcW w:w="2462" w:type="dxa"/>
+            <w:tcBorders>
+              <w:top w:val="single" w:sz="4" w:space="0" w:color="D1D5DB"/>
+              <w:start w:val="single" w:sz="4" w:space="0" w:color="D1D5DB"/>
+              <w:bottom w:val="single" w:sz="4" w:space="0" w:color="D1D5DB"/>
+              <w:end w:val="single" w:sz="4" w:space="0" w:color="D1D5DB"/>
+            </w:tcBorders>
+            <w:vAlign w:val="center"/>
+          </w:tcPr>
+          <w:p>
+            <w:pPr>
+              <w:pStyle w:val="Normal"/>
+              <w:spacing w:lineRule="auto" w:line="252" w:before="0" w:after="0"/>
+              <w:jc w:val="start"/>
+              <w:rPr/>
+            </w:pPr>
+            <w:r>
+              <w:rPr>
+                <w:rFonts w:eastAsia="Calibri" w:cs="Calibri"/>
+                <w:b w:val="false"/>
+                <w:bCs w:val="false"/>
+                <w:i w:val="false"/>
+                <w:iCs w:val="false"/>
+                <w:color w:val="111827"/>
+                <w:sz w:val="18"/>
+                <w:szCs w:val="18"/>
+              </w:rPr>
+              <w:t>Checkbox không phải điểm chỉ/vân tay thật, chữ ký nền tảng chưa phải chữ ký số CA; giá trị chứng cứ vẫn do cơ quan có thẩm quyền đánh giá</w:t>
             </w:r>
           </w:p>
         </w:tc>
@@ -7370,7 +7165,7 @@
           <w:p>
             <w:pPr>
               <w:pStyle w:val="Normal"/>
-              <w:spacing w:lineRule="exact" w:line="252" w:before="0" w:after="0"/>
+              <w:spacing w:lineRule="auto" w:line="252" w:before="0" w:after="0"/>
               <w:jc w:val="start"/>
               <w:rPr/>
             </w:pPr>
@@ -7404,7 +7199,7 @@
           <w:p>
             <w:pPr>
               <w:pStyle w:val="Normal"/>
-              <w:spacing w:lineRule="exact" w:line="252" w:before="0" w:after="0"/>
+              <w:spacing w:lineRule="auto" w:line="252" w:before="0" w:after="0"/>
               <w:jc w:val="start"/>
               <w:rPr/>
             </w:pPr>
@@ -7438,7 +7233,7 @@
           <w:p>
             <w:pPr>
               <w:pStyle w:val="Normal"/>
-              <w:spacing w:lineRule="exact" w:line="252" w:before="0" w:after="0"/>
+              <w:spacing w:lineRule="auto" w:line="252" w:before="0" w:after="0"/>
               <w:jc w:val="start"/>
               <w:rPr/>
             </w:pPr>
@@ -7453,7 +7248,7 @@
                 <w:sz w:val="18"/>
                 <w:szCs w:val="18"/>
               </w:rPr>
-              <w:t xml:space="preserve">bank-service giữ sổ cái tiền tệ duy nhất; escrow-service chỉ chiếu trạng thái; mọi leg tiền cuối cùng đi từ </w:t>
+              <w:t xml:space="preserve">bank-service giữ sổ cái tiền tệ duy nhất; escrow-service chỉ chiếu trạng thái; mọi leg tiền termination/remedy, quality-resolution và hoàn cọc cấp contract đi từ </w:t>
             </w:r>
             <w:r>
               <w:rPr>
@@ -7479,13 +7274,39 @@
                 <w:sz w:val="18"/>
                 <w:szCs w:val="18"/>
               </w:rPr>
+              <w:t xml:space="preserve">, còn clean-path per-milestone money đi qua </w:t>
+            </w:r>
+            <w:r>
+              <w:rPr>
+                <w:rFonts w:eastAsia="Consolas" w:cs="Consolas" w:ascii="Consolas" w:hAnsi="Consolas"/>
+                <w:b w:val="false"/>
+                <w:bCs w:val="false"/>
+                <w:i w:val="false"/>
+                <w:iCs w:val="false"/>
+                <w:color w:val="111827"/>
+                <w:sz w:val="16"/>
+                <w:szCs w:val="16"/>
+              </w:rPr>
+              <w:t>milestone.settled</w:t>
+            </w:r>
+            <w:r>
+              <w:rPr>
+                <w:rFonts w:eastAsia="Calibri" w:cs="Calibri"/>
+                <w:b w:val="false"/>
+                <w:bCs w:val="false"/>
+                <w:i w:val="false"/>
+                <w:iCs w:val="false"/>
+                <w:color w:val="111827"/>
+                <w:sz w:val="18"/>
+                <w:szCs w:val="18"/>
+              </w:rPr>
               <w:t>; terminal chỉ khi đủ leg và tổng tiền lock bằng 0</w:t>
             </w:r>
           </w:p>
         </w:tc>
         <w:tc>
           <w:tcPr>
-            <w:tcW w:w="2461" w:type="dxa"/>
+            <w:tcW w:w="2462" w:type="dxa"/>
             <w:tcBorders>
               <w:top w:val="single" w:sz="4" w:space="0" w:color="D1D5DB"/>
               <w:start w:val="single" w:sz="4" w:space="0" w:color="D1D5DB"/>
@@ -7498,7 +7319,7 @@
           <w:p>
             <w:pPr>
               <w:pStyle w:val="Normal"/>
-              <w:spacing w:lineRule="exact" w:line="252" w:before="0" w:after="0"/>
+              <w:spacing w:lineRule="auto" w:line="252" w:before="0" w:after="0"/>
               <w:jc w:val="start"/>
               <w:rPr/>
             </w:pPr>
@@ -7536,7 +7357,7 @@
           <w:p>
             <w:pPr>
               <w:pStyle w:val="Normal"/>
-              <w:spacing w:lineRule="exact" w:line="252" w:before="0" w:after="0"/>
+              <w:spacing w:lineRule="auto" w:line="252" w:before="0" w:after="0"/>
               <w:jc w:val="start"/>
               <w:rPr/>
             </w:pPr>
@@ -7569,7 +7390,7 @@
           <w:p>
             <w:pPr>
               <w:pStyle w:val="Normal"/>
-              <w:spacing w:lineRule="exact" w:line="252" w:before="0" w:after="0"/>
+              <w:spacing w:lineRule="auto" w:line="252" w:before="0" w:after="0"/>
               <w:jc w:val="start"/>
               <w:rPr/>
             </w:pPr>
@@ -7584,7 +7405,7 @@
                 <w:sz w:val="18"/>
                 <w:szCs w:val="18"/>
               </w:rPr>
-              <w:t>Người bấm nút chấm dứt dễ bị đánh đồng với bên vi phạm; allegation có thể dẫn đến áp chế tài sai đối tượng</w:t>
+              <w:t>Người bấm nút chấm dứt dễ bị đánh đồng với bên vi phạm; allegation có thể gây phạt oan</w:t>
             </w:r>
           </w:p>
         </w:tc>
@@ -7602,7 +7423,7 @@
           <w:p>
             <w:pPr>
               <w:pStyle w:val="Normal"/>
-              <w:spacing w:lineRule="exact" w:line="252" w:before="0" w:after="0"/>
+              <w:spacing w:lineRule="auto" w:line="252" w:before="0" w:after="0"/>
               <w:jc w:val="start"/>
               <w:rPr/>
             </w:pPr>
@@ -7727,19 +7548,19 @@
         </w:tc>
         <w:tc>
           <w:tcPr>
-            <w:tcW w:w="2461" w:type="dxa"/>
-            <w:tcBorders>
-              <w:top w:val="single" w:sz="4" w:space="0" w:color="D1D5DB"/>
-              <w:start w:val="single" w:sz="4" w:space="0" w:color="D1D5DB"/>
-              <w:bottom w:val="single" w:sz="4" w:space="0" w:color="D1D5DB"/>
-              <w:end w:val="single" w:sz="4" w:space="0" w:color="D1D5DB"/>
-            </w:tcBorders>
-            <w:vAlign w:val="center"/>
-          </w:tcPr>
-          <w:p>
-            <w:pPr>
-              <w:pStyle w:val="Normal"/>
-              <w:spacing w:lineRule="exact" w:line="252" w:before="0" w:after="0"/>
+            <w:tcW w:w="2462" w:type="dxa"/>
+            <w:tcBorders>
+              <w:top w:val="single" w:sz="4" w:space="0" w:color="D1D5DB"/>
+              <w:start w:val="single" w:sz="4" w:space="0" w:color="D1D5DB"/>
+              <w:bottom w:val="single" w:sz="4" w:space="0" w:color="D1D5DB"/>
+              <w:end w:val="single" w:sz="4" w:space="0" w:color="D1D5DB"/>
+            </w:tcBorders>
+            <w:vAlign w:val="center"/>
+          </w:tcPr>
+          <w:p>
+            <w:pPr>
+              <w:pStyle w:val="Normal"/>
+              <w:spacing w:lineRule="auto" w:line="252" w:before="0" w:after="0"/>
               <w:jc w:val="start"/>
               <w:rPr/>
             </w:pPr>
@@ -7754,7 +7575,7 @@
                 <w:sz w:val="18"/>
                 <w:szCs w:val="18"/>
               </w:rPr>
-              <w:t>Phase 2 không thay thế toà án/trọng tài; attribution của trường hợp chủ quan vẫn cần quy trình review/giám định</w:t>
+              <w:t>Đồ án không thay thế toà án/trọng tài; attribution của trường hợp chủ quan vẫn cần quy trình review/giám định</w:t>
             </w:r>
           </w:p>
         </w:tc>
@@ -7778,7 +7599,7 @@
           <w:p>
             <w:pPr>
               <w:pStyle w:val="Normal"/>
-              <w:spacing w:lineRule="exact" w:line="252" w:before="0" w:after="0"/>
+              <w:spacing w:lineRule="auto" w:line="252" w:before="0" w:after="0"/>
               <w:jc w:val="start"/>
               <w:rPr/>
             </w:pPr>
@@ -7812,7 +7633,7 @@
           <w:p>
             <w:pPr>
               <w:pStyle w:val="Normal"/>
-              <w:spacing w:lineRule="exact" w:line="252" w:before="0" w:after="0"/>
+              <w:spacing w:lineRule="auto" w:line="252" w:before="0" w:after="0"/>
               <w:jc w:val="start"/>
               <w:rPr/>
             </w:pPr>
@@ -7846,7 +7667,7 @@
           <w:p>
             <w:pPr>
               <w:pStyle w:val="Normal"/>
-              <w:spacing w:lineRule="exact" w:line="252" w:before="0" w:after="0"/>
+              <w:spacing w:lineRule="auto" w:line="252" w:before="0" w:after="0"/>
               <w:jc w:val="start"/>
               <w:rPr/>
             </w:pPr>
@@ -7867,7 +7688,7 @@
         </w:tc>
         <w:tc>
           <w:tcPr>
-            <w:tcW w:w="2461" w:type="dxa"/>
+            <w:tcW w:w="2462" w:type="dxa"/>
             <w:tcBorders>
               <w:top w:val="single" w:sz="4" w:space="0" w:color="D1D5DB"/>
               <w:start w:val="single" w:sz="4" w:space="0" w:color="D1D5DB"/>
@@ -7880,7 +7701,7 @@
           <w:p>
             <w:pPr>
               <w:pStyle w:val="Normal"/>
-              <w:spacing w:lineRule="exact" w:line="252" w:before="0" w:after="0"/>
+              <w:spacing w:lineRule="auto" w:line="252" w:before="0" w:after="0"/>
               <w:jc w:val="start"/>
               <w:rPr/>
             </w:pPr>
@@ -7910,7 +7731,7 @@
         <w:spacing w:before="320" w:after="120"/>
         <w:rPr/>
       </w:pPr>
-      <w:bookmarkStart w:id="20" w:name="__RefHeading___Toc758_AgriContract"/>
+      <w:bookmarkStart w:id="20" w:name="__RefHeading___Toc777_AgriContract"/>
       <w:bookmarkEnd w:id="20"/>
       <w:r>
         <w:rPr>
@@ -7927,7 +7748,7 @@
     <w:p>
       <w:pPr>
         <w:pStyle w:val="Normal"/>
-        <w:spacing w:lineRule="exact" w:line="276" w:before="0" w:after="120"/>
+        <w:spacing w:lineRule="auto" w:line="276" w:before="0" w:after="120"/>
         <w:jc w:val="both"/>
         <w:rPr/>
       </w:pPr>
@@ -7942,13 +7763,13 @@
           <w:sz w:val="21"/>
           <w:szCs w:val="21"/>
         </w:rPr>
-        <w:t>Dữ liệu hợp đồng, milestone, thanh toán, giám định và lịch sử hoàn thành có thể là input bổ sung cho đánh giá dòng tiền. Bằng chứng hiện có chưa cho phép khẳng định transaction history tự động cải thiện quyết định cấp tín dụng tại Việt Nam. Phase 2 chỉ thiết kế lớp event, audit và read model; chưa có credit model được ngân hàng phê duyệt và không chuyển dữ liệu khi thiếu căn cứ pháp lý/đồng ý phù hợp. [17], [33]</w:t>
+        <w:t>Dữ liệu hợp đồng, milestone, thanh toán, giám định và lịch sử hoàn thành có thể là input bổ sung cho đánh giá dòng tiền. Bằng chứng hiện có chưa cho phép khẳng định transaction history tự động cải thiện quyết định cấp tín dụng tại Việt Nam. Đồ án chỉ thiết kế lớp event, audit và read model; chưa có credit model được ngân hàng phê duyệt và không chuyển dữ liệu khi thiếu căn cứ pháp lý/đồng ý phù hợp. [17], [33]</w:t>
       </w:r>
     </w:p>
     <w:p>
       <w:pPr>
         <w:pStyle w:val="Normal"/>
-        <w:spacing w:lineRule="exact" w:line="276" w:before="0" w:after="120"/>
+        <w:spacing w:lineRule="auto" w:line="276" w:before="0" w:after="120"/>
         <w:jc w:val="both"/>
         <w:rPr/>
       </w:pPr>
@@ -7975,7 +7796,7 @@
         <w:spacing w:before="320" w:after="120"/>
         <w:rPr/>
       </w:pPr>
-      <w:bookmarkStart w:id="21" w:name="__RefHeading___Toc760_AgriContract"/>
+      <w:bookmarkStart w:id="21" w:name="__RefHeading___Toc779_AgriContract"/>
       <w:bookmarkEnd w:id="21"/>
       <w:r>
         <w:rPr>
@@ -8027,7 +7848,7 @@
           <w:p>
             <w:pPr>
               <w:pStyle w:val="Normal"/>
-              <w:spacing w:lineRule="exact" w:line="252" w:before="0" w:after="0"/>
+              <w:spacing w:lineRule="auto" w:line="252" w:before="0" w:after="0"/>
               <w:jc w:val="start"/>
               <w:rPr/>
             </w:pPr>
@@ -8061,7 +7882,7 @@
           <w:p>
             <w:pPr>
               <w:pStyle w:val="Normal"/>
-              <w:spacing w:lineRule="exact" w:line="252" w:before="0" w:after="0"/>
+              <w:spacing w:lineRule="auto" w:line="252" w:before="0" w:after="0"/>
               <w:jc w:val="start"/>
               <w:rPr/>
             </w:pPr>
@@ -8095,7 +7916,7 @@
           <w:p>
             <w:pPr>
               <w:pStyle w:val="Normal"/>
-              <w:spacing w:lineRule="exact" w:line="252" w:before="0" w:after="0"/>
+              <w:spacing w:lineRule="auto" w:line="252" w:before="0" w:after="0"/>
               <w:jc w:val="start"/>
               <w:rPr/>
             </w:pPr>
@@ -8110,7 +7931,7 @@
                 <w:sz w:val="19"/>
                 <w:szCs w:val="19"/>
               </w:rPr>
-              <w:t>Cách Phase 2 phản ánh</w:t>
+              <w:t>Cách đồ án phản ánh</w:t>
             </w:r>
           </w:p>
         </w:tc>
@@ -8133,7 +7954,7 @@
           <w:p>
             <w:pPr>
               <w:pStyle w:val="Normal"/>
-              <w:spacing w:lineRule="exact" w:line="252" w:before="0" w:after="0"/>
+              <w:spacing w:lineRule="auto" w:line="252" w:before="0" w:after="0"/>
               <w:jc w:val="start"/>
               <w:rPr/>
             </w:pPr>
@@ -8166,7 +7987,7 @@
           <w:p>
             <w:pPr>
               <w:pStyle w:val="Normal"/>
-              <w:spacing w:lineRule="exact" w:line="252" w:before="0" w:after="0"/>
+              <w:spacing w:lineRule="auto" w:line="252" w:before="0" w:after="0"/>
               <w:jc w:val="start"/>
               <w:rPr/>
             </w:pPr>
@@ -8199,7 +8020,7 @@
           <w:p>
             <w:pPr>
               <w:pStyle w:val="Normal"/>
-              <w:spacing w:lineRule="exact" w:line="252" w:before="0" w:after="0"/>
+              <w:spacing w:lineRule="auto" w:line="252" w:before="0" w:after="0"/>
               <w:jc w:val="start"/>
               <w:rPr/>
             </w:pPr>
@@ -8214,7 +8035,59 @@
                 <w:sz w:val="19"/>
                 <w:szCs w:val="19"/>
               </w:rPr>
-              <w:t>Lưu bản terms bất biến theo invariant thiết kế, cùng content hash cho hai chữ ký, timestamp, audit record và provenance; không tự bảo đảm nội dung đầu vào đúng</w:t>
+              <w:t xml:space="preserve">Template/profile có version, </w:t>
+            </w:r>
+            <w:r>
+              <w:rPr>
+                <w:rFonts w:eastAsia="Consolas" w:cs="Consolas" w:ascii="Consolas" w:hAnsi="Consolas"/>
+                <w:b w:val="false"/>
+                <w:bCs w:val="false"/>
+                <w:i w:val="false"/>
+                <w:iCs w:val="false"/>
+                <w:color w:val="111827"/>
+                <w:sz w:val="17"/>
+                <w:szCs w:val="17"/>
+              </w:rPr>
+              <w:t>ConsentEvidence</w:t>
+            </w:r>
+            <w:r>
+              <w:rPr>
+                <w:rFonts w:eastAsia="Calibri" w:cs="Calibri"/>
+                <w:b w:val="false"/>
+                <w:bCs w:val="false"/>
+                <w:i w:val="false"/>
+                <w:iCs w:val="false"/>
+                <w:color w:val="111827"/>
+                <w:sz w:val="19"/>
+                <w:szCs w:val="19"/>
+              </w:rPr>
+              <w:t xml:space="preserve"> theo từng hành vi, cùng content hash cho hai chữ ký, preview </w:t>
+            </w:r>
+            <w:r>
+              <w:rPr>
+                <w:rFonts w:eastAsia="Consolas" w:cs="Consolas" w:ascii="Consolas" w:hAnsi="Consolas"/>
+                <w:b w:val="false"/>
+                <w:bCs w:val="false"/>
+                <w:i w:val="false"/>
+                <w:iCs w:val="false"/>
+                <w:color w:val="111827"/>
+                <w:sz w:val="17"/>
+                <w:szCs w:val="17"/>
+              </w:rPr>
+              <w:t>CHƯA CÓ HIỆU LỰC</w:t>
+            </w:r>
+            <w:r>
+              <w:rPr>
+                <w:rFonts w:eastAsia="Calibri" w:cs="Calibri"/>
+                <w:b w:val="false"/>
+                <w:bCs w:val="false"/>
+                <w:i w:val="false"/>
+                <w:iCs w:val="false"/>
+                <w:color w:val="111827"/>
+                <w:sz w:val="19"/>
+                <w:szCs w:val="19"/>
+              </w:rPr>
+              <w:t>, final PDF có hai hash tách biệt, timestamp/audit/provenance; không tự bảo đảm nội dung đầu vào đúng</w:t>
             </w:r>
           </w:p>
         </w:tc>
@@ -8238,7 +8111,7 @@
           <w:p>
             <w:pPr>
               <w:pStyle w:val="Normal"/>
-              <w:spacing w:lineRule="exact" w:line="252" w:before="0" w:after="0"/>
+              <w:spacing w:lineRule="auto" w:line="252" w:before="0" w:after="0"/>
               <w:jc w:val="start"/>
               <w:rPr/>
             </w:pPr>
@@ -8272,7 +8145,7 @@
           <w:p>
             <w:pPr>
               <w:pStyle w:val="Normal"/>
-              <w:spacing w:lineRule="exact" w:line="252" w:before="0" w:after="0"/>
+              <w:spacing w:lineRule="auto" w:line="252" w:before="0" w:after="0"/>
               <w:jc w:val="start"/>
               <w:rPr/>
             </w:pPr>
@@ -8306,7 +8179,7 @@
           <w:p>
             <w:pPr>
               <w:pStyle w:val="Normal"/>
-              <w:spacing w:lineRule="exact" w:line="252" w:before="0" w:after="0"/>
+              <w:spacing w:lineRule="auto" w:line="252" w:before="0" w:after="0"/>
               <w:jc w:val="start"/>
               <w:rPr/>
             </w:pPr>
@@ -8383,7 +8256,7 @@
           <w:p>
             <w:pPr>
               <w:pStyle w:val="Normal"/>
-              <w:spacing w:lineRule="exact" w:line="252" w:before="0" w:after="0"/>
+              <w:spacing w:lineRule="auto" w:line="252" w:before="0" w:after="0"/>
               <w:jc w:val="start"/>
               <w:rPr/>
             </w:pPr>
@@ -8416,7 +8289,7 @@
           <w:p>
             <w:pPr>
               <w:pStyle w:val="Normal"/>
-              <w:spacing w:lineRule="exact" w:line="252" w:before="0" w:after="0"/>
+              <w:spacing w:lineRule="auto" w:line="252" w:before="0" w:after="0"/>
               <w:jc w:val="start"/>
               <w:rPr/>
             </w:pPr>
@@ -8449,7 +8322,7 @@
           <w:p>
             <w:pPr>
               <w:pStyle w:val="Normal"/>
-              <w:spacing w:lineRule="exact" w:line="252" w:before="0" w:after="0"/>
+              <w:spacing w:lineRule="auto" w:line="252" w:before="0" w:after="0"/>
               <w:jc w:val="start"/>
               <w:rPr/>
             </w:pPr>
@@ -8488,7 +8361,7 @@
           <w:p>
             <w:pPr>
               <w:pStyle w:val="Normal"/>
-              <w:spacing w:lineRule="exact" w:line="252" w:before="0" w:after="0"/>
+              <w:spacing w:lineRule="auto" w:line="252" w:before="0" w:after="0"/>
               <w:jc w:val="start"/>
               <w:rPr/>
             </w:pPr>
@@ -8503,7 +8376,7 @@
                 <w:sz w:val="19"/>
                 <w:szCs w:val="19"/>
               </w:rPr>
-              <w:t>Phạt vi phạm và bồi thường</w:t>
+              <w:t>Trách nhiệm giám định</w:t>
             </w:r>
           </w:p>
         </w:tc>
@@ -8522,7 +8395,7 @@
           <w:p>
             <w:pPr>
               <w:pStyle w:val="Normal"/>
-              <w:spacing w:lineRule="exact" w:line="252" w:before="0" w:after="0"/>
+              <w:spacing w:lineRule="auto" w:line="252" w:before="0" w:after="0"/>
               <w:jc w:val="start"/>
               <w:rPr/>
             </w:pPr>
@@ -8537,7 +8410,7 @@
                 <w:sz w:val="19"/>
                 <w:szCs w:val="19"/>
               </w:rPr>
-              <w:t>Luật Thương mại 2005 Điều 300, 301, 302; BLDS và điều khoản hợp đồng áp dụng [45], [46]</w:t>
+              <w:t>Luật Thương mại 2005 Điều 266</w:t>
             </w:r>
           </w:p>
         </w:tc>
@@ -8556,7 +8429,7 @@
           <w:p>
             <w:pPr>
               <w:pStyle w:val="Normal"/>
-              <w:spacing w:lineRule="exact" w:line="252" w:before="0" w:after="0"/>
+              <w:spacing w:lineRule="auto" w:line="252" w:before="0" w:after="0"/>
               <w:jc w:val="start"/>
               <w:rPr/>
             </w:pPr>
@@ -8571,7 +8444,7 @@
                 <w:sz w:val="17"/>
                 <w:szCs w:val="17"/>
               </w:rPr>
-              <w:t>LegalProfile</w:t>
+              <w:t>inspectionCostResponsibility = LOSER_PAYS</w:t>
             </w:r>
             <w:r>
               <w:rPr>
@@ -8584,33 +8457,7 @@
                 <w:sz w:val="19"/>
                 <w:szCs w:val="19"/>
               </w:rPr>
-              <w:t xml:space="preserve"> đóng băng governing law, mức trần và </w:t>
-            </w:r>
-            <w:r>
-              <w:rPr>
-                <w:rFonts w:eastAsia="Consolas" w:cs="Consolas" w:ascii="Consolas" w:hAnsi="Consolas"/>
-                <w:b w:val="false"/>
-                <w:bCs w:val="false"/>
-                <w:i w:val="false"/>
-                <w:iCs w:val="false"/>
-                <w:color w:val="111827"/>
-                <w:sz w:val="17"/>
-                <w:szCs w:val="17"/>
-              </w:rPr>
-              <w:t>damagesPolicy</w:t>
-            </w:r>
-            <w:r>
-              <w:rPr>
-                <w:rFonts w:eastAsia="Calibri" w:cs="Calibri"/>
-                <w:b w:val="false"/>
-                <w:bCs w:val="false"/>
-                <w:i w:val="false"/>
-                <w:iCs w:val="false"/>
-                <w:color w:val="111827"/>
-                <w:sz w:val="19"/>
-                <w:szCs w:val="19"/>
-              </w:rPr>
-              <w:t>; penalty tính trên phần nghĩa vụ bị vi phạm; không double recovery</w:t>
+              <w:t>; ceiling trách nhiệm giám định là 10 lần thù lao dịch vụ theo LegalProfile</w:t>
             </w:r>
           </w:p>
         </w:tc>
@@ -8633,7 +8480,7 @@
           <w:p>
             <w:pPr>
               <w:pStyle w:val="Normal"/>
-              <w:spacing w:lineRule="exact" w:line="252" w:before="0" w:after="0"/>
+              <w:spacing w:lineRule="auto" w:line="252" w:before="0" w:after="0"/>
               <w:jc w:val="start"/>
               <w:rPr/>
             </w:pPr>
@@ -8648,7 +8495,7 @@
                 <w:sz w:val="19"/>
                 <w:szCs w:val="19"/>
               </w:rPr>
-              <w:t>Bất khả kháng/miễn trách</w:t>
+              <w:t>Phạt vi phạm và bồi thường</w:t>
             </w:r>
           </w:p>
         </w:tc>
@@ -8666,7 +8513,7 @@
           <w:p>
             <w:pPr>
               <w:pStyle w:val="Normal"/>
-              <w:spacing w:lineRule="exact" w:line="252" w:before="0" w:after="0"/>
+              <w:spacing w:lineRule="auto" w:line="252" w:before="0" w:after="0"/>
               <w:jc w:val="start"/>
               <w:rPr/>
             </w:pPr>
@@ -8681,7 +8528,7 @@
                 <w:sz w:val="19"/>
                 <w:szCs w:val="19"/>
               </w:rPr>
-              <w:t>BLDS 2015 và điều khoản hợp đồng</w:t>
+              <w:t>Luật Thương mại 2005 Điều 301 (cap 8%), Điều 302 và Điều 307; BLDS và điều khoản hợp đồng áp dụng [45], [46]</w:t>
             </w:r>
           </w:p>
         </w:tc>
@@ -8699,10 +8546,23 @@
           <w:p>
             <w:pPr>
               <w:pStyle w:val="Normal"/>
-              <w:spacing w:lineRule="exact" w:line="252" w:before="0" w:after="0"/>
-              <w:jc w:val="start"/>
-              <w:rPr/>
-            </w:pPr>
+              <w:spacing w:lineRule="auto" w:line="252" w:before="0" w:after="0"/>
+              <w:jc w:val="start"/>
+              <w:rPr/>
+            </w:pPr>
+            <w:r>
+              <w:rPr>
+                <w:rFonts w:eastAsia="Consolas" w:cs="Consolas" w:ascii="Consolas" w:hAnsi="Consolas"/>
+                <w:b w:val="false"/>
+                <w:bCs w:val="false"/>
+                <w:i w:val="false"/>
+                <w:iCs w:val="false"/>
+                <w:color w:val="111827"/>
+                <w:sz w:val="17"/>
+                <w:szCs w:val="17"/>
+              </w:rPr>
+              <w:t>LegalProfile</w:t>
+            </w:r>
             <w:r>
               <w:rPr>
                 <w:rFonts w:eastAsia="Calibri" w:cs="Calibri"/>
@@ -8714,7 +8574,7 @@
                 <w:sz w:val="19"/>
                 <w:szCs w:val="19"/>
               </w:rPr>
-              <w:t xml:space="preserve">Có flow claim–review riêng; kết quả no-fault có </w:t>
+              <w:t xml:space="preserve"> đóng băng governing law, mức trần và </w:t>
             </w:r>
             <w:r>
               <w:rPr>
@@ -8727,7 +8587,7 @@
                 <w:sz w:val="17"/>
                 <w:szCs w:val="17"/>
               </w:rPr>
-              <w:t>finalBreachingRole = null</w:t>
+              <w:t>damagesPolicy</w:t>
             </w:r>
             <w:r>
               <w:rPr>
@@ -8740,7 +8600,7 @@
                 <w:sz w:val="19"/>
                 <w:szCs w:val="19"/>
               </w:rPr>
-              <w:t>, không phạt tiền/uy tín</w:t>
+              <w:t>; penalty tính trên phần nghĩa vụ bị vi phạm; không double recovery</w:t>
             </w:r>
           </w:p>
         </w:tc>
@@ -8764,7 +8624,7 @@
           <w:p>
             <w:pPr>
               <w:pStyle w:val="Normal"/>
-              <w:spacing w:lineRule="exact" w:line="252" w:before="0" w:after="0"/>
+              <w:spacing w:lineRule="auto" w:line="252" w:before="0" w:after="0"/>
               <w:jc w:val="start"/>
               <w:rPr/>
             </w:pPr>
@@ -8779,7 +8639,7 @@
                 <w:sz w:val="19"/>
                 <w:szCs w:val="19"/>
               </w:rPr>
-              <w:t>Tranh chấp</w:t>
+              <w:t>Bất khả kháng/miễn trách</w:t>
             </w:r>
           </w:p>
         </w:tc>
@@ -8798,7 +8658,7 @@
           <w:p>
             <w:pPr>
               <w:pStyle w:val="Normal"/>
-              <w:spacing w:lineRule="exact" w:line="252" w:before="0" w:after="0"/>
+              <w:spacing w:lineRule="auto" w:line="252" w:before="0" w:after="0"/>
               <w:jc w:val="start"/>
               <w:rPr/>
             </w:pPr>
@@ -8813,7 +8673,7 @@
                 <w:sz w:val="19"/>
                 <w:szCs w:val="19"/>
               </w:rPr>
-              <w:t>Nghị định 98/2018, Luật Trọng tài thương mại 2010 và thoả thuận các bên [26], [47]</w:t>
+              <w:t>BLDS 2015 và điều khoản hợp đồng</w:t>
             </w:r>
           </w:p>
         </w:tc>
@@ -8832,7 +8692,7 @@
           <w:p>
             <w:pPr>
               <w:pStyle w:val="Normal"/>
-              <w:spacing w:lineRule="exact" w:line="252" w:before="0" w:after="0"/>
+              <w:spacing w:lineRule="auto" w:line="252" w:before="0" w:after="0"/>
               <w:jc w:val="start"/>
               <w:rPr/>
             </w:pPr>
@@ -8847,6 +8707,136 @@
                 <w:sz w:val="19"/>
                 <w:szCs w:val="19"/>
               </w:rPr>
+              <w:t xml:space="preserve">Có flow claim–review riêng; kết quả no-fault có </w:t>
+            </w:r>
+            <w:r>
+              <w:rPr>
+                <w:rFonts w:eastAsia="Consolas" w:cs="Consolas" w:ascii="Consolas" w:hAnsi="Consolas"/>
+                <w:b w:val="false"/>
+                <w:bCs w:val="false"/>
+                <w:i w:val="false"/>
+                <w:iCs w:val="false"/>
+                <w:color w:val="111827"/>
+                <w:sz w:val="17"/>
+                <w:szCs w:val="17"/>
+              </w:rPr>
+              <w:t>finalBreachingRole = null</w:t>
+            </w:r>
+            <w:r>
+              <w:rPr>
+                <w:rFonts w:eastAsia="Calibri" w:cs="Calibri"/>
+                <w:b w:val="false"/>
+                <w:bCs w:val="false"/>
+                <w:i w:val="false"/>
+                <w:iCs w:val="false"/>
+                <w:color w:val="111827"/>
+                <w:sz w:val="19"/>
+                <w:szCs w:val="19"/>
+              </w:rPr>
+              <w:t>, không phạt tiền/uy tín</w:t>
+            </w:r>
+          </w:p>
+        </w:tc>
+      </w:tr>
+      <w:tr>
+        <w:trPr>
+          <w:cantSplit w:val="true"/>
+        </w:trPr>
+        <w:tc>
+          <w:tcPr>
+            <w:tcW w:w="3008" w:type="dxa"/>
+            <w:tcBorders>
+              <w:top w:val="single" w:sz="4" w:space="0" w:color="D1D5DB"/>
+              <w:start w:val="single" w:sz="4" w:space="0" w:color="D1D5DB"/>
+              <w:bottom w:val="single" w:sz="4" w:space="0" w:color="D1D5DB"/>
+              <w:end w:val="single" w:sz="4" w:space="0" w:color="D1D5DB"/>
+            </w:tcBorders>
+            <w:vAlign w:val="center"/>
+          </w:tcPr>
+          <w:p>
+            <w:pPr>
+              <w:pStyle w:val="Normal"/>
+              <w:spacing w:lineRule="auto" w:line="252" w:before="0" w:after="0"/>
+              <w:jc w:val="start"/>
+              <w:rPr/>
+            </w:pPr>
+            <w:r>
+              <w:rPr>
+                <w:rFonts w:eastAsia="Calibri" w:cs="Calibri"/>
+                <w:b w:val="false"/>
+                <w:bCs w:val="false"/>
+                <w:i w:val="false"/>
+                <w:iCs w:val="false"/>
+                <w:color w:val="111827"/>
+                <w:sz w:val="19"/>
+                <w:szCs w:val="19"/>
+              </w:rPr>
+              <w:t>Tranh chấp</w:t>
+            </w:r>
+          </w:p>
+        </w:tc>
+        <w:tc>
+          <w:tcPr>
+            <w:tcW w:w="3313" w:type="dxa"/>
+            <w:tcBorders>
+              <w:top w:val="single" w:sz="4" w:space="0" w:color="D1D5DB"/>
+              <w:start w:val="single" w:sz="4" w:space="0" w:color="D1D5DB"/>
+              <w:bottom w:val="single" w:sz="4" w:space="0" w:color="D1D5DB"/>
+              <w:end w:val="single" w:sz="4" w:space="0" w:color="D1D5DB"/>
+            </w:tcBorders>
+            <w:vAlign w:val="center"/>
+          </w:tcPr>
+          <w:p>
+            <w:pPr>
+              <w:pStyle w:val="Normal"/>
+              <w:spacing w:lineRule="auto" w:line="252" w:before="0" w:after="0"/>
+              <w:jc w:val="start"/>
+              <w:rPr/>
+            </w:pPr>
+            <w:r>
+              <w:rPr>
+                <w:rFonts w:eastAsia="Calibri" w:cs="Calibri"/>
+                <w:b w:val="false"/>
+                <w:bCs w:val="false"/>
+                <w:i w:val="false"/>
+                <w:iCs w:val="false"/>
+                <w:color w:val="111827"/>
+                <w:sz w:val="19"/>
+                <w:szCs w:val="19"/>
+              </w:rPr>
+              <w:t>Nghị định 98/2018, Luật Trọng tài thương mại 2010 và thoả thuận các bên [26], [47]</w:t>
+            </w:r>
+          </w:p>
+        </w:tc>
+        <w:tc>
+          <w:tcPr>
+            <w:tcW w:w="3317" w:type="dxa"/>
+            <w:tcBorders>
+              <w:top w:val="single" w:sz="4" w:space="0" w:color="D1D5DB"/>
+              <w:start w:val="single" w:sz="4" w:space="0" w:color="D1D5DB"/>
+              <w:bottom w:val="single" w:sz="4" w:space="0" w:color="D1D5DB"/>
+              <w:end w:val="single" w:sz="4" w:space="0" w:color="D1D5DB"/>
+            </w:tcBorders>
+            <w:vAlign w:val="center"/>
+          </w:tcPr>
+          <w:p>
+            <w:pPr>
+              <w:pStyle w:val="Normal"/>
+              <w:spacing w:lineRule="auto" w:line="252" w:before="0" w:after="0"/>
+              <w:jc w:val="start"/>
+              <w:rPr/>
+            </w:pPr>
+            <w:r>
+              <w:rPr>
+                <w:rFonts w:eastAsia="Calibri" w:cs="Calibri"/>
+                <w:b w:val="false"/>
+                <w:bCs w:val="false"/>
+                <w:i w:val="false"/>
+                <w:iCs w:val="false"/>
+                <w:color w:val="111827"/>
+                <w:sz w:val="19"/>
+                <w:szCs w:val="19"/>
+              </w:rPr>
               <w:t>Hệ thống hỗ trợ review, giám định và đóng gói bằng chứng; không tự nhận là cơ quan tài phán</w:t>
             </w:r>
           </w:p>
@@ -8856,7 +8846,290 @@
     <w:p>
       <w:pPr>
         <w:pStyle w:val="Normal"/>
-        <w:spacing w:lineRule="exact" w:line="276" w:before="0" w:after="120"/>
+        <w:spacing w:lineRule="auto" w:line="276" w:before="0" w:after="120"/>
+        <w:jc w:val="both"/>
+        <w:rPr/>
+      </w:pPr>
+      <w:r>
+        <w:rPr>
+          <w:rFonts w:eastAsia="Calibri" w:cs="Calibri"/>
+          <w:b/>
+          <w:bCs/>
+          <w:i w:val="false"/>
+          <w:iCs w:val="false"/>
+          <w:color w:val="111827"/>
+          <w:sz w:val="21"/>
+          <w:szCs w:val="21"/>
+        </w:rPr>
+        <w:t>LegalProfile đã hiệu chỉnh theo thiết kế frozen:</w:t>
+      </w:r>
+      <w:r>
+        <w:rPr>
+          <w:rFonts w:eastAsia="Calibri" w:cs="Calibri"/>
+          <w:b w:val="false"/>
+          <w:bCs w:val="false"/>
+          <w:i w:val="false"/>
+          <w:iCs w:val="false"/>
+          <w:color w:val="111827"/>
+          <w:sz w:val="21"/>
+          <w:szCs w:val="21"/>
+        </w:rPr>
+        <w:t xml:space="preserve"> LTM Điều 301 là căn cứ cho trần phạt vi phạm 8% trên phần nghĩa vụ bị vi phạm; LTM Điều 266 áp ceiling 10 lần thù lao giám định cho trách nhiệm giám định; LTM Điều 302 và Điều 307 tách bồi thường và tương tác phạt–bồi thường; BLDS Điều 328 và Điều 330 là tham chiếu cho đặt cọc/ký quỹ và bảo đảm. Đây chỉ là mapping kỹ thuật–pháp lý, không phải legal opinion. Disclaimer hiện hành được giữ nguyên: phân loại tiền cọc theo BLDS 328 cần luật sư xác nhận trước pilot.</w:t>
+      </w:r>
+    </w:p>
+    <w:p>
+      <w:pPr>
+        <w:pStyle w:val="Heading2"/>
+        <w:spacing w:before="240" w:after="80"/>
+        <w:rPr/>
+      </w:pPr>
+      <w:bookmarkStart w:id="22" w:name="__RefHeading___Toc781_AgriContract"/>
+      <w:bookmarkEnd w:id="22"/>
+      <w:r>
+        <w:rPr>
+          <w:rFonts w:eastAsia="Calibri" w:cs="Calibri" w:ascii="Calibri" w:hAnsi="Calibri"/>
+          <w:b/>
+          <w:bCs/>
+          <w:color w:val="1F2A37"/>
+          <w:sz w:val="25"/>
+          <w:szCs w:val="25"/>
+        </w:rPr>
+        <w:t>7.1 Đồng bộ kỹ thuật có ý nghĩa thị trường</w:t>
+      </w:r>
+    </w:p>
+    <w:p>
+      <w:pPr>
+        <w:pStyle w:val="Normal"/>
+        <w:spacing w:lineRule="auto" w:line="276" w:before="0" w:after="120"/>
+        <w:jc w:val="both"/>
+        <w:rPr/>
+      </w:pPr>
+      <w:r>
+        <w:rPr>
+          <w:rFonts w:eastAsia="Calibri" w:cs="Calibri"/>
+          <w:b w:val="false"/>
+          <w:bCs w:val="false"/>
+          <w:i w:val="false"/>
+          <w:iCs w:val="false"/>
+          <w:color w:val="111827"/>
+          <w:sz w:val="21"/>
+          <w:szCs w:val="21"/>
+        </w:rPr>
+        <w:t xml:space="preserve">Luận điểm “giảm rủi ro phá hợp đồng” được giới hạn bởi các guard đã đóng băng: template </w:t>
+      </w:r>
+      <w:r>
+        <w:rPr>
+          <w:rFonts w:eastAsia="Consolas" w:cs="Consolas" w:ascii="Consolas" w:hAnsi="Consolas"/>
+          <w:b w:val="false"/>
+          <w:bCs w:val="false"/>
+          <w:i w:val="false"/>
+          <w:iCs w:val="false"/>
+          <w:color w:val="111827"/>
+          <w:sz w:val="19"/>
+          <w:szCs w:val="19"/>
+        </w:rPr>
+        <w:t>VN_COFFEE_B2B</w:t>
+      </w:r>
+      <w:r>
+        <w:rPr>
+          <w:rFonts w:eastAsia="Calibri" w:cs="Calibri"/>
+          <w:b w:val="false"/>
+          <w:bCs w:val="false"/>
+          <w:i w:val="false"/>
+          <w:iCs w:val="false"/>
+          <w:color w:val="111827"/>
+          <w:sz w:val="21"/>
+          <w:szCs w:val="21"/>
+        </w:rPr>
+        <w:t xml:space="preserve"> và quality profile nằm trong hash ký; consent bind đúng action/statement/content; terms freeze sau chữ ký đầu tiên; final document được sinh bất đồng bộ và không overwrite; inventory reserve/commit tách khỏi listing và chỉ commit ở </w:t>
+      </w:r>
+      <w:r>
+        <w:rPr>
+          <w:rFonts w:eastAsia="Consolas" w:cs="Consolas" w:ascii="Consolas" w:hAnsi="Consolas"/>
+          <w:b w:val="false"/>
+          <w:bCs w:val="false"/>
+          <w:i w:val="false"/>
+          <w:iCs w:val="false"/>
+          <w:color w:val="111827"/>
+          <w:sz w:val="19"/>
+          <w:szCs w:val="19"/>
+        </w:rPr>
+        <w:t>contract.activated</w:t>
+      </w:r>
+      <w:r>
+        <w:rPr>
+          <w:rFonts w:eastAsia="Calibri" w:cs="Calibri"/>
+          <w:b w:val="false"/>
+          <w:bCs w:val="false"/>
+          <w:i w:val="false"/>
+          <w:iCs w:val="false"/>
+          <w:color w:val="111827"/>
+          <w:sz w:val="21"/>
+          <w:szCs w:val="21"/>
+        </w:rPr>
+        <w:t>; quality disposition có bốn kết quả (</w:t>
+      </w:r>
+      <w:r>
+        <w:rPr>
+          <w:rFonts w:eastAsia="Consolas" w:cs="Consolas" w:ascii="Consolas" w:hAnsi="Consolas"/>
+          <w:b w:val="false"/>
+          <w:bCs w:val="false"/>
+          <w:i w:val="false"/>
+          <w:iCs w:val="false"/>
+          <w:color w:val="111827"/>
+          <w:sz w:val="19"/>
+          <w:szCs w:val="19"/>
+        </w:rPr>
+        <w:t>CONFORMING</w:t>
+      </w:r>
+      <w:r>
+        <w:rPr>
+          <w:rFonts w:eastAsia="Calibri" w:cs="Calibri"/>
+          <w:b w:val="false"/>
+          <w:bCs w:val="false"/>
+          <w:i w:val="false"/>
+          <w:iCs w:val="false"/>
+          <w:color w:val="111827"/>
+          <w:sz w:val="21"/>
+          <w:szCs w:val="21"/>
+        </w:rPr>
+        <w:t xml:space="preserve">, </w:t>
+      </w:r>
+      <w:r>
+        <w:rPr>
+          <w:rFonts w:eastAsia="Consolas" w:cs="Consolas" w:ascii="Consolas" w:hAnsi="Consolas"/>
+          <w:b w:val="false"/>
+          <w:bCs w:val="false"/>
+          <w:i w:val="false"/>
+          <w:iCs w:val="false"/>
+          <w:color w:val="111827"/>
+          <w:sz w:val="19"/>
+          <w:szCs w:val="19"/>
+        </w:rPr>
+        <w:t>PARTIALLY_CONFORMING</w:t>
+      </w:r>
+      <w:r>
+        <w:rPr>
+          <w:rFonts w:eastAsia="Calibri" w:cs="Calibri"/>
+          <w:b w:val="false"/>
+          <w:bCs w:val="false"/>
+          <w:i w:val="false"/>
+          <w:iCs w:val="false"/>
+          <w:color w:val="111827"/>
+          <w:sz w:val="21"/>
+          <w:szCs w:val="21"/>
+        </w:rPr>
+        <w:t xml:space="preserve">, </w:t>
+      </w:r>
+      <w:r>
+        <w:rPr>
+          <w:rFonts w:eastAsia="Consolas" w:cs="Consolas" w:ascii="Consolas" w:hAnsi="Consolas"/>
+          <w:b w:val="false"/>
+          <w:bCs w:val="false"/>
+          <w:i w:val="false"/>
+          <w:iCs w:val="false"/>
+          <w:color w:val="111827"/>
+          <w:sz w:val="19"/>
+          <w:szCs w:val="19"/>
+        </w:rPr>
+        <w:t>NON_CONFORMING</w:t>
+      </w:r>
+      <w:r>
+        <w:rPr>
+          <w:rFonts w:eastAsia="Calibri" w:cs="Calibri"/>
+          <w:b w:val="false"/>
+          <w:bCs w:val="false"/>
+          <w:i w:val="false"/>
+          <w:iCs w:val="false"/>
+          <w:color w:val="111827"/>
+          <w:sz w:val="21"/>
+          <w:szCs w:val="21"/>
+        </w:rPr>
+        <w:t xml:space="preserve">, </w:t>
+      </w:r>
+      <w:r>
+        <w:rPr>
+          <w:rFonts w:eastAsia="Consolas" w:cs="Consolas" w:ascii="Consolas" w:hAnsi="Consolas"/>
+          <w:b w:val="false"/>
+          <w:bCs w:val="false"/>
+          <w:i w:val="false"/>
+          <w:iCs w:val="false"/>
+          <w:color w:val="111827"/>
+          <w:sz w:val="19"/>
+          <w:szCs w:val="19"/>
+        </w:rPr>
+        <w:t>INCONCLUSIVE</w:t>
+      </w:r>
+      <w:r>
+        <w:rPr>
+          <w:rFonts w:eastAsia="Calibri" w:cs="Calibri"/>
+          <w:b w:val="false"/>
+          <w:bCs w:val="false"/>
+          <w:i w:val="false"/>
+          <w:iCs w:val="false"/>
+          <w:color w:val="111827"/>
+          <w:sz w:val="21"/>
+          <w:szCs w:val="21"/>
+        </w:rPr>
+        <w:t xml:space="preserve">) và không biến mọi khiếu nại thành breach. Giá runtime chỉ chọn </w:t>
+      </w:r>
+      <w:r>
+        <w:rPr>
+          <w:rFonts w:eastAsia="Consolas" w:cs="Consolas" w:ascii="Consolas" w:hAnsi="Consolas"/>
+          <w:b w:val="false"/>
+          <w:bCs w:val="false"/>
+          <w:i w:val="false"/>
+          <w:iCs w:val="false"/>
+          <w:color w:val="111827"/>
+          <w:sz w:val="19"/>
+          <w:szCs w:val="19"/>
+        </w:rPr>
+        <w:t>effectiveUnitPrice</w:t>
+      </w:r>
+      <w:r>
+        <w:rPr>
+          <w:rFonts w:eastAsia="Calibri" w:cs="Calibri"/>
+          <w:b w:val="false"/>
+          <w:bCs w:val="false"/>
+          <w:i w:val="false"/>
+          <w:iCs w:val="false"/>
+          <w:color w:val="111827"/>
+          <w:sz w:val="21"/>
+          <w:szCs w:val="21"/>
+        </w:rPr>
+        <w:t xml:space="preserve"> trong </w:t>
+      </w:r>
+      <w:r>
+        <w:rPr>
+          <w:rFonts w:eastAsia="Consolas" w:cs="Consolas" w:ascii="Consolas" w:hAnsi="Consolas"/>
+          <w:b w:val="false"/>
+          <w:bCs w:val="false"/>
+          <w:i w:val="false"/>
+          <w:iCs w:val="false"/>
+          <w:color w:val="111827"/>
+          <w:sz w:val="19"/>
+          <w:szCs w:val="19"/>
+        </w:rPr>
+        <w:t>priceBand</w:t>
+      </w:r>
+      <w:r>
+        <w:rPr>
+          <w:rFonts w:eastAsia="Calibri" w:cs="Calibri"/>
+          <w:b w:val="false"/>
+          <w:bCs w:val="false"/>
+          <w:i w:val="false"/>
+          <w:iCs w:val="false"/>
+          <w:color w:val="111827"/>
+          <w:sz w:val="21"/>
+          <w:szCs w:val="21"/>
+        </w:rPr>
+        <w:t xml:space="preserve"> đã ký, không true-up settlement; cọc vẫn dựa trên nominal value. Các điểm này là cơ chế sản phẩm mục tiêu, chưa phải bằng chứng hiệu quả nhân quả tại thị trường Việt Nam.</w:t>
+      </w:r>
+    </w:p>
+    <w:p>
+      <w:pPr>
+        <w:pStyle w:val="Normal"/>
+        <w:spacing w:lineRule="auto" w:line="276" w:before="0" w:after="120"/>
         <w:jc w:val="both"/>
         <w:rPr/>
       </w:pPr>
@@ -8896,8 +9169,8 @@
         <w:spacing w:before="320" w:after="120"/>
         <w:rPr/>
       </w:pPr>
-      <w:bookmarkStart w:id="22" w:name="__RefHeading___Toc762_AgriContract"/>
-      <w:bookmarkEnd w:id="22"/>
+      <w:bookmarkStart w:id="23" w:name="__RefHeading___Toc783_AgriContract"/>
+      <w:bookmarkEnd w:id="23"/>
       <w:r>
         <w:rPr>
           <w:rFonts w:eastAsia="Calibri" w:cs="Calibri" w:ascii="Calibri" w:hAnsi="Calibri"/>
@@ -8913,7 +9186,7 @@
     <w:p>
       <w:pPr>
         <w:pStyle w:val="Normal"/>
-        <w:spacing w:lineRule="exact" w:line="276" w:before="0" w:after="120"/>
+        <w:spacing w:lineRule="auto" w:line="276" w:before="0" w:after="120"/>
         <w:jc w:val="both"/>
         <w:rPr/>
       </w:pPr>
@@ -8928,7 +9201,7 @@
           <w:sz w:val="21"/>
           <w:szCs w:val="21"/>
         </w:rPr>
-        <w:t>Phân tích này tập trung vào bốn commodity (cà phê, gạo, cao su, điều), nhu cầu contract layer B2B, mô hình phân phối qua anchor buyer/hiệp hội, các áp lực EUDR và tuân thủ, cùng cách các pain point thị trường ánh xạ vào workflow milestone, custody, inspection, attribution, audit và evidence. Các ước lượng TAM/SAM/SOM được dùng như khung định hướng; không đồng nhất kim ngạch nông sản với doanh thu phần mềm.</w:t>
+        <w:t>Phân tích này tập trung executable scope vào cà phê B2B nội địa Việt Nam; dữ liệu về gạo, cao su và điều chỉ là benchmark/roadmap. Tài liệu đánh giá mô hình phân phối qua anchor buyer/hiệp hội, áp lực EUDR và cách pain point ánh xạ vào workflow milestone, custody, inspection, attribution, audit và evidence. Các ước lượng TAM/SAM/SOM được dùng như khung định hướng; không đồng nhất kim ngạch nông sản với doanh thu phần mềm.</w:t>
       </w:r>
     </w:p>
     <w:p>
@@ -8940,8 +9213,8 @@
         <w:spacing w:before="320" w:after="120"/>
         <w:rPr/>
       </w:pPr>
-      <w:bookmarkStart w:id="23" w:name="__RefHeading___Toc764_AgriContract"/>
-      <w:bookmarkEnd w:id="23"/>
+      <w:bookmarkStart w:id="24" w:name="__RefHeading___Toc785_AgriContract"/>
+      <w:bookmarkEnd w:id="24"/>
       <w:r>
         <w:rPr>
           <w:rFonts w:eastAsia="Calibri" w:cs="Calibri" w:ascii="Calibri" w:hAnsi="Calibri"/>
@@ -8961,7 +9234,7 @@
           <w:ilvl w:val="0"/>
           <w:numId w:val="1"/>
         </w:numPr>
-        <w:spacing w:lineRule="exact" w:line="276" w:before="0" w:after="60"/>
+        <w:spacing w:lineRule="auto" w:line="276" w:before="0" w:after="60"/>
         <w:rPr/>
       </w:pPr>
       <w:r>
@@ -8975,7 +9248,7 @@
           <w:sz w:val="21"/>
           <w:szCs w:val="21"/>
         </w:rPr>
-        <w:t xml:space="preserve">Phase 2 đang ở trạng thái </w:t>
+        <w:t xml:space="preserve">Đồ án đang ở trạng thái </w:t>
       </w:r>
       <w:r>
         <w:rPr>
@@ -9011,7 +9284,7 @@
           <w:ilvl w:val="0"/>
           <w:numId w:val="1"/>
         </w:numPr>
-        <w:spacing w:lineRule="exact" w:line="276" w:before="0" w:after="60"/>
+        <w:spacing w:lineRule="auto" w:line="276" w:before="0" w:after="60"/>
         <w:rPr/>
       </w:pPr>
       <w:r>
@@ -9035,7 +9308,7 @@
           <w:ilvl w:val="0"/>
           <w:numId w:val="1"/>
         </w:numPr>
-        <w:spacing w:lineRule="exact" w:line="276" w:before="0" w:after="60"/>
+        <w:spacing w:lineRule="auto" w:line="276" w:before="0" w:after="60"/>
         <w:rPr/>
       </w:pPr>
       <w:r>
@@ -9059,7 +9332,7 @@
           <w:ilvl w:val="0"/>
           <w:numId w:val="1"/>
         </w:numPr>
-        <w:spacing w:lineRule="exact" w:line="276" w:before="0" w:after="60"/>
+        <w:spacing w:lineRule="auto" w:line="276" w:before="0" w:after="60"/>
         <w:rPr/>
       </w:pPr>
       <w:r>
@@ -9083,7 +9356,7 @@
           <w:ilvl w:val="0"/>
           <w:numId w:val="1"/>
         </w:numPr>
-        <w:spacing w:lineRule="exact" w:line="276" w:before="0" w:after="60"/>
+        <w:spacing w:lineRule="auto" w:line="276" w:before="0" w:after="60"/>
         <w:rPr/>
       </w:pPr>
       <w:r>
@@ -9107,7 +9380,7 @@
           <w:ilvl w:val="0"/>
           <w:numId w:val="1"/>
         </w:numPr>
-        <w:spacing w:lineRule="exact" w:line="276" w:before="0" w:after="60"/>
+        <w:spacing w:lineRule="auto" w:line="276" w:before="0" w:after="60"/>
         <w:rPr/>
       </w:pPr>
       <w:r>
@@ -9131,7 +9404,7 @@
           <w:ilvl w:val="0"/>
           <w:numId w:val="1"/>
         </w:numPr>
-        <w:spacing w:lineRule="exact" w:line="276" w:before="0" w:after="60"/>
+        <w:spacing w:lineRule="auto" w:line="276" w:before="0" w:after="60"/>
         <w:rPr/>
       </w:pPr>
       <w:r>
@@ -9145,7 +9418,7 @@
           <w:sz w:val="21"/>
           <w:szCs w:val="21"/>
         </w:rPr>
-        <w:t>Reputation/analytics là projection từ fact cuối cùng. Tín hiệu AML hoặc elevated risk Phase 2 không tự động hold tiền và không thay thế thẩm định con người.</w:t>
+        <w:t>Reputation/analytics là projection từ fact cuối cùng. Tín hiệu AML hoặc elevated risk trong đồ án không tự động hold tiền và không thay thế thẩm định con người.</w:t>
       </w:r>
     </w:p>
     <w:p>
@@ -9155,7 +9428,7 @@
           <w:ilvl w:val="0"/>
           <w:numId w:val="1"/>
         </w:numPr>
-        <w:spacing w:lineRule="exact" w:line="276" w:before="0" w:after="60"/>
+        <w:spacing w:lineRule="auto" w:line="276" w:before="0" w:after="60"/>
         <w:rPr/>
       </w:pPr>
       <w:r>
@@ -9178,8 +9451,8 @@
         <w:spacing w:before="240" w:after="80"/>
         <w:rPr/>
       </w:pPr>
-      <w:bookmarkStart w:id="24" w:name="__RefHeading___Toc766_AgriContract"/>
-      <w:bookmarkEnd w:id="24"/>
+      <w:bookmarkStart w:id="25" w:name="__RefHeading___Toc787_AgriContract"/>
+      <w:bookmarkEnd w:id="25"/>
       <w:r>
         <w:rPr>
           <w:rFonts w:eastAsia="Calibri" w:cs="Calibri" w:ascii="Calibri" w:hAnsi="Calibri"/>
@@ -9189,13 +9462,13 @@
           <w:sz w:val="25"/>
           <w:szCs w:val="25"/>
         </w:rPr>
-        <w:t>9.1 Gói validation sơ cấp trước product–market fit</w:t>
+        <w:t>8.1 Gói validation sơ cấp trước product–market fit</w:t>
       </w:r>
     </w:p>
     <w:p>
       <w:pPr>
         <w:pStyle w:val="Normal"/>
-        <w:spacing w:lineRule="exact" w:line="276" w:before="0" w:after="120"/>
+        <w:spacing w:lineRule="auto" w:line="276" w:before="0" w:after="120"/>
         <w:jc w:val="both"/>
         <w:rPr/>
       </w:pPr>
@@ -9222,8 +9495,8 @@
         <w:spacing w:before="320" w:after="120"/>
         <w:rPr/>
       </w:pPr>
-      <w:bookmarkStart w:id="25" w:name="__RefHeading___Toc768_AgriContract"/>
-      <w:bookmarkEnd w:id="25"/>
+      <w:bookmarkStart w:id="26" w:name="__RefHeading___Toc789_AgriContract"/>
+      <w:bookmarkEnd w:id="26"/>
       <w:r>
         <w:rPr>
           <w:rFonts w:eastAsia="Calibri" w:cs="Calibri" w:ascii="Calibri" w:hAnsi="Calibri"/>
@@ -9243,7 +9516,7 @@
           <w:ilvl w:val="0"/>
           <w:numId w:val="1"/>
         </w:numPr>
-        <w:spacing w:lineRule="exact" w:line="276" w:before="0" w:after="60"/>
+        <w:spacing w:lineRule="auto" w:line="276" w:before="0" w:after="60"/>
         <w:rPr/>
       </w:pPr>
       <w:r>
@@ -9267,7 +9540,7 @@
           <w:ilvl w:val="0"/>
           <w:numId w:val="1"/>
         </w:numPr>
-        <w:spacing w:lineRule="exact" w:line="276" w:before="0" w:after="60"/>
+        <w:spacing w:lineRule="auto" w:line="276" w:before="0" w:after="60"/>
         <w:rPr/>
       </w:pPr>
       <w:r>
@@ -9291,7 +9564,7 @@
           <w:ilvl w:val="0"/>
           <w:numId w:val="1"/>
         </w:numPr>
-        <w:spacing w:lineRule="exact" w:line="276" w:before="0" w:after="60"/>
+        <w:spacing w:lineRule="auto" w:line="276" w:before="0" w:after="60"/>
         <w:rPr/>
       </w:pPr>
       <w:r>
@@ -9315,7 +9588,7 @@
           <w:ilvl w:val="0"/>
           <w:numId w:val="1"/>
         </w:numPr>
-        <w:spacing w:lineRule="exact" w:line="276" w:before="0" w:after="60"/>
+        <w:spacing w:lineRule="auto" w:line="276" w:before="0" w:after="60"/>
         <w:rPr/>
       </w:pPr>
       <w:r>
@@ -9341,8 +9614,8 @@
         <w:spacing w:before="320" w:after="120"/>
         <w:rPr/>
       </w:pPr>
-      <w:bookmarkStart w:id="26" w:name="__RefHeading___Toc770_AgriContract"/>
-      <w:bookmarkEnd w:id="26"/>
+      <w:bookmarkStart w:id="27" w:name="__RefHeading___Toc791_AgriContract"/>
+      <w:bookmarkEnd w:id="27"/>
       <w:r>
         <w:rPr>
           <w:rFonts w:eastAsia="Calibri" w:cs="Calibri" w:ascii="Calibri" w:hAnsi="Calibri"/>
@@ -9358,7 +9631,7 @@
     <w:p>
       <w:pPr>
         <w:pStyle w:val="Normal"/>
-        <w:spacing w:lineRule="exact" w:line="276" w:before="0" w:after="120"/>
+        <w:spacing w:lineRule="auto" w:line="276" w:before="0" w:after="120"/>
         <w:jc w:val="both"/>
         <w:rPr/>
       </w:pPr>
@@ -9379,7 +9652,7 @@
     <w:p>
       <w:pPr>
         <w:pStyle w:val="Normal"/>
-        <w:spacing w:lineRule="exact" w:line="276" w:before="0" w:after="120"/>
+        <w:spacing w:lineRule="auto" w:line="276" w:before="0" w:after="120"/>
         <w:jc w:val="both"/>
         <w:rPr/>
       </w:pPr>
@@ -9400,7 +9673,7 @@
     <w:p>
       <w:pPr>
         <w:pStyle w:val="Normal"/>
-        <w:spacing w:lineRule="exact" w:line="276" w:before="0" w:after="120"/>
+        <w:spacing w:lineRule="auto" w:line="276" w:before="0" w:after="120"/>
         <w:jc w:val="both"/>
         <w:rPr/>
       </w:pPr>
@@ -9421,7 +9694,7 @@
     <w:p>
       <w:pPr>
         <w:pStyle w:val="Normal"/>
-        <w:spacing w:lineRule="exact" w:line="276" w:before="0" w:after="120"/>
+        <w:spacing w:lineRule="auto" w:line="276" w:before="0" w:after="120"/>
         <w:jc w:val="both"/>
         <w:rPr/>
       </w:pPr>
@@ -9442,7 +9715,7 @@
     <w:p>
       <w:pPr>
         <w:pStyle w:val="Normal"/>
-        <w:spacing w:lineRule="exact" w:line="276" w:before="0" w:after="120"/>
+        <w:spacing w:lineRule="auto" w:line="276" w:before="0" w:after="120"/>
         <w:jc w:val="both"/>
         <w:rPr/>
       </w:pPr>
@@ -9463,7 +9736,7 @@
     <w:p>
       <w:pPr>
         <w:pStyle w:val="Normal"/>
-        <w:spacing w:lineRule="exact" w:line="276" w:before="0" w:after="120"/>
+        <w:spacing w:lineRule="auto" w:line="276" w:before="0" w:after="120"/>
         <w:jc w:val="both"/>
         <w:rPr/>
       </w:pPr>
@@ -9484,7 +9757,7 @@
     <w:p>
       <w:pPr>
         <w:pStyle w:val="Normal"/>
-        <w:spacing w:lineRule="exact" w:line="276" w:before="0" w:after="120"/>
+        <w:spacing w:lineRule="auto" w:line="276" w:before="0" w:after="120"/>
         <w:jc w:val="both"/>
         <w:rPr/>
       </w:pPr>
@@ -9505,7 +9778,7 @@
     <w:p>
       <w:pPr>
         <w:pStyle w:val="Normal"/>
-        <w:spacing w:lineRule="exact" w:line="276" w:before="0" w:after="120"/>
+        <w:spacing w:lineRule="auto" w:line="276" w:before="0" w:after="120"/>
         <w:jc w:val="both"/>
         <w:rPr/>
       </w:pPr>
@@ -9526,7 +9799,7 @@
     <w:p>
       <w:pPr>
         <w:pStyle w:val="Normal"/>
-        <w:spacing w:lineRule="exact" w:line="276" w:before="0" w:after="120"/>
+        <w:spacing w:lineRule="auto" w:line="276" w:before="0" w:after="120"/>
         <w:jc w:val="both"/>
         <w:rPr/>
       </w:pPr>
@@ -9547,7 +9820,7 @@
     <w:p>
       <w:pPr>
         <w:pStyle w:val="Normal"/>
-        <w:spacing w:lineRule="exact" w:line="276" w:before="0" w:after="120"/>
+        <w:spacing w:lineRule="auto" w:line="276" w:before="0" w:after="120"/>
         <w:jc w:val="both"/>
         <w:rPr/>
       </w:pPr>
@@ -9568,7 +9841,7 @@
     <w:p>
       <w:pPr>
         <w:pStyle w:val="Normal"/>
-        <w:spacing w:lineRule="exact" w:line="276" w:before="0" w:after="120"/>
+        <w:spacing w:lineRule="auto" w:line="276" w:before="0" w:after="120"/>
         <w:jc w:val="both"/>
         <w:rPr/>
       </w:pPr>
@@ -9589,7 +9862,7 @@
     <w:p>
       <w:pPr>
         <w:pStyle w:val="Normal"/>
-        <w:spacing w:lineRule="exact" w:line="276" w:before="0" w:after="120"/>
+        <w:spacing w:lineRule="auto" w:line="276" w:before="0" w:after="120"/>
         <w:jc w:val="both"/>
         <w:rPr/>
       </w:pPr>
@@ -9610,7 +9883,7 @@
     <w:p>
       <w:pPr>
         <w:pStyle w:val="Normal"/>
-        <w:spacing w:lineRule="exact" w:line="276" w:before="0" w:after="120"/>
+        <w:spacing w:lineRule="auto" w:line="276" w:before="0" w:after="120"/>
         <w:jc w:val="both"/>
         <w:rPr/>
       </w:pPr>
@@ -9631,7 +9904,7 @@
     <w:p>
       <w:pPr>
         <w:pStyle w:val="Normal"/>
-        <w:spacing w:lineRule="exact" w:line="276" w:before="0" w:after="120"/>
+        <w:spacing w:lineRule="auto" w:line="276" w:before="0" w:after="120"/>
         <w:jc w:val="both"/>
         <w:rPr/>
       </w:pPr>
@@ -9652,7 +9925,7 @@
     <w:p>
       <w:pPr>
         <w:pStyle w:val="Normal"/>
-        <w:spacing w:lineRule="exact" w:line="276" w:before="0" w:after="120"/>
+        <w:spacing w:lineRule="auto" w:line="276" w:before="0" w:after="120"/>
         <w:jc w:val="both"/>
         <w:rPr/>
       </w:pPr>
@@ -9673,7 +9946,7 @@
     <w:p>
       <w:pPr>
         <w:pStyle w:val="Normal"/>
-        <w:spacing w:lineRule="exact" w:line="276" w:before="0" w:after="120"/>
+        <w:spacing w:lineRule="auto" w:line="276" w:before="0" w:after="120"/>
         <w:jc w:val="both"/>
         <w:rPr/>
       </w:pPr>
@@ -9694,7 +9967,7 @@
     <w:p>
       <w:pPr>
         <w:pStyle w:val="Normal"/>
-        <w:spacing w:lineRule="exact" w:line="276" w:before="0" w:after="120"/>
+        <w:spacing w:lineRule="auto" w:line="276" w:before="0" w:after="120"/>
         <w:jc w:val="both"/>
         <w:rPr/>
       </w:pPr>
@@ -9715,7 +9988,7 @@
     <w:p>
       <w:pPr>
         <w:pStyle w:val="Normal"/>
-        <w:spacing w:lineRule="exact" w:line="276" w:before="0" w:after="120"/>
+        <w:spacing w:lineRule="auto" w:line="276" w:before="0" w:after="120"/>
         <w:jc w:val="both"/>
         <w:rPr/>
       </w:pPr>
@@ -9736,7 +10009,7 @@
     <w:p>
       <w:pPr>
         <w:pStyle w:val="Normal"/>
-        <w:spacing w:lineRule="exact" w:line="276" w:before="0" w:after="120"/>
+        <w:spacing w:lineRule="auto" w:line="276" w:before="0" w:after="120"/>
         <w:jc w:val="both"/>
         <w:rPr/>
       </w:pPr>
@@ -9757,7 +10030,7 @@
     <w:p>
       <w:pPr>
         <w:pStyle w:val="Normal"/>
-        <w:spacing w:lineRule="exact" w:line="276" w:before="0" w:after="120"/>
+        <w:spacing w:lineRule="auto" w:line="276" w:before="0" w:after="120"/>
         <w:jc w:val="both"/>
         <w:rPr/>
       </w:pPr>
@@ -9778,7 +10051,7 @@
     <w:p>
       <w:pPr>
         <w:pStyle w:val="Normal"/>
-        <w:spacing w:lineRule="exact" w:line="276" w:before="0" w:after="120"/>
+        <w:spacing w:lineRule="auto" w:line="276" w:before="0" w:after="120"/>
         <w:jc w:val="both"/>
         <w:rPr/>
       </w:pPr>
@@ -9799,7 +10072,7 @@
     <w:p>
       <w:pPr>
         <w:pStyle w:val="Normal"/>
-        <w:spacing w:lineRule="exact" w:line="276" w:before="0" w:after="120"/>
+        <w:spacing w:lineRule="auto" w:line="276" w:before="0" w:after="120"/>
         <w:jc w:val="both"/>
         <w:rPr/>
       </w:pPr>
@@ -9820,7 +10093,7 @@
     <w:p>
       <w:pPr>
         <w:pStyle w:val="Normal"/>
-        <w:spacing w:lineRule="exact" w:line="276" w:before="0" w:after="120"/>
+        <w:spacing w:lineRule="auto" w:line="276" w:before="0" w:after="120"/>
         <w:jc w:val="both"/>
         <w:rPr/>
       </w:pPr>
@@ -9841,7 +10114,7 @@
     <w:p>
       <w:pPr>
         <w:pStyle w:val="Normal"/>
-        <w:spacing w:lineRule="exact" w:line="276" w:before="0" w:after="120"/>
+        <w:spacing w:lineRule="auto" w:line="276" w:before="0" w:after="120"/>
         <w:jc w:val="both"/>
         <w:rPr/>
       </w:pPr>
@@ -9862,7 +10135,7 @@
     <w:p>
       <w:pPr>
         <w:pStyle w:val="Normal"/>
-        <w:spacing w:lineRule="exact" w:line="276" w:before="0" w:after="120"/>
+        <w:spacing w:lineRule="auto" w:line="276" w:before="0" w:after="120"/>
         <w:jc w:val="both"/>
         <w:rPr/>
       </w:pPr>
@@ -9883,7 +10156,7 @@
     <w:p>
       <w:pPr>
         <w:pStyle w:val="Normal"/>
-        <w:spacing w:lineRule="exact" w:line="276" w:before="0" w:after="120"/>
+        <w:spacing w:lineRule="auto" w:line="276" w:before="0" w:after="120"/>
         <w:jc w:val="both"/>
         <w:rPr/>
       </w:pPr>
@@ -9904,7 +10177,7 @@
     <w:p>
       <w:pPr>
         <w:pStyle w:val="Normal"/>
-        <w:spacing w:lineRule="exact" w:line="276" w:before="0" w:after="120"/>
+        <w:spacing w:lineRule="auto" w:line="276" w:before="0" w:after="120"/>
         <w:jc w:val="both"/>
         <w:rPr/>
       </w:pPr>
@@ -9925,7 +10198,7 @@
     <w:p>
       <w:pPr>
         <w:pStyle w:val="Normal"/>
-        <w:spacing w:lineRule="exact" w:line="276" w:before="0" w:after="120"/>
+        <w:spacing w:lineRule="auto" w:line="276" w:before="0" w:after="120"/>
         <w:jc w:val="both"/>
         <w:rPr/>
       </w:pPr>
@@ -9946,7 +10219,7 @@
     <w:p>
       <w:pPr>
         <w:pStyle w:val="Normal"/>
-        <w:spacing w:lineRule="exact" w:line="276" w:before="0" w:after="120"/>
+        <w:spacing w:lineRule="auto" w:line="276" w:before="0" w:after="120"/>
         <w:jc w:val="both"/>
         <w:rPr/>
       </w:pPr>
@@ -9967,7 +10240,7 @@
     <w:p>
       <w:pPr>
         <w:pStyle w:val="Normal"/>
-        <w:spacing w:lineRule="exact" w:line="276" w:before="0" w:after="120"/>
+        <w:spacing w:lineRule="auto" w:line="276" w:before="0" w:after="120"/>
         <w:jc w:val="both"/>
         <w:rPr/>
       </w:pPr>
@@ -9982,13 +10255,13 @@
           <w:sz w:val="21"/>
           <w:szCs w:val="21"/>
         </w:rPr>
-        <w:t>[45] Quốc hội Việt Nam, Bộ luật Dân sự số 91/2015/QH13, 2015.</w:t>
+        <w:t>[42] K. E. Cormier, “Grievance practices in Post-Soviet Kyrgyz agriculture,” Law &amp; Soc. Inq., vol. 32, no. 2, 2007, doi: 10.1111/j.1747-4469.2007.00065.x.</w:t>
       </w:r>
     </w:p>
     <w:p>
       <w:pPr>
         <w:pStyle w:val="Normal"/>
-        <w:spacing w:lineRule="exact" w:line="276" w:before="0" w:after="120"/>
+        <w:spacing w:lineRule="auto" w:line="276" w:before="0" w:after="120"/>
         <w:jc w:val="both"/>
         <w:rPr/>
       </w:pPr>
@@ -10003,13 +10276,34 @@
           <w:sz w:val="21"/>
           <w:szCs w:val="21"/>
         </w:rPr>
+        <w:t>[45] Quốc hội Việt Nam, Bộ luật Dân sự số 91/2015/QH13, 2015.</w:t>
+      </w:r>
+    </w:p>
+    <w:p>
+      <w:pPr>
+        <w:pStyle w:val="Normal"/>
+        <w:spacing w:lineRule="auto" w:line="276" w:before="0" w:after="120"/>
+        <w:jc w:val="both"/>
+        <w:rPr/>
+      </w:pPr>
+      <w:r>
+        <w:rPr>
+          <w:rFonts w:eastAsia="Calibri" w:cs="Calibri"/>
+          <w:b w:val="false"/>
+          <w:bCs w:val="false"/>
+          <w:i w:val="false"/>
+          <w:iCs w:val="false"/>
+          <w:color w:val="111827"/>
+          <w:sz w:val="21"/>
+          <w:szCs w:val="21"/>
+        </w:rPr>
         <w:t>[46] Quốc hội Việt Nam, Luật Thương mại số 36/2005/QH11, 2005.</w:t>
       </w:r>
     </w:p>
     <w:p>
       <w:pPr>
         <w:pStyle w:val="Normal"/>
-        <w:spacing w:lineRule="exact" w:line="276" w:before="0" w:after="120"/>
+        <w:spacing w:lineRule="auto" w:line="276" w:before="0" w:after="120"/>
         <w:jc w:val="both"/>
         <w:rPr/>
       </w:pPr>
@@ -10072,14 +10366,14 @@
       <w:pgNumType w:fmt="decimal"/>
       <w:formProt w:val="false"/>
       <w:textDirection w:val="lrTb"/>
-      <w:docGrid w:type="default" w:linePitch="360" w:charSpace="6143"/>
+      <w:docGrid w:type="default" w:linePitch="360" w:charSpace="0"/>
     </w:sectPr>
   </w:body>
 </w:document>
 </file>
 
 <file path=word/footer1.xml><?xml version="1.0" encoding="utf-8"?>
-<w:ftr xmlns:o="urn:schemas-microsoft-com:office:office" xmlns:r="http://schemas.openxmlformats.org/officeDocument/2006/relationships" xmlns:v="urn:schemas-microsoft-com:vml" xmlns:w="http://schemas.openxmlformats.org/wordprocessingml/2006/main" xmlns:w10="urn:schemas-microsoft-com:office:word" xmlns:wp="http://schemas.openxmlformats.org/drawingml/2006/wordprocessingDrawing" xmlns:wps="http://schemas.microsoft.com/office/word/2010/wordprocessingShape" xmlns:wpg="http://schemas.microsoft.com/office/word/2010/wordprocessingGroup" xmlns:mc="http://schemas.openxmlformats.org/markup-compatibility/2006" xmlns:wp14="http://schemas.microsoft.com/office/word/2010/wordprocessingDrawing" xmlns:w14="http://schemas.microsoft.com/office/word/2010/wordml" xmlns:w15="http://schemas.microsoft.com/office/word/2012/wordml" mc:Ignorable="w14 wp14 w15">
+<w:ftr xmlns:o="urn:schemas-microsoft-com:office:office" xmlns:r="http://schemas.openxmlformats.org/officeDocument/2006/relationships" xmlns:v="urn:schemas-microsoft-com:vml" xmlns:w="http://schemas.openxmlformats.org/wordprocessingml/2006/main" xmlns:w10="urn:schemas-microsoft-com:office:word" xmlns:wp="http://schemas.openxmlformats.org/drawingml/2006/wordprocessingDrawing" xmlns:pic="http://schemas.openxmlformats.org/drawingml/2006/picture" xmlns:wps="http://schemas.microsoft.com/office/word/2010/wordprocessingShape" xmlns:wpg="http://schemas.microsoft.com/office/word/2010/wordprocessingGroup" xmlns:mc="http://schemas.openxmlformats.org/markup-compatibility/2006" xmlns:wp14="http://schemas.microsoft.com/office/word/2010/wordprocessingDrawing" xmlns:w14="http://schemas.microsoft.com/office/word/2010/wordml" xmlns:w15="http://schemas.microsoft.com/office/word/2012/wordml" mc:Ignorable="w14 wp14 w15">
   <w:p>
     <w:pPr>
       <w:pStyle w:val="Footer"/>
@@ -10093,7 +10387,7 @@
 </file>
 
 <file path=word/footer2.xml><?xml version="1.0" encoding="utf-8"?>
-<w:ftr xmlns:o="urn:schemas-microsoft-com:office:office" xmlns:r="http://schemas.openxmlformats.org/officeDocument/2006/relationships" xmlns:v="urn:schemas-microsoft-com:vml" xmlns:w="http://schemas.openxmlformats.org/wordprocessingml/2006/main" xmlns:w10="urn:schemas-microsoft-com:office:word" xmlns:wp="http://schemas.openxmlformats.org/drawingml/2006/wordprocessingDrawing" xmlns:wps="http://schemas.microsoft.com/office/word/2010/wordprocessingShape" xmlns:wpg="http://schemas.microsoft.com/office/word/2010/wordprocessingGroup" xmlns:mc="http://schemas.openxmlformats.org/markup-compatibility/2006" xmlns:wp14="http://schemas.microsoft.com/office/word/2010/wordprocessingDrawing" xmlns:w14="http://schemas.microsoft.com/office/word/2010/wordml" xmlns:w15="http://schemas.microsoft.com/office/word/2012/wordml" mc:Ignorable="w14 wp14 w15">
+<w:ftr xmlns:o="urn:schemas-microsoft-com:office:office" xmlns:r="http://schemas.openxmlformats.org/officeDocument/2006/relationships" xmlns:v="urn:schemas-microsoft-com:vml" xmlns:w="http://schemas.openxmlformats.org/wordprocessingml/2006/main" xmlns:w10="urn:schemas-microsoft-com:office:word" xmlns:wp="http://schemas.openxmlformats.org/drawingml/2006/wordprocessingDrawing" xmlns:pic="http://schemas.openxmlformats.org/drawingml/2006/picture" xmlns:wps="http://schemas.microsoft.com/office/word/2010/wordprocessingShape" xmlns:wpg="http://schemas.microsoft.com/office/word/2010/wordprocessingGroup" xmlns:mc="http://schemas.openxmlformats.org/markup-compatibility/2006" xmlns:wp14="http://schemas.microsoft.com/office/word/2010/wordprocessingDrawing" xmlns:w14="http://schemas.microsoft.com/office/word/2010/wordml" xmlns:w15="http://schemas.microsoft.com/office/word/2012/wordml" mc:Ignorable="w14 wp14 w15">
   <w:p>
     <w:pPr>
       <w:pStyle w:val="Normal"/>
@@ -10111,23 +10405,58 @@
       <w:t xml:space="preserve">Final · Tháng 7/2026 · Trang </w:t>
     </w:r>
     <w:r>
-      <w:rPr/>
+      <w:rPr>
+        <w:rFonts w:eastAsia="Calibri" w:cs="Calibri"/>
+        <w:i/>
+        <w:iCs/>
+        <w:color w:val="6B7280"/>
+        <w:sz w:val="19"/>
+        <w:szCs w:val="19"/>
+      </w:rPr>
       <w:fldChar w:fldCharType="begin"/>
     </w:r>
     <w:r>
-      <w:rPr/>
+      <w:rPr>
+        <w:rFonts w:eastAsia="Calibri" w:cs="Calibri"/>
+        <w:i/>
+        <w:iCs/>
+        <w:color w:val="6B7280"/>
+        <w:sz w:val="19"/>
+        <w:szCs w:val="19"/>
+      </w:rPr>
       <w:instrText xml:space="preserve"> PAGE </w:instrText>
     </w:r>
     <w:r>
-      <w:rPr/>
+      <w:rPr>
+        <w:rFonts w:eastAsia="Calibri" w:cs="Calibri"/>
+        <w:i/>
+        <w:iCs/>
+        <w:color w:val="6B7280"/>
+        <w:sz w:val="19"/>
+        <w:szCs w:val="19"/>
+      </w:rPr>
       <w:fldChar w:fldCharType="separate"/>
     </w:r>
     <w:r>
-      <w:rPr/>
+      <w:rPr>
+        <w:rFonts w:eastAsia="Calibri" w:cs="Calibri"/>
+        <w:i/>
+        <w:iCs/>
+        <w:color w:val="6B7280"/>
+        <w:sz w:val="19"/>
+        <w:szCs w:val="19"/>
+      </w:rPr>
       <w:t>12</w:t>
     </w:r>
     <w:r>
-      <w:rPr/>
+      <w:rPr>
+        <w:rFonts w:eastAsia="Calibri" w:cs="Calibri"/>
+        <w:i/>
+        <w:iCs/>
+        <w:color w:val="6B7280"/>
+        <w:sz w:val="19"/>
+        <w:szCs w:val="19"/>
+      </w:rPr>
       <w:fldChar w:fldCharType="end"/>
     </w:r>
     <w:r>
@@ -10140,23 +10469,58 @@
       <w:t>/</w:t>
     </w:r>
     <w:r>
-      <w:rPr/>
+      <w:rPr>
+        <w:rFonts w:eastAsia="Calibri" w:cs="Calibri"/>
+        <w:i/>
+        <w:iCs/>
+        <w:color w:val="6B7280"/>
+        <w:sz w:val="19"/>
+        <w:szCs w:val="19"/>
+      </w:rPr>
       <w:fldChar w:fldCharType="begin"/>
     </w:r>
     <w:r>
-      <w:rPr/>
+      <w:rPr>
+        <w:rFonts w:eastAsia="Calibri" w:cs="Calibri"/>
+        <w:i/>
+        <w:iCs/>
+        <w:color w:val="6B7280"/>
+        <w:sz w:val="19"/>
+        <w:szCs w:val="19"/>
+      </w:rPr>
       <w:instrText xml:space="preserve"> NUMPAGES </w:instrText>
     </w:r>
     <w:r>
-      <w:rPr/>
+      <w:rPr>
+        <w:rFonts w:eastAsia="Calibri" w:cs="Calibri"/>
+        <w:i/>
+        <w:iCs/>
+        <w:color w:val="6B7280"/>
+        <w:sz w:val="19"/>
+        <w:szCs w:val="19"/>
+      </w:rPr>
       <w:fldChar w:fldCharType="separate"/>
     </w:r>
     <w:r>
-      <w:rPr/>
+      <w:rPr>
+        <w:rFonts w:eastAsia="Calibri" w:cs="Calibri"/>
+        <w:i/>
+        <w:iCs/>
+        <w:color w:val="6B7280"/>
+        <w:sz w:val="19"/>
+        <w:szCs w:val="19"/>
+      </w:rPr>
       <w:t>12</w:t>
     </w:r>
     <w:r>
-      <w:rPr/>
+      <w:rPr>
+        <w:rFonts w:eastAsia="Calibri" w:cs="Calibri"/>
+        <w:i/>
+        <w:iCs/>
+        <w:color w:val="6B7280"/>
+        <w:sz w:val="19"/>
+        <w:szCs w:val="19"/>
+      </w:rPr>
       <w:fldChar w:fldCharType="end"/>
     </w:r>
   </w:p>
@@ -10164,7 +10528,7 @@
 </file>
 
 <file path=word/footer3.xml><?xml version="1.0" encoding="utf-8"?>
-<w:ftr xmlns:o="urn:schemas-microsoft-com:office:office" xmlns:r="http://schemas.openxmlformats.org/officeDocument/2006/relationships" xmlns:v="urn:schemas-microsoft-com:vml" xmlns:w="http://schemas.openxmlformats.org/wordprocessingml/2006/main" xmlns:w10="urn:schemas-microsoft-com:office:word" xmlns:wp="http://schemas.openxmlformats.org/drawingml/2006/wordprocessingDrawing" xmlns:wps="http://schemas.microsoft.com/office/word/2010/wordprocessingShape" xmlns:wpg="http://schemas.microsoft.com/office/word/2010/wordprocessingGroup" xmlns:mc="http://schemas.openxmlformats.org/markup-compatibility/2006" xmlns:wp14="http://schemas.microsoft.com/office/word/2010/wordprocessingDrawing" xmlns:w14="http://schemas.microsoft.com/office/word/2010/wordml" xmlns:w15="http://schemas.microsoft.com/office/word/2012/wordml" mc:Ignorable="w14 wp14 w15">
+<w:ftr xmlns:o="urn:schemas-microsoft-com:office:office" xmlns:r="http://schemas.openxmlformats.org/officeDocument/2006/relationships" xmlns:v="urn:schemas-microsoft-com:vml" xmlns:w="http://schemas.openxmlformats.org/wordprocessingml/2006/main" xmlns:w10="urn:schemas-microsoft-com:office:word" xmlns:wp="http://schemas.openxmlformats.org/drawingml/2006/wordprocessingDrawing" xmlns:pic="http://schemas.openxmlformats.org/drawingml/2006/picture" xmlns:wps="http://schemas.microsoft.com/office/word/2010/wordprocessingShape" xmlns:wpg="http://schemas.microsoft.com/office/word/2010/wordprocessingGroup" xmlns:mc="http://schemas.openxmlformats.org/markup-compatibility/2006" xmlns:wp14="http://schemas.microsoft.com/office/word/2010/wordprocessingDrawing" xmlns:w14="http://schemas.microsoft.com/office/word/2010/wordml" xmlns:w15="http://schemas.microsoft.com/office/word/2012/wordml" mc:Ignorable="w14 wp14 w15">
   <w:p>
     <w:pPr>
       <w:pStyle w:val="Normal"/>
@@ -10182,23 +10546,58 @@
       <w:t xml:space="preserve">Final · Tháng 7/2026 · Trang </w:t>
     </w:r>
     <w:r>
-      <w:rPr/>
+      <w:rPr>
+        <w:rFonts w:eastAsia="Calibri" w:cs="Calibri"/>
+        <w:i/>
+        <w:iCs/>
+        <w:color w:val="6B7280"/>
+        <w:sz w:val="19"/>
+        <w:szCs w:val="19"/>
+      </w:rPr>
       <w:fldChar w:fldCharType="begin"/>
     </w:r>
     <w:r>
-      <w:rPr/>
+      <w:rPr>
+        <w:rFonts w:eastAsia="Calibri" w:cs="Calibri"/>
+        <w:i/>
+        <w:iCs/>
+        <w:color w:val="6B7280"/>
+        <w:sz w:val="19"/>
+        <w:szCs w:val="19"/>
+      </w:rPr>
       <w:instrText xml:space="preserve"> PAGE </w:instrText>
     </w:r>
     <w:r>
-      <w:rPr/>
+      <w:rPr>
+        <w:rFonts w:eastAsia="Calibri" w:cs="Calibri"/>
+        <w:i/>
+        <w:iCs/>
+        <w:color w:val="6B7280"/>
+        <w:sz w:val="19"/>
+        <w:szCs w:val="19"/>
+      </w:rPr>
       <w:fldChar w:fldCharType="separate"/>
     </w:r>
     <w:r>
-      <w:rPr/>
+      <w:rPr>
+        <w:rFonts w:eastAsia="Calibri" w:cs="Calibri"/>
+        <w:i/>
+        <w:iCs/>
+        <w:color w:val="6B7280"/>
+        <w:sz w:val="19"/>
+        <w:szCs w:val="19"/>
+      </w:rPr>
       <w:t>12</w:t>
     </w:r>
     <w:r>
-      <w:rPr/>
+      <w:rPr>
+        <w:rFonts w:eastAsia="Calibri" w:cs="Calibri"/>
+        <w:i/>
+        <w:iCs/>
+        <w:color w:val="6B7280"/>
+        <w:sz w:val="19"/>
+        <w:szCs w:val="19"/>
+      </w:rPr>
       <w:fldChar w:fldCharType="end"/>
     </w:r>
     <w:r>
@@ -10211,23 +10610,58 @@
       <w:t>/</w:t>
     </w:r>
     <w:r>
-      <w:rPr/>
+      <w:rPr>
+        <w:rFonts w:eastAsia="Calibri" w:cs="Calibri"/>
+        <w:i/>
+        <w:iCs/>
+        <w:color w:val="6B7280"/>
+        <w:sz w:val="19"/>
+        <w:szCs w:val="19"/>
+      </w:rPr>
       <w:fldChar w:fldCharType="begin"/>
     </w:r>
     <w:r>
-      <w:rPr/>
+      <w:rPr>
+        <w:rFonts w:eastAsia="Calibri" w:cs="Calibri"/>
+        <w:i/>
+        <w:iCs/>
+        <w:color w:val="6B7280"/>
+        <w:sz w:val="19"/>
+        <w:szCs w:val="19"/>
+      </w:rPr>
       <w:instrText xml:space="preserve"> NUMPAGES </w:instrText>
     </w:r>
     <w:r>
-      <w:rPr/>
+      <w:rPr>
+        <w:rFonts w:eastAsia="Calibri" w:cs="Calibri"/>
+        <w:i/>
+        <w:iCs/>
+        <w:color w:val="6B7280"/>
+        <w:sz w:val="19"/>
+        <w:szCs w:val="19"/>
+      </w:rPr>
       <w:fldChar w:fldCharType="separate"/>
     </w:r>
     <w:r>
-      <w:rPr/>
+      <w:rPr>
+        <w:rFonts w:eastAsia="Calibri" w:cs="Calibri"/>
+        <w:i/>
+        <w:iCs/>
+        <w:color w:val="6B7280"/>
+        <w:sz w:val="19"/>
+        <w:szCs w:val="19"/>
+      </w:rPr>
       <w:t>12</w:t>
     </w:r>
     <w:r>
-      <w:rPr/>
+      <w:rPr>
+        <w:rFonts w:eastAsia="Calibri" w:cs="Calibri"/>
+        <w:i/>
+        <w:iCs/>
+        <w:color w:val="6B7280"/>
+        <w:sz w:val="19"/>
+        <w:szCs w:val="19"/>
+      </w:rPr>
       <w:fldChar w:fldCharType="end"/>
     </w:r>
   </w:p>
@@ -10235,7 +10669,7 @@
 </file>
 
 <file path=word/header1.xml><?xml version="1.0" encoding="utf-8"?>
-<w:hdr xmlns:o="urn:schemas-microsoft-com:office:office" xmlns:r="http://schemas.openxmlformats.org/officeDocument/2006/relationships" xmlns:v="urn:schemas-microsoft-com:vml" xmlns:w="http://schemas.openxmlformats.org/wordprocessingml/2006/main" xmlns:w10="urn:schemas-microsoft-com:office:word" xmlns:wp="http://schemas.openxmlformats.org/drawingml/2006/wordprocessingDrawing" xmlns:wps="http://schemas.microsoft.com/office/word/2010/wordprocessingShape" xmlns:wpg="http://schemas.microsoft.com/office/word/2010/wordprocessingGroup" xmlns:mc="http://schemas.openxmlformats.org/markup-compatibility/2006" xmlns:wp14="http://schemas.microsoft.com/office/word/2010/wordprocessingDrawing" xmlns:w14="http://schemas.microsoft.com/office/word/2010/wordml" xmlns:w15="http://schemas.microsoft.com/office/word/2012/wordml" mc:Ignorable="w14 wp14 w15">
+<w:hdr xmlns:o="urn:schemas-microsoft-com:office:office" xmlns:r="http://schemas.openxmlformats.org/officeDocument/2006/relationships" xmlns:v="urn:schemas-microsoft-com:vml" xmlns:w="http://schemas.openxmlformats.org/wordprocessingml/2006/main" xmlns:w10="urn:schemas-microsoft-com:office:word" xmlns:wp="http://schemas.openxmlformats.org/drawingml/2006/wordprocessingDrawing" xmlns:pic="http://schemas.openxmlformats.org/drawingml/2006/picture" xmlns:wps="http://schemas.microsoft.com/office/word/2010/wordprocessingShape" xmlns:wpg="http://schemas.microsoft.com/office/word/2010/wordprocessingGroup" xmlns:mc="http://schemas.openxmlformats.org/markup-compatibility/2006" xmlns:wp14="http://schemas.microsoft.com/office/word/2010/wordprocessingDrawing" xmlns:w14="http://schemas.microsoft.com/office/word/2010/wordml" xmlns:w15="http://schemas.microsoft.com/office/word/2012/wordml" mc:Ignorable="w14 wp14 w15">
   <w:p>
     <w:pPr>
       <w:pStyle w:val="Header"/>
@@ -10249,7 +10683,7 @@
 </file>
 
 <file path=word/header2.xml><?xml version="1.0" encoding="utf-8"?>
-<w:hdr xmlns:o="urn:schemas-microsoft-com:office:office" xmlns:r="http://schemas.openxmlformats.org/officeDocument/2006/relationships" xmlns:v="urn:schemas-microsoft-com:vml" xmlns:w="http://schemas.openxmlformats.org/wordprocessingml/2006/main" xmlns:w10="urn:schemas-microsoft-com:office:word" xmlns:wp="http://schemas.openxmlformats.org/drawingml/2006/wordprocessingDrawing" xmlns:wps="http://schemas.microsoft.com/office/word/2010/wordprocessingShape" xmlns:wpg="http://schemas.microsoft.com/office/word/2010/wordprocessingGroup" xmlns:mc="http://schemas.openxmlformats.org/markup-compatibility/2006" xmlns:wp14="http://schemas.microsoft.com/office/word/2010/wordprocessingDrawing" xmlns:w14="http://schemas.microsoft.com/office/word/2010/wordml" xmlns:w15="http://schemas.microsoft.com/office/word/2012/wordml" mc:Ignorable="w14 wp14 w15">
+<w:hdr xmlns:o="urn:schemas-microsoft-com:office:office" xmlns:r="http://schemas.openxmlformats.org/officeDocument/2006/relationships" xmlns:v="urn:schemas-microsoft-com:vml" xmlns:w="http://schemas.openxmlformats.org/wordprocessingml/2006/main" xmlns:w10="urn:schemas-microsoft-com:office:word" xmlns:wp="http://schemas.openxmlformats.org/drawingml/2006/wordprocessingDrawing" xmlns:pic="http://schemas.openxmlformats.org/drawingml/2006/picture" xmlns:wps="http://schemas.microsoft.com/office/word/2010/wordprocessingShape" xmlns:wpg="http://schemas.microsoft.com/office/word/2010/wordprocessingGroup" xmlns:mc="http://schemas.openxmlformats.org/markup-compatibility/2006" xmlns:wp14="http://schemas.microsoft.com/office/word/2010/wordprocessingDrawing" xmlns:w14="http://schemas.microsoft.com/office/word/2010/wordml" xmlns:w15="http://schemas.microsoft.com/office/word/2012/wordml" mc:Ignorable="w14 wp14 w15">
   <w:p>
     <w:pPr>
       <w:pStyle w:val="Normal"/>
@@ -10271,7 +10705,7 @@
 </file>
 
 <file path=word/header3.xml><?xml version="1.0" encoding="utf-8"?>
-<w:hdr xmlns:o="urn:schemas-microsoft-com:office:office" xmlns:r="http://schemas.openxmlformats.org/officeDocument/2006/relationships" xmlns:v="urn:schemas-microsoft-com:vml" xmlns:w="http://schemas.openxmlformats.org/wordprocessingml/2006/main" xmlns:w10="urn:schemas-microsoft-com:office:word" xmlns:wp="http://schemas.openxmlformats.org/drawingml/2006/wordprocessingDrawing" xmlns:wps="http://schemas.microsoft.com/office/word/2010/wordprocessingShape" xmlns:wpg="http://schemas.microsoft.com/office/word/2010/wordprocessingGroup" xmlns:mc="http://schemas.openxmlformats.org/markup-compatibility/2006" xmlns:wp14="http://schemas.microsoft.com/office/word/2010/wordprocessingDrawing" xmlns:w14="http://schemas.microsoft.com/office/word/2010/wordml" xmlns:w15="http://schemas.microsoft.com/office/word/2012/wordml" mc:Ignorable="w14 wp14 w15">
+<w:hdr xmlns:o="urn:schemas-microsoft-com:office:office" xmlns:r="http://schemas.openxmlformats.org/officeDocument/2006/relationships" xmlns:v="urn:schemas-microsoft-com:vml" xmlns:w="http://schemas.openxmlformats.org/wordprocessingml/2006/main" xmlns:w10="urn:schemas-microsoft-com:office:word" xmlns:wp="http://schemas.openxmlformats.org/drawingml/2006/wordprocessingDrawing" xmlns:pic="http://schemas.openxmlformats.org/drawingml/2006/picture" xmlns:wps="http://schemas.microsoft.com/office/word/2010/wordprocessingShape" xmlns:wpg="http://schemas.microsoft.com/office/word/2010/wordprocessingGroup" xmlns:mc="http://schemas.openxmlformats.org/markup-compatibility/2006" xmlns:wp14="http://schemas.microsoft.com/office/word/2010/wordprocessingDrawing" xmlns:w14="http://schemas.microsoft.com/office/word/2010/wordml" xmlns:w15="http://schemas.microsoft.com/office/word/2012/wordml" mc:Ignorable="w14 wp14 w15">
   <w:p>
     <w:pPr>
       <w:pStyle w:val="Normal"/>
@@ -10579,7 +11013,7 @@
     </w:rPr>
   </w:style>
   <w:style w:type="paragraph" w:styleId="Heading1">
-    <w:name w:val="Heading 1"/>
+    <w:name w:val="heading 1"/>
     <w:basedOn w:val="Heading"/>
     <w:qFormat/>
     <w:pPr>
@@ -10595,7 +11029,7 @@
     </w:rPr>
   </w:style>
   <w:style w:type="paragraph" w:styleId="Heading2">
-    <w:name w:val="Heading 2"/>
+    <w:name w:val="heading 2"/>
     <w:basedOn w:val="Heading"/>
     <w:qFormat/>
     <w:pPr>
@@ -10611,7 +11045,7 @@
     </w:rPr>
   </w:style>
   <w:style w:type="paragraph" w:styleId="Heading3">
-    <w:name w:val="Heading 3"/>
+    <w:name w:val="heading 3"/>
     <w:basedOn w:val="Heading"/>
     <w:qFormat/>
     <w:pPr>
@@ -10627,7 +11061,7 @@
     </w:rPr>
   </w:style>
   <w:style w:type="paragraph" w:styleId="Heading4">
-    <w:name w:val="Heading 4"/>
+    <w:name w:val="heading 4"/>
     <w:basedOn w:val="Heading"/>
     <w:qFormat/>
     <w:pPr>
@@ -10643,7 +11077,7 @@
     </w:rPr>
   </w:style>
   <w:style w:type="paragraph" w:styleId="Heading5">
-    <w:name w:val="Heading 5"/>
+    <w:name w:val="heading 5"/>
     <w:basedOn w:val="Heading"/>
     <w:qFormat/>
     <w:pPr/>
@@ -10652,7 +11086,7 @@
     </w:rPr>
   </w:style>
   <w:style w:type="paragraph" w:styleId="Heading6">
-    <w:name w:val="Heading 6"/>
+    <w:name w:val="heading 6"/>
     <w:basedOn w:val="Heading"/>
     <w:qFormat/>
     <w:pPr/>
@@ -10680,7 +11114,7 @@
     </w:rPr>
   </w:style>
   <w:style w:type="character" w:styleId="FootnoteReference">
-    <w:name w:val="Footnote Reference"/>
+    <w:name w:val="footnote reference"/>
     <w:rPr>
       <w:vertAlign w:val="superscript"/>
     </w:rPr>
@@ -10708,7 +11142,7 @@
     </w:rPr>
   </w:style>
   <w:style w:type="character" w:styleId="EndnoteReference">
-    <w:name w:val="Endnote Reference"/>
+    <w:name w:val="endnote reference"/>
     <w:rPr>
       <w:vertAlign w:val="superscript"/>
     </w:rPr>
@@ -10740,7 +11174,7 @@
       <w:spacing w:before="240" w:after="120"/>
     </w:pPr>
     <w:rPr>
-      <w:rFonts w:ascii="Liberation Sans" w:hAnsi="Liberation Sans" w:eastAsia="Noto Sans CJK SC" w:cs="FreeSans"/>
+      <w:rFonts w:ascii="Liberation Sans" w:hAnsi="Liberation Sans" w:eastAsia="Noto Sans CJK SC" w:cs="Noto Sans Devanagari"/>
       <w:sz w:val="28"/>
       <w:szCs w:val="28"/>
     </w:rPr>
@@ -10758,11 +11192,11 @@
     <w:basedOn w:val="BodyText"/>
     <w:pPr/>
     <w:rPr>
-      <w:rFonts w:cs="FreeSans"/>
+      <w:rFonts w:cs="Noto Sans Devanagari"/>
     </w:rPr>
   </w:style>
   <w:style w:type="paragraph" w:styleId="Caption">
-    <w:name w:val="Caption"/>
+    <w:name w:val="caption"/>
     <w:basedOn w:val="Normal"/>
     <w:qFormat/>
     <w:pPr>
@@ -10770,7 +11204,7 @@
       <w:spacing w:before="120" w:after="120"/>
     </w:pPr>
     <w:rPr>
-      <w:rFonts w:cs="FreeSans"/>
+      <w:rFonts w:cs="Noto Sans Devanagari"/>
       <w:i/>
       <w:iCs/>
       <w:sz w:val="24"/>
@@ -10785,7 +11219,7 @@
       <w:suppressLineNumbers/>
     </w:pPr>
     <w:rPr>
-      <w:rFonts w:cs="FreeSans"/>
+      <w:rFonts w:cs="Noto Sans Devanagari"/>
     </w:rPr>
   </w:style>
   <w:style w:type="paragraph" w:styleId="Title">
@@ -10837,7 +11271,7 @@
     </w:rPr>
   </w:style>
   <w:style w:type="paragraph" w:styleId="FootnoteText">
-    <w:name w:val="Footnote Text"/>
+    <w:name w:val="footnote text"/>
     <w:basedOn w:val="Normal"/>
     <w:link w:val="FootnoteTextChar"/>
     <w:uiPriority w:val="99"/>
@@ -10852,7 +11286,7 @@
     </w:rPr>
   </w:style>
   <w:style w:type="paragraph" w:styleId="EndnoteText">
-    <w:name w:val="Endnote Text"/>
+    <w:name w:val="endnote text"/>
     <w:basedOn w:val="Normal"/>
     <w:link w:val="EndnoteTextChar"/>
     <w:uiPriority w:val="99"/>
@@ -10874,19 +11308,19 @@
     <w:rPr/>
   </w:style>
   <w:style w:type="paragraph" w:styleId="Header">
-    <w:name w:val="Header"/>
+    <w:name w:val="header"/>
     <w:basedOn w:val="HeaderandFooter"/>
     <w:pPr/>
     <w:rPr/>
   </w:style>
   <w:style w:type="paragraph" w:styleId="Footer">
-    <w:name w:val="Footer"/>
+    <w:name w:val="footer"/>
     <w:basedOn w:val="HeaderandFooter"/>
     <w:pPr/>
     <w:rPr/>
   </w:style>
   <w:style w:type="paragraph" w:styleId="TOC1">
-    <w:name w:val="TOC 1"/>
+    <w:name w:val="toc 1"/>
     <w:basedOn w:val="Index"/>
     <w:pPr>
       <w:tabs>
@@ -10898,7 +11332,7 @@
     <w:rPr/>
   </w:style>
   <w:style w:type="paragraph" w:styleId="TOC2">
-    <w:name w:val="TOC 2"/>
+    <w:name w:val="toc 2"/>
     <w:basedOn w:val="Index"/>
     <w:pPr>
       <w:tabs>
@@ -10920,37 +11354,37 @@
         <a:srgbClr val="000000"/>
       </a:dk1>
       <a:lt1>
-        <a:srgbClr val="ffffff"/>
+        <a:srgbClr val="FFFFFF"/>
       </a:lt1>
       <a:dk2>
         <a:srgbClr val="000000"/>
       </a:dk2>
       <a:lt2>
-        <a:srgbClr val="ffffff"/>
+        <a:srgbClr val="FFFFFF"/>
       </a:lt2>
       <a:accent1>
-        <a:srgbClr val="18a303"/>
+        <a:srgbClr val="18A303"/>
       </a:accent1>
       <a:accent2>
-        <a:srgbClr val="0369a3"/>
+        <a:srgbClr val="0369A3"/>
       </a:accent2>
       <a:accent3>
-        <a:srgbClr val="a33e03"/>
+        <a:srgbClr val="A33E03"/>
       </a:accent3>
       <a:accent4>
-        <a:srgbClr val="8e03a3"/>
+        <a:srgbClr val="8E03A3"/>
       </a:accent4>
       <a:accent5>
-        <a:srgbClr val="c99c00"/>
+        <a:srgbClr val="C99C00"/>
       </a:accent5>
       <a:accent6>
-        <a:srgbClr val="c9211e"/>
+        <a:srgbClr val="C9211E"/>
       </a:accent6>
       <a:hlink>
-        <a:srgbClr val="0000ee"/>
+        <a:srgbClr val="0000EE"/>
       </a:hlink>
       <a:folHlink>
-        <a:srgbClr val="551a8b"/>
+        <a:srgbClr val="551A8B"/>
       </a:folHlink>
     </a:clrScheme>
     <a:fontScheme name="Office">
